--- a/reference/02-settings-and-models.docx
+++ b/reference/02-settings-and-models.docx
@@ -318,7 +318,7 @@
           <w:noProof/>
         </w:rPr>
         <w:drawing>
-          <wp:inline distT="0" distB="0" distL="0" distR="0" wp14:anchorId="06910315" wp14:editId="042FFC52">
+          <wp:inline distT="0" distB="0" distL="0" distR="0" wp14:anchorId="047836E2" wp14:editId="12DE2278">
             <wp:extent cx="6210300" cy="886384"/>
             <wp:effectExtent l="0" t="0" r="0" b="0"/>
             <wp:docPr id="12" name="Picture" descr="The &quot;Customize instructions for Cowork&quot; card."/>
@@ -475,7 +475,7 @@
         <w:t xml:space="preserve">I work in HR at Zava. Write in a warm, professional, inclusive tone suitable for employee communications. When you answer a policy or benefits question, cite the source document and add "Policies can change — please confirm with HR." Save emails and messages as drafts for me to review; during this workshop, never send anything to anyone but me. Use only the Zava sample files </w:t>
       </w:r>
       <w:r>
-        <w:t>in my OneDrive folder Documents/Cowork, and never include real employee personal data.</w:t>
+        <w:t>in my OneDrive folder Documents/ai_hr_cowork_workshop, and never include real employee personal data.</w:t>
       </w:r>
     </w:p>
     <w:p>
@@ -644,6 +644,7 @@
           <w:b/>
           <w:bCs/>
         </w:rPr>
+        <w:lastRenderedPageBreak/>
         <w:t>Tips:</w:t>
       </w:r>
       <w:r>
@@ -678,7 +679,6 @@
       <w:bookmarkEnd w:id="3"/>
       <w:bookmarkEnd w:id="4"/>
       <w:r>
-        <w:lastRenderedPageBreak/>
         <w:t>Personal skills</w:t>
       </w:r>
     </w:p>
@@ -1387,7 +1387,7 @@
   <w:abstractNum w:abstractNumId="0" w15:restartNumberingAfterBreak="0">
     <w:nsid w:val="0000A990"/>
     <w:multiLevelType w:val="multilevel"/>
-    <w:tmpl w:val="5D1EA038"/>
+    <w:tmpl w:val="FB6269AC"/>
     <w:lvl w:ilvl="0">
       <w:numFmt w:val="bullet"/>
       <w:lvlText w:val=" "/>
@@ -1464,7 +1464,7 @@
   <w:abstractNum w:abstractNumId="1" w15:restartNumberingAfterBreak="0">
     <w:nsid w:val="0000A991"/>
     <w:multiLevelType w:val="multilevel"/>
-    <w:tmpl w:val="59EE7B7A"/>
+    <w:tmpl w:val="1DAEFB36"/>
     <w:lvl w:ilvl="0">
       <w:numFmt w:val="bullet"/>
       <w:lvlText w:val=""/>
@@ -1565,19 +1565,19 @@
       </w:rPr>
     </w:lvl>
   </w:abstractNum>
-  <w:num w:numId="1" w16cid:durableId="1290547015">
+  <w:num w:numId="1" w16cid:durableId="368333838">
     <w:abstractNumId w:val="0"/>
   </w:num>
-  <w:num w:numId="2" w16cid:durableId="603734602">
+  <w:num w:numId="2" w16cid:durableId="1376613886">
     <w:abstractNumId w:val="1"/>
   </w:num>
-  <w:num w:numId="3" w16cid:durableId="132139502">
+  <w:num w:numId="3" w16cid:durableId="2013334932">
     <w:abstractNumId w:val="1"/>
   </w:num>
-  <w:num w:numId="4" w16cid:durableId="1731221848">
+  <w:num w:numId="4" w16cid:durableId="1163089158">
     <w:abstractNumId w:val="1"/>
   </w:num>
-  <w:num w:numId="5" w16cid:durableId="861623447">
+  <w:num w:numId="5" w16cid:durableId="1652714004">
     <w:abstractNumId w:val="1"/>
   </w:num>
 </w:numbering>
@@ -2822,7 +2822,7 @@
     <w:name w:val="header"/>
     <w:basedOn w:val="Normal"/>
     <w:link w:val="HeaderChar"/>
-    <w:rsid w:val="0088725B"/>
+    <w:rsid w:val="00946D68"/>
     <w:pPr>
       <w:tabs>
         <w:tab w:val="center" w:pos="4513"/>
@@ -2835,7 +2835,7 @@
     <w:name w:val="Header Char"/>
     <w:basedOn w:val="DefaultParagraphFont"/>
     <w:link w:val="Header"/>
-    <w:rsid w:val="0088725B"/>
+    <w:rsid w:val="00946D68"/>
     <w:rPr>
       <w:rFonts w:ascii="Segoe UI" w:eastAsia="Segoe UI" w:hAnsi="Segoe UI" w:cs="Segoe UI"/>
       <w:color w:val="242424"/>
@@ -2846,7 +2846,7 @@
     <w:name w:val="footer"/>
     <w:basedOn w:val="Normal"/>
     <w:link w:val="FooterChar"/>
-    <w:rsid w:val="0088725B"/>
+    <w:rsid w:val="00946D68"/>
     <w:pPr>
       <w:tabs>
         <w:tab w:val="center" w:pos="4513"/>
@@ -2859,7 +2859,7 @@
     <w:name w:val="Footer Char"/>
     <w:basedOn w:val="DefaultParagraphFont"/>
     <w:link w:val="Footer"/>
-    <w:rsid w:val="0088725B"/>
+    <w:rsid w:val="00946D68"/>
     <w:rPr>
       <w:rFonts w:ascii="Segoe UI" w:eastAsia="Segoe UI" w:hAnsi="Segoe UI" w:cs="Segoe UI"/>
       <w:color w:val="242424"/>

--- a/reference/02-settings-and-models.docx
+++ b/reference/02-settings-and-models.docx
@@ -266,6 +266,52 @@
     </w:p>
     <w:p>
       <w:pPr>
+        <w:pStyle w:val="BodyText"/>
+      </w:pPr>
+      <w:r>
+        <w:rPr>
+          <w:b/>
+          <w:bCs/>
+        </w:rPr>
+        <w:t>See what a task cost:</w:t>
+      </w:r>
+      <w:r>
+        <w:t xml:space="preserve"> type </w:t>
+      </w:r>
+      <w:r>
+        <w:rPr>
+          <w:rStyle w:val="VerbatimChar"/>
+          <w:b/>
+          <w:bCs/>
+        </w:rPr>
+        <w:t>/cost</w:t>
+      </w:r>
+      <w:r>
+        <w:t xml:space="preserve"> in any task. Cowork shows the approximate Copilot Credits the task has used so far, how many you've used this month, and how many remain. </w:t>
+      </w:r>
+      <w:r>
+        <w:rPr>
+          <w:rStyle w:val="VerbatimChar"/>
+        </w:rPr>
+        <w:t>/cost</w:t>
+      </w:r>
+      <w:r>
+        <w:t xml:space="preserve"> itself is free. It's an estimate, not a bill, and it only works after a task has run. You practice this at the end of Exercise 1. Details: </w:t>
+      </w:r>
+      <w:hyperlink r:id="rId7">
+        <w:r>
+          <w:rPr>
+            <w:rStyle w:val="Hyperlink"/>
+          </w:rPr>
+          <w:t>Credit usage for Copilot Cowork tasks</w:t>
+        </w:r>
+      </w:hyperlink>
+      <w:r>
+        <w:t>.</w:t>
+      </w:r>
+    </w:p>
+    <w:p>
+      <w:pPr>
         <w:pStyle w:val="Heading2"/>
       </w:pPr>
       <w:bookmarkStart w:id="3" w:name="custom-instructions"/>
@@ -318,22 +364,22 @@
           <w:noProof/>
         </w:rPr>
         <w:drawing>
-          <wp:inline distT="0" distB="0" distL="0" distR="0" wp14:anchorId="047836E2" wp14:editId="12DE2278">
+          <wp:inline distT="0" distB="0" distL="0" distR="0" wp14:anchorId="60A7FB8A" wp14:editId="2769CEF3">
             <wp:extent cx="6210300" cy="886384"/>
             <wp:effectExtent l="0" t="0" r="0" b="0"/>
-            <wp:docPr id="12" name="Picture" descr="The &quot;Customize instructions for Cowork&quot; card."/>
+            <wp:docPr id="13" name="Picture" descr="The &quot;Customize instructions for Cowork&quot; card."/>
             <wp:cNvGraphicFramePr/>
             <a:graphic xmlns:a="http://schemas.openxmlformats.org/drawingml/2006/main">
               <a:graphicData uri="http://schemas.openxmlformats.org/drawingml/2006/picture">
                 <pic:pic xmlns:pic="http://schemas.openxmlformats.org/drawingml/2006/picture">
                   <pic:nvPicPr>
-                    <pic:cNvPr id="13" name="Picture" descr="media/customize-instructions.png"/>
+                    <pic:cNvPr id="14" name="Picture" descr="media/customize-instructions.png"/>
                     <pic:cNvPicPr>
                       <a:picLocks noChangeAspect="1" noChangeArrowheads="1"/>
                     </pic:cNvPicPr>
                   </pic:nvPicPr>
                   <pic:blipFill>
-                    <a:blip r:embed="rId7"/>
+                    <a:blip r:embed="rId8"/>
                     <a:stretch>
                       <a:fillRect/>
                     </a:stretch>
@@ -365,6 +411,7 @@
         <w:pStyle w:val="BodyText"/>
       </w:pPr>
       <w:r>
+        <w:lastRenderedPageBreak/>
         <w:t xml:space="preserve">Set them once and they carry across sessions — no need to repeat yourself in every prompt. They're personal to you, support rich text (type </w:t>
       </w:r>
       <w:r>
@@ -375,10 +422,7 @@
         <w:t>/</w:t>
       </w:r>
       <w:r>
-        <w:t xml:space="preserve"> to reference a skill, file, person, or meeting), and can </w:t>
-      </w:r>
-      <w:r>
-        <w:t xml:space="preserve">be up to about </w:t>
+        <w:t xml:space="preserve"> to reference a skill, file, person, or meeting), and can be up to about </w:t>
       </w:r>
       <w:r>
         <w:rPr>
@@ -390,7 +434,7 @@
       <w:r>
         <w:t>. Keep them short and consistent: Cowork includes them in every task, so long or conflicting instructions leave less room for the task itself. (</w:t>
       </w:r>
-      <w:hyperlink r:id="rId8" w:anchor="custom-instructions-in-cowork">
+      <w:hyperlink r:id="rId9" w:anchor="custom-instructions-in-cowork">
         <w:r>
           <w:rPr>
             <w:rStyle w:val="Hyperlink"/>
@@ -408,7 +452,6 @@
       </w:pPr>
       <w:bookmarkStart w:id="4" w:name="sample-custom-instructions-to-paste"/>
       <w:r>
-        <w:lastRenderedPageBreak/>
         <w:t>Sample custom instructions to paste</w:t>
       </w:r>
     </w:p>
@@ -446,7 +489,10 @@
         <w:t>Customize → Preferences → Customize instructions for Cowork</w:t>
       </w:r>
       <w:r>
-        <w:t>. Don't stack several: overlapping rules can conflict. Use sample 1 during the workshop.</w:t>
+        <w:t xml:space="preserve">. Don't stack several: overlapping rules can </w:t>
+      </w:r>
+      <w:r>
+        <w:t>conflict. Use sample 1 during the workshop.</w:t>
       </w:r>
     </w:p>
     <w:p>
@@ -617,6 +663,7 @@
         <w:ind w:left="288" w:right="144"/>
       </w:pPr>
       <w:r>
+        <w:lastRenderedPageBreak/>
         <w:t xml:space="preserve">Use {US or UK} English spelling. In Word documents, start with a title and a one-paragraph summary, then sections with headings. In PowerPoint, use no more than five bullets per slide and put details </w:t>
       </w:r>
       <w:r>
@@ -644,7 +691,6 @@
           <w:b/>
           <w:bCs/>
         </w:rPr>
-        <w:lastRenderedPageBreak/>
         <w:t>Tips:</w:t>
       </w:r>
       <w:r>
@@ -709,7 +755,7 @@
       <w:r>
         <w:t xml:space="preserve"> — reusable instructions that teach Cowork to handle a recurring task consistently. This workshop builds one in Exercise 4. See </w:t>
       </w:r>
-      <w:hyperlink r:id="rId9">
+      <w:hyperlink r:id="rId10">
         <w:r>
           <w:rPr>
             <w:rStyle w:val="Hyperlink"/>
@@ -808,7 +854,7 @@
       <w:r>
         <w:t xml:space="preserve">(job listings). Availability depends on what your admin approves. See </w:t>
       </w:r>
-      <w:hyperlink r:id="rId10">
+      <w:hyperlink r:id="rId11">
         <w:r>
           <w:rPr>
             <w:rStyle w:val="Hyperlink"/>
@@ -1188,6 +1234,7 @@
               <w:rPr>
                 <w:sz w:val="19"/>
               </w:rPr>
+              <w:lastRenderedPageBreak/>
               <w:t>Same preference every time</w:t>
             </w:r>
           </w:p>
@@ -1267,7 +1314,7 @@
     </w:tbl>
     <w:p/>
     <w:sectPr>
-      <w:footerReference w:type="default" r:id="rId11"/>
+      <w:footerReference w:type="default" r:id="rId12"/>
       <w:footnotePr>
         <w:numRestart w:val="eachSect"/>
       </w:footnotePr>
@@ -1387,7 +1434,7 @@
   <w:abstractNum w:abstractNumId="0" w15:restartNumberingAfterBreak="0">
     <w:nsid w:val="0000A990"/>
     <w:multiLevelType w:val="multilevel"/>
-    <w:tmpl w:val="FB6269AC"/>
+    <w:tmpl w:val="A000C3C4"/>
     <w:lvl w:ilvl="0">
       <w:numFmt w:val="bullet"/>
       <w:lvlText w:val=" "/>
@@ -1464,7 +1511,7 @@
   <w:abstractNum w:abstractNumId="1" w15:restartNumberingAfterBreak="0">
     <w:nsid w:val="0000A991"/>
     <w:multiLevelType w:val="multilevel"/>
-    <w:tmpl w:val="1DAEFB36"/>
+    <w:tmpl w:val="C02CF0B6"/>
     <w:lvl w:ilvl="0">
       <w:numFmt w:val="bullet"/>
       <w:lvlText w:val=""/>
@@ -1565,19 +1612,19 @@
       </w:rPr>
     </w:lvl>
   </w:abstractNum>
-  <w:num w:numId="1" w16cid:durableId="368333838">
+  <w:num w:numId="1" w16cid:durableId="1025137352">
     <w:abstractNumId w:val="0"/>
   </w:num>
-  <w:num w:numId="2" w16cid:durableId="1376613886">
+  <w:num w:numId="2" w16cid:durableId="1483810964">
     <w:abstractNumId w:val="1"/>
   </w:num>
-  <w:num w:numId="3" w16cid:durableId="2013334932">
+  <w:num w:numId="3" w16cid:durableId="2071463457">
     <w:abstractNumId w:val="1"/>
   </w:num>
-  <w:num w:numId="4" w16cid:durableId="1163089158">
+  <w:num w:numId="4" w16cid:durableId="320499039">
     <w:abstractNumId w:val="1"/>
   </w:num>
-  <w:num w:numId="5" w16cid:durableId="1652714004">
+  <w:num w:numId="5" w16cid:durableId="1155802096">
     <w:abstractNumId w:val="1"/>
   </w:num>
 </w:numbering>
@@ -2822,7 +2869,7 @@
     <w:name w:val="header"/>
     <w:basedOn w:val="Normal"/>
     <w:link w:val="HeaderChar"/>
-    <w:rsid w:val="00946D68"/>
+    <w:rsid w:val="006F4D02"/>
     <w:pPr>
       <w:tabs>
         <w:tab w:val="center" w:pos="4513"/>
@@ -2835,7 +2882,7 @@
     <w:name w:val="Header Char"/>
     <w:basedOn w:val="DefaultParagraphFont"/>
     <w:link w:val="Header"/>
-    <w:rsid w:val="00946D68"/>
+    <w:rsid w:val="006F4D02"/>
     <w:rPr>
       <w:rFonts w:ascii="Segoe UI" w:eastAsia="Segoe UI" w:hAnsi="Segoe UI" w:cs="Segoe UI"/>
       <w:color w:val="242424"/>
@@ -2846,7 +2893,7 @@
     <w:name w:val="footer"/>
     <w:basedOn w:val="Normal"/>
     <w:link w:val="FooterChar"/>
-    <w:rsid w:val="00946D68"/>
+    <w:rsid w:val="006F4D02"/>
     <w:pPr>
       <w:tabs>
         <w:tab w:val="center" w:pos="4513"/>
@@ -2859,7 +2906,7 @@
     <w:name w:val="Footer Char"/>
     <w:basedOn w:val="DefaultParagraphFont"/>
     <w:link w:val="Footer"/>
-    <w:rsid w:val="00946D68"/>
+    <w:rsid w:val="006F4D02"/>
     <w:rPr>
       <w:rFonts w:ascii="Segoe UI" w:eastAsia="Segoe UI" w:hAnsi="Segoe UI" w:cs="Segoe UI"/>
       <w:color w:val="242424"/>

--- a/reference/02-settings-and-models.docx
+++ b/reference/02-settings-and-models.docx
@@ -318,7 +318,7 @@
           <w:noProof/>
         </w:rPr>
         <w:drawing>
-          <wp:inline distT="0" distB="0" distL="0" distR="0" wp14:anchorId="047836E2" wp14:editId="12DE2278">
+          <wp:inline distT="0" distB="0" distL="0" distR="0" wp14:anchorId="0EF1B286" wp14:editId="695A8170">
             <wp:extent cx="6210300" cy="886384"/>
             <wp:effectExtent l="0" t="0" r="0" b="0"/>
             <wp:docPr id="12" name="Picture" descr="The &quot;Customize instructions for Cowork&quot; card."/>
@@ -1387,7 +1387,7 @@
   <w:abstractNum w:abstractNumId="0" w15:restartNumberingAfterBreak="0">
     <w:nsid w:val="0000A990"/>
     <w:multiLevelType w:val="multilevel"/>
-    <w:tmpl w:val="FB6269AC"/>
+    <w:tmpl w:val="331C377C"/>
     <w:lvl w:ilvl="0">
       <w:numFmt w:val="bullet"/>
       <w:lvlText w:val=" "/>
@@ -1464,7 +1464,7 @@
   <w:abstractNum w:abstractNumId="1" w15:restartNumberingAfterBreak="0">
     <w:nsid w:val="0000A991"/>
     <w:multiLevelType w:val="multilevel"/>
-    <w:tmpl w:val="1DAEFB36"/>
+    <w:tmpl w:val="E0FA6CC8"/>
     <w:lvl w:ilvl="0">
       <w:numFmt w:val="bullet"/>
       <w:lvlText w:val=""/>
@@ -1565,19 +1565,19 @@
       </w:rPr>
     </w:lvl>
   </w:abstractNum>
-  <w:num w:numId="1" w16cid:durableId="368333838">
+  <w:num w:numId="1" w16cid:durableId="647974861">
     <w:abstractNumId w:val="0"/>
   </w:num>
-  <w:num w:numId="2" w16cid:durableId="1376613886">
+  <w:num w:numId="2" w16cid:durableId="1916747126">
     <w:abstractNumId w:val="1"/>
   </w:num>
-  <w:num w:numId="3" w16cid:durableId="2013334932">
+  <w:num w:numId="3" w16cid:durableId="1438522650">
     <w:abstractNumId w:val="1"/>
   </w:num>
-  <w:num w:numId="4" w16cid:durableId="1163089158">
+  <w:num w:numId="4" w16cid:durableId="74939223">
     <w:abstractNumId w:val="1"/>
   </w:num>
-  <w:num w:numId="5" w16cid:durableId="1652714004">
+  <w:num w:numId="5" w16cid:durableId="397627781">
     <w:abstractNumId w:val="1"/>
   </w:num>
 </w:numbering>
@@ -2822,7 +2822,7 @@
     <w:name w:val="header"/>
     <w:basedOn w:val="Normal"/>
     <w:link w:val="HeaderChar"/>
-    <w:rsid w:val="00946D68"/>
+    <w:rsid w:val="001610FE"/>
     <w:pPr>
       <w:tabs>
         <w:tab w:val="center" w:pos="4513"/>
@@ -2835,7 +2835,7 @@
     <w:name w:val="Header Char"/>
     <w:basedOn w:val="DefaultParagraphFont"/>
     <w:link w:val="Header"/>
-    <w:rsid w:val="00946D68"/>
+    <w:rsid w:val="001610FE"/>
     <w:rPr>
       <w:rFonts w:ascii="Segoe UI" w:eastAsia="Segoe UI" w:hAnsi="Segoe UI" w:cs="Segoe UI"/>
       <w:color w:val="242424"/>
@@ -2846,7 +2846,7 @@
     <w:name w:val="footer"/>
     <w:basedOn w:val="Normal"/>
     <w:link w:val="FooterChar"/>
-    <w:rsid w:val="00946D68"/>
+    <w:rsid w:val="001610FE"/>
     <w:pPr>
       <w:tabs>
         <w:tab w:val="center" w:pos="4513"/>
@@ -2859,7 +2859,7 @@
     <w:name w:val="Footer Char"/>
     <w:basedOn w:val="DefaultParagraphFont"/>
     <w:link w:val="Footer"/>
-    <w:rsid w:val="00946D68"/>
+    <w:rsid w:val="001610FE"/>
     <w:rPr>
       <w:rFonts w:ascii="Segoe UI" w:eastAsia="Segoe UI" w:hAnsi="Segoe UI" w:cs="Segoe UI"/>
       <w:color w:val="242424"/>

--- a/reference/02-settings-and-models.docx
+++ b/reference/02-settings-and-models.docx
@@ -318,7 +318,7 @@
           <w:noProof/>
         </w:rPr>
         <w:drawing>
-          <wp:inline distT="0" distB="0" distL="0" distR="0" wp14:anchorId="0EF1B286" wp14:editId="695A8170">
+          <wp:inline distT="0" distB="0" distL="0" distR="0" wp14:anchorId="59C6748E" wp14:editId="2D7253F6">
             <wp:extent cx="6210300" cy="886384"/>
             <wp:effectExtent l="0" t="0" r="0" b="0"/>
             <wp:docPr id="12" name="Picture" descr="The &quot;Customize instructions for Cowork&quot; card."/>
@@ -472,10 +472,10 @@
         <w:ind w:left="288" w:right="144"/>
       </w:pPr>
       <w:r>
-        <w:t xml:space="preserve">I work in HR at Zava. Write in a warm, professional, inclusive tone suitable for employee communications. When you answer a policy or benefits question, cite the source document and add "Policies can change — please confirm with HR." Save emails and messages as drafts for me to review; during this workshop, never send anything to anyone but me. Use only the Zava sample files </w:t>
-      </w:r>
-      <w:r>
-        <w:t>in my OneDrive folder Documents/ai_hr_cowork_workshop, and never include real employee personal data.</w:t>
+        <w:t xml:space="preserve">I work in HR at Zava. Write in a warm, professional, inclusive tone suitable for employee communications. When you answer a policy or benefits question, cite the source document and add "Policies can change — please confirm with HR." Save emails and messages as drafts for me to review; during this workshop, never send anything to anyone but me. Unless I ask you to use my </w:t>
+      </w:r>
+      <w:r>
+        <w:t>mail, calendar, or Teams, use only the Zava sample files in my OneDrive folder Documents/ai_hr_cowork_workshop, and never copy real employee personal data into files or drafts.</w:t>
       </w:r>
     </w:p>
     <w:p>
@@ -501,10 +501,10 @@
         <w:ind w:left="288" w:right="144"/>
       </w:pPr>
       <w:r>
-        <w:t xml:space="preserve">I'm an HR business partner supporting {teams or business units}. Lead with the answer, then up to five bullets, in plain language a manager could forward without editing. Flag anything that touches pay, performance, discipline, leave, or legal risk, and suggest I check with Employee Relations or </w:t>
-      </w:r>
-      <w:r>
-        <w:t>Legal. Never make or recommend a decision about an individual employee; give me options and the policy that applies. Save every email and Teams message as a draft for me to review.</w:t>
+        <w:t>I'm an HR business partner supporting {teams or business units}. Lead with the answer, then up to five bullets, in plain language a manager could forward without editing. Flag anything that touches pay, performance, discipline, leave, or legal risk, and suggest I check with Employee Relations or</w:t>
+      </w:r>
+      <w:r>
+        <w:t xml:space="preserve"> Legal. Never make or recommend a decision about an individual employee; give me options and the policy that applies. Save every email and Teams message as a draft for me to review.</w:t>
       </w:r>
     </w:p>
     <w:p>
@@ -1387,7 +1387,7 @@
   <w:abstractNum w:abstractNumId="0" w15:restartNumberingAfterBreak="0">
     <w:nsid w:val="0000A990"/>
     <w:multiLevelType w:val="multilevel"/>
-    <w:tmpl w:val="331C377C"/>
+    <w:tmpl w:val="0A1ADA76"/>
     <w:lvl w:ilvl="0">
       <w:numFmt w:val="bullet"/>
       <w:lvlText w:val=" "/>
@@ -1464,7 +1464,7 @@
   <w:abstractNum w:abstractNumId="1" w15:restartNumberingAfterBreak="0">
     <w:nsid w:val="0000A991"/>
     <w:multiLevelType w:val="multilevel"/>
-    <w:tmpl w:val="E0FA6CC8"/>
+    <w:tmpl w:val="1526C200"/>
     <w:lvl w:ilvl="0">
       <w:numFmt w:val="bullet"/>
       <w:lvlText w:val=""/>
@@ -1565,19 +1565,19 @@
       </w:rPr>
     </w:lvl>
   </w:abstractNum>
-  <w:num w:numId="1" w16cid:durableId="647974861">
+  <w:num w:numId="1" w16cid:durableId="104692648">
     <w:abstractNumId w:val="0"/>
   </w:num>
-  <w:num w:numId="2" w16cid:durableId="1916747126">
+  <w:num w:numId="2" w16cid:durableId="581330033">
     <w:abstractNumId w:val="1"/>
   </w:num>
-  <w:num w:numId="3" w16cid:durableId="1438522650">
+  <w:num w:numId="3" w16cid:durableId="250507647">
     <w:abstractNumId w:val="1"/>
   </w:num>
-  <w:num w:numId="4" w16cid:durableId="74939223">
+  <w:num w:numId="4" w16cid:durableId="1762027877">
     <w:abstractNumId w:val="1"/>
   </w:num>
-  <w:num w:numId="5" w16cid:durableId="397627781">
+  <w:num w:numId="5" w16cid:durableId="1794403035">
     <w:abstractNumId w:val="1"/>
   </w:num>
 </w:numbering>
@@ -2516,6 +2516,34 @@
       <w:sz w:val="4"/>
     </w:rPr>
   </w:style>
+  <w:style w:type="character" w:customStyle="1" w:styleId="PromptGoal">
+    <w:name w:val="Prompt Goal"/>
+    <w:rPr>
+      <w:color w:val="1F4E99"/>
+      <w:shd w:val="clear" w:color="auto" w:fill="DCEBFF"/>
+    </w:rPr>
+  </w:style>
+  <w:style w:type="character" w:customStyle="1" w:styleId="PromptSource">
+    <w:name w:val="Prompt Source"/>
+    <w:rPr>
+      <w:color w:val="1E6B32"/>
+      <w:shd w:val="clear" w:color="auto" w:fill="DFF5E1"/>
+    </w:rPr>
+  </w:style>
+  <w:style w:type="character" w:customStyle="1" w:styleId="PromptExpectations">
+    <w:name w:val="Prompt Expectations"/>
+    <w:rPr>
+      <w:color w:val="8A4B00"/>
+      <w:shd w:val="clear" w:color="auto" w:fill="FFE9CC"/>
+    </w:rPr>
+  </w:style>
+  <w:style w:type="character" w:customStyle="1" w:styleId="PromptConstraints">
+    <w:name w:val="Prompt Constraints"/>
+    <w:rPr>
+      <w:color w:val="5B2C91"/>
+      <w:shd w:val="clear" w:color="auto" w:fill="EDE3FA"/>
+    </w:rPr>
+  </w:style>
   <w:style w:type="paragraph" w:customStyle="1" w:styleId="SourceCode">
     <w:name w:val="Source Code"/>
     <w:basedOn w:val="Normal"/>
@@ -2822,7 +2850,7 @@
     <w:name w:val="header"/>
     <w:basedOn w:val="Normal"/>
     <w:link w:val="HeaderChar"/>
-    <w:rsid w:val="001610FE"/>
+    <w:rsid w:val="00A74967"/>
     <w:pPr>
       <w:tabs>
         <w:tab w:val="center" w:pos="4513"/>
@@ -2835,7 +2863,7 @@
     <w:name w:val="Header Char"/>
     <w:basedOn w:val="DefaultParagraphFont"/>
     <w:link w:val="Header"/>
-    <w:rsid w:val="001610FE"/>
+    <w:rsid w:val="00A74967"/>
     <w:rPr>
       <w:rFonts w:ascii="Segoe UI" w:eastAsia="Segoe UI" w:hAnsi="Segoe UI" w:cs="Segoe UI"/>
       <w:color w:val="242424"/>
@@ -2846,7 +2874,7 @@
     <w:name w:val="footer"/>
     <w:basedOn w:val="Normal"/>
     <w:link w:val="FooterChar"/>
-    <w:rsid w:val="001610FE"/>
+    <w:rsid w:val="00A74967"/>
     <w:pPr>
       <w:tabs>
         <w:tab w:val="center" w:pos="4513"/>
@@ -2859,7 +2887,7 @@
     <w:name w:val="Footer Char"/>
     <w:basedOn w:val="DefaultParagraphFont"/>
     <w:link w:val="Footer"/>
-    <w:rsid w:val="001610FE"/>
+    <w:rsid w:val="00A74967"/>
     <w:rPr>
       <w:rFonts w:ascii="Segoe UI" w:eastAsia="Segoe UI" w:hAnsi="Segoe UI" w:cs="Segoe UI"/>
       <w:color w:val="242424"/>

--- a/reference/02-settings-and-models.docx
+++ b/reference/02-settings-and-models.docx
@@ -318,7 +318,7 @@
           <w:noProof/>
         </w:rPr>
         <w:drawing>
-          <wp:inline distT="0" distB="0" distL="0" distR="0" wp14:anchorId="59C6748E" wp14:editId="2D7253F6">
+          <wp:inline distT="0" distB="0" distL="0" distR="0" wp14:anchorId="2818F5CE" wp14:editId="609A9F86">
             <wp:extent cx="6210300" cy="886384"/>
             <wp:effectExtent l="0" t="0" r="0" b="0"/>
             <wp:docPr id="12" name="Picture" descr="The &quot;Customize instructions for Cowork&quot; card."/>
@@ -817,7 +817,7 @@
         </w:r>
       </w:hyperlink>
       <w:r>
-        <w:t xml:space="preserve"> for the HR plugins spotlight.</w:t>
+        <w:t xml:space="preserve"> for more on HR plugins.</w:t>
       </w:r>
     </w:p>
     <w:p>
@@ -1387,7 +1387,7 @@
   <w:abstractNum w:abstractNumId="0" w15:restartNumberingAfterBreak="0">
     <w:nsid w:val="0000A990"/>
     <w:multiLevelType w:val="multilevel"/>
-    <w:tmpl w:val="0A1ADA76"/>
+    <w:tmpl w:val="064858AC"/>
     <w:lvl w:ilvl="0">
       <w:numFmt w:val="bullet"/>
       <w:lvlText w:val=" "/>
@@ -1464,7 +1464,7 @@
   <w:abstractNum w:abstractNumId="1" w15:restartNumberingAfterBreak="0">
     <w:nsid w:val="0000A991"/>
     <w:multiLevelType w:val="multilevel"/>
-    <w:tmpl w:val="1526C200"/>
+    <w:tmpl w:val="0302BBB8"/>
     <w:lvl w:ilvl="0">
       <w:numFmt w:val="bullet"/>
       <w:lvlText w:val=""/>
@@ -1565,19 +1565,19 @@
       </w:rPr>
     </w:lvl>
   </w:abstractNum>
-  <w:num w:numId="1" w16cid:durableId="104692648">
+  <w:num w:numId="1" w16cid:durableId="199903922">
     <w:abstractNumId w:val="0"/>
   </w:num>
-  <w:num w:numId="2" w16cid:durableId="581330033">
+  <w:num w:numId="2" w16cid:durableId="1987514424">
     <w:abstractNumId w:val="1"/>
   </w:num>
-  <w:num w:numId="3" w16cid:durableId="250507647">
+  <w:num w:numId="3" w16cid:durableId="1117875353">
     <w:abstractNumId w:val="1"/>
   </w:num>
-  <w:num w:numId="4" w16cid:durableId="1762027877">
+  <w:num w:numId="4" w16cid:durableId="1347292707">
     <w:abstractNumId w:val="1"/>
   </w:num>
-  <w:num w:numId="5" w16cid:durableId="1794403035">
+  <w:num w:numId="5" w16cid:durableId="869686707">
     <w:abstractNumId w:val="1"/>
   </w:num>
 </w:numbering>
@@ -2850,7 +2850,7 @@
     <w:name w:val="header"/>
     <w:basedOn w:val="Normal"/>
     <w:link w:val="HeaderChar"/>
-    <w:rsid w:val="00A74967"/>
+    <w:rsid w:val="00752F9E"/>
     <w:pPr>
       <w:tabs>
         <w:tab w:val="center" w:pos="4513"/>
@@ -2863,7 +2863,7 @@
     <w:name w:val="Header Char"/>
     <w:basedOn w:val="DefaultParagraphFont"/>
     <w:link w:val="Header"/>
-    <w:rsid w:val="00A74967"/>
+    <w:rsid w:val="00752F9E"/>
     <w:rPr>
       <w:rFonts w:ascii="Segoe UI" w:eastAsia="Segoe UI" w:hAnsi="Segoe UI" w:cs="Segoe UI"/>
       <w:color w:val="242424"/>
@@ -2874,7 +2874,7 @@
     <w:name w:val="footer"/>
     <w:basedOn w:val="Normal"/>
     <w:link w:val="FooterChar"/>
-    <w:rsid w:val="00A74967"/>
+    <w:rsid w:val="00752F9E"/>
     <w:pPr>
       <w:tabs>
         <w:tab w:val="center" w:pos="4513"/>
@@ -2887,7 +2887,7 @@
     <w:name w:val="Footer Char"/>
     <w:basedOn w:val="DefaultParagraphFont"/>
     <w:link w:val="Footer"/>
-    <w:rsid w:val="00A74967"/>
+    <w:rsid w:val="00752F9E"/>
     <w:rPr>
       <w:rFonts w:ascii="Segoe UI" w:eastAsia="Segoe UI" w:hAnsi="Segoe UI" w:cs="Segoe UI"/>
       <w:color w:val="242424"/>

--- a/reference/02-settings-and-models.docx
+++ b/reference/02-settings-and-models.docx
@@ -1,14 +1,14 @@
 
 <file path=word/document.xml><?xml version="1.0" encoding="utf-8"?>
-<w:document xmlns:wpc="http://schemas.microsoft.com/office/word/2010/wordprocessingCanvas" xmlns:cx="http://schemas.microsoft.com/office/drawing/2014/chartex" xmlns:cx1="http://schemas.microsoft.com/office/drawing/2015/9/8/chartex" xmlns:cx2="http://schemas.microsoft.com/office/drawing/2015/10/21/chartex" xmlns:cx3="http://schemas.microsoft.com/office/drawing/2016/5/9/chartex" xmlns:cx4="http://schemas.microsoft.com/office/drawing/2016/5/10/chartex" xmlns:cx5="http://schemas.microsoft.com/office/drawing/2016/5/11/chartex" xmlns:cx6="http://schemas.microsoft.com/office/drawing/2016/5/12/chartex" xmlns:cx7="http://schemas.microsoft.com/office/drawing/2016/5/13/chartex" xmlns:cx8="http://schemas.microsoft.com/office/drawing/2016/5/14/chartex" xmlns:mc="http://schemas.openxmlformats.org/markup-compatibility/2006" xmlns:aink="http://schemas.microsoft.com/office/drawing/2016/ink" xmlns:am3d="http://schemas.microsoft.com/office/drawing/2017/model3d" xmlns:o="urn:schemas-microsoft-com:office:office" xmlns:oel="http://schemas.microsoft.com/office/2019/extlst" xmlns:r="http://schemas.openxmlformats.org/officeDocument/2006/relationships" xmlns:m="http://schemas.openxmlformats.org/officeDocument/2006/math" xmlns:v="urn:schemas-microsoft-com:vml" xmlns:wp14="http://schemas.microsoft.com/office/word/2010/wordprocessingDrawing" xmlns:wp="http://schemas.openxmlformats.org/drawingml/2006/wordprocessingDrawing" xmlns:w10="urn:schemas-microsoft-com:office:word" xmlns:w="http://schemas.openxmlformats.org/wordprocessingml/2006/main" xmlns:w14="http://schemas.microsoft.com/office/word/2010/wordml" xmlns:w15="http://schemas.microsoft.com/office/word/2012/wordml" xmlns:w16cex="http://schemas.microsoft.com/office/word/2018/wordml/cex" xmlns:w16cid="http://schemas.microsoft.com/office/word/2016/wordml/cid" xmlns:w16="http://schemas.microsoft.com/office/word/2018/wordml" xmlns:w16du="http://schemas.microsoft.com/office/word/2023/wordml/word16du" xmlns:w16sdtdh="http://schemas.microsoft.com/office/word/2020/wordml/sdtdatahash" xmlns:w16sdtfl="http://schemas.microsoft.com/office/word/2024/wordml/sdtformatlock" xmlns:w16se="http://schemas.microsoft.com/office/word/2015/wordml/symex" xmlns:wpg="http://schemas.microsoft.com/office/word/2010/wordprocessingGroup" xmlns:wpi="http://schemas.microsoft.com/office/word/2010/wordprocessingInk" xmlns:wne="http://schemas.microsoft.com/office/word/2006/wordml" xmlns:wps="http://schemas.microsoft.com/office/word/2010/wordprocessingShape" mc:Ignorable="w14 w15 w16se w16cid w16 w16cex w16sdtdh w16sdtfl w16du wp14">
+<w:document xmlns:w="http://schemas.openxmlformats.org/wordprocessingml/2006/main" xmlns:m="http://schemas.openxmlformats.org/officeDocument/2006/math" xmlns:r="http://schemas.openxmlformats.org/officeDocument/2006/relationships" xmlns:o="urn:schemas-microsoft-com:office:office" xmlns:v="urn:schemas-microsoft-com:vml" xmlns:w10="urn:schemas-microsoft-com:office:word" xmlns:a="http://schemas.openxmlformats.org/drawingml/2006/main" xmlns:pic="http://schemas.openxmlformats.org/drawingml/2006/picture" xmlns:wp="http://schemas.openxmlformats.org/drawingml/2006/wordprocessingDrawing">
   <w:body>
+    <w:bookmarkStart w:id="25" w:name="X2810962e0652294cb329c9527ef81b0f5e272d6"/>
     <w:p>
       <w:pPr>
         <w:pStyle w:val="Heading1"/>
       </w:pPr>
-      <w:bookmarkStart w:id="0" w:name="X2810962e0652294cb329c9527ef81b0f5e272d6"/>
-      <w:r>
-        <w:t>02 · Settings &amp; Models</w:t>
+      <w:r>
+        <w:t xml:space="preserve">02 · Settings &amp; Models</w:t>
       </w:r>
     </w:p>
     <w:p>
@@ -22,7 +22,7 @@
         <w:ind w:left="288" w:right="144"/>
       </w:pPr>
       <w:r>
-        <w:t>Reference sheet for the "Getting Things Done with Copilot Cowork for HR Tasks" workshop.</w:t>
+        <w:t xml:space="preserve">Reference sheet for the "Getting Things Done with Copilot Cowork for HR Tasks" workshop.</w:t>
       </w:r>
     </w:p>
     <w:p>
@@ -30,26 +30,38 @@
         <w:pStyle w:val="BodyText"/>
       </w:pPr>
       <w:r>
-        <w:t xml:space="preserve">Cowork gives you a few controls that shape </w:t>
+        <w:t xml:space="preserve">Cowork gives you a few controls that shape</w:t>
+      </w:r>
+      <w:r>
+        <w:t xml:space="preserve"> </w:t>
       </w:r>
       <w:r>
         <w:rPr>
           <w:i/>
           <w:iCs/>
         </w:rPr>
-        <w:t>how</w:t>
-      </w:r>
-      <w:r>
-        <w:t xml:space="preserve"> it works. You don't need to change them for every task, but knowing what they do helps you get better results for HR work.</w:t>
-      </w:r>
-    </w:p>
+        <w:t xml:space="preserve">how</w:t>
+      </w:r>
+      <w:r>
+        <w:t xml:space="preserve"> </w:t>
+      </w:r>
+      <w:r>
+        <w:t xml:space="preserve">it works. You don't need to change them for every</w:t>
+      </w:r>
+      <w:r>
+        <w:t xml:space="preserve"> </w:t>
+      </w:r>
+      <w:r>
+        <w:t xml:space="preserve">task, but knowing what they do helps you get better results for HR work.</w:t>
+      </w:r>
+    </w:p>
+    <w:bookmarkStart w:id="9" w:name="model-picker"/>
     <w:p>
       <w:pPr>
         <w:pStyle w:val="Heading2"/>
       </w:pPr>
-      <w:bookmarkStart w:id="1" w:name="model-picker"/>
-      <w:r>
-        <w:t>Model picker</w:t>
+      <w:r>
+        <w:t xml:space="preserve">Model picker</w:t>
       </w:r>
     </w:p>
     <w:p>
@@ -57,27 +69,45 @@
         <w:pStyle w:val="FirstParagraph"/>
       </w:pPr>
       <w:r>
-        <w:t xml:space="preserve">Cowork lets you </w:t>
-      </w:r>
-      <w:r>
-        <w:rPr>
-          <w:b/>
-          <w:bCs/>
-        </w:rPr>
-        <w:t>choose the model</w:t>
-      </w:r>
-      <w:r>
-        <w:t xml:space="preserve"> for a task, or </w:t>
-      </w:r>
-      <w:r>
-        <w:rPr>
-          <w:b/>
-          <w:bCs/>
-        </w:rPr>
-        <w:t>let Cowork decide</w:t>
-      </w:r>
-      <w:r>
-        <w:t xml:space="preserve"> (the default). Different models trade off speed, depth, and cost.</w:t>
+        <w:t xml:space="preserve">Cowork lets you</w:t>
+      </w:r>
+      <w:r>
+        <w:t xml:space="preserve"> </w:t>
+      </w:r>
+      <w:r>
+        <w:rPr>
+          <w:b/>
+          <w:bCs/>
+        </w:rPr>
+        <w:t xml:space="preserve">choose the model</w:t>
+      </w:r>
+      <w:r>
+        <w:t xml:space="preserve"> </w:t>
+      </w:r>
+      <w:r>
+        <w:t xml:space="preserve">for a task, or</w:t>
+      </w:r>
+      <w:r>
+        <w:t xml:space="preserve"> </w:t>
+      </w:r>
+      <w:r>
+        <w:rPr>
+          <w:b/>
+          <w:bCs/>
+        </w:rPr>
+        <w:t xml:space="preserve">let Cowork decide</w:t>
+      </w:r>
+      <w:r>
+        <w:t xml:space="preserve"> </w:t>
+      </w:r>
+      <w:r>
+        <w:t xml:space="preserve">(the default). Different</w:t>
+      </w:r>
+      <w:r>
+        <w:t xml:space="preserve"> </w:t>
+      </w:r>
+      <w:r>
+        <w:t xml:space="preserve">models trade off speed, depth, and cost.</w:t>
       </w:r>
     </w:p>
     <w:p>
@@ -85,7 +115,7 @@
         <w:pStyle w:val="Compact"/>
         <w:numPr>
           <w:ilvl w:val="0"/>
-          <w:numId w:val="2"/>
+          <w:numId w:val="1001"/>
         </w:numPr>
       </w:pPr>
       <w:r>
@@ -93,10 +123,13 @@
           <w:b/>
           <w:bCs/>
         </w:rPr>
-        <w:t>Let Cowork decide</w:t>
-      </w:r>
-      <w:r>
-        <w:t xml:space="preserve"> — recommended default. Cowork selects a suitable model for the task.</w:t>
+        <w:t xml:space="preserve">Let Cowork decide</w:t>
+      </w:r>
+      <w:r>
+        <w:t xml:space="preserve"> </w:t>
+      </w:r>
+      <w:r>
+        <w:t xml:space="preserve">— recommended default. Cowork selects a suitable model for the task.</w:t>
       </w:r>
     </w:p>
     <w:p>
@@ -104,7 +137,7 @@
         <w:pStyle w:val="Compact"/>
         <w:numPr>
           <w:ilvl w:val="0"/>
-          <w:numId w:val="2"/>
+          <w:numId w:val="1001"/>
         </w:numPr>
       </w:pPr>
       <w:r>
@@ -112,10 +145,19 @@
           <w:b/>
           <w:bCs/>
         </w:rPr>
-        <w:t>Pick a specific model</w:t>
-      </w:r>
-      <w:r>
-        <w:t xml:space="preserve"> — use when you want more depth (e.g., nuanced policy drafting) or faster, lighter responses (e.g., a quick reply).</w:t>
+        <w:t xml:space="preserve">Pick a specific model</w:t>
+      </w:r>
+      <w:r>
+        <w:t xml:space="preserve"> </w:t>
+      </w:r>
+      <w:r>
+        <w:t xml:space="preserve">— use when you want more depth (e.g., nuanced policy drafting) or faster,</w:t>
+      </w:r>
+      <w:r>
+        <w:t xml:space="preserve"> </w:t>
+      </w:r>
+      <w:r>
+        <w:t xml:space="preserve">lighter responses (e.g., a quick reply).</w:t>
       </w:r>
     </w:p>
     <w:p>
@@ -123,21 +165,33 @@
         <w:pStyle w:val="Compact"/>
         <w:numPr>
           <w:ilvl w:val="0"/>
-          <w:numId w:val="2"/>
+          <w:numId w:val="1001"/>
         </w:numPr>
       </w:pPr>
       <w:r>
-        <w:t xml:space="preserve">Cowork can optionally use </w:t>
-      </w:r>
-      <w:r>
-        <w:rPr>
-          <w:b/>
-          <w:bCs/>
-        </w:rPr>
-        <w:t>Anthropic models as a subprocessor</w:t>
-      </w:r>
-      <w:r>
-        <w:t xml:space="preserve"> in addition to other models. Which specific models appear in your picker depends on what's enabled in your tenant.</w:t>
+        <w:t xml:space="preserve">Cowork can optionally use</w:t>
+      </w:r>
+      <w:r>
+        <w:t xml:space="preserve"> </w:t>
+      </w:r>
+      <w:r>
+        <w:rPr>
+          <w:b/>
+          <w:bCs/>
+        </w:rPr>
+        <w:t xml:space="preserve">Anthropic models as a subprocessor</w:t>
+      </w:r>
+      <w:r>
+        <w:t xml:space="preserve"> </w:t>
+      </w:r>
+      <w:r>
+        <w:t xml:space="preserve">in addition to other models.</w:t>
+      </w:r>
+      <w:r>
+        <w:t xml:space="preserve"> </w:t>
+      </w:r>
+      <w:r>
+        <w:t xml:space="preserve">Which specific models appear in your picker depends on what's enabled in your tenant.</w:t>
       </w:r>
     </w:p>
     <w:p>
@@ -155,20 +209,35 @@
           <w:b/>
           <w:bCs/>
         </w:rPr>
-        <w:t>Tip for HR:</w:t>
-      </w:r>
-      <w:r>
-        <w:t xml:space="preserve"> For sensitive or nuanced writing (a delicate employee message, a policy summary), a higher-capability model + higher reasoning effort produces more careful output. For quick, routine drafts, the default is fine.</w:t>
-      </w:r>
-    </w:p>
+        <w:t xml:space="preserve">Tip for HR:</w:t>
+      </w:r>
+      <w:r>
+        <w:t xml:space="preserve"> </w:t>
+      </w:r>
+      <w:r>
+        <w:t xml:space="preserve">For sensitive or nuanced writing (a delicate employee message, a policy summary),</w:t>
+      </w:r>
+      <w:r>
+        <w:t xml:space="preserve"> </w:t>
+      </w:r>
+      <w:r>
+        <w:t xml:space="preserve">a higher-capability model + higher reasoning effort produces more careful output. For quick,</w:t>
+      </w:r>
+      <w:r>
+        <w:t xml:space="preserve"> </w:t>
+      </w:r>
+      <w:r>
+        <w:t xml:space="preserve">routine drafts, the default is fine.</w:t>
+      </w:r>
+    </w:p>
+    <w:bookmarkEnd w:id="9"/>
+    <w:bookmarkStart w:id="11" w:name="reasoning-effort-level"/>
     <w:p>
       <w:pPr>
         <w:pStyle w:val="Heading2"/>
       </w:pPr>
-      <w:bookmarkStart w:id="2" w:name="reasoning-effort-level"/>
-      <w:bookmarkEnd w:id="1"/>
-      <w:r>
-        <w:t>Reasoning effort level</w:t>
+      <w:r>
+        <w:t xml:space="preserve">Reasoning effort level</w:t>
       </w:r>
     </w:p>
     <w:p>
@@ -176,27 +245,36 @@
         <w:pStyle w:val="FirstParagraph"/>
       </w:pPr>
       <w:r>
-        <w:t xml:space="preserve">The </w:t>
-      </w:r>
-      <w:r>
-        <w:rPr>
-          <w:b/>
-          <w:bCs/>
-        </w:rPr>
-        <w:t>reasoning effort</w:t>
-      </w:r>
-      <w:r>
-        <w:t xml:space="preserve"> setting controls how Cowork balances </w:t>
-      </w:r>
-      <w:r>
-        <w:rPr>
-          <w:b/>
-          <w:bCs/>
-        </w:rPr>
-        <w:t>quality, speed, and cost</w:t>
-      </w:r>
-      <w:r>
-        <w:t>.</w:t>
+        <w:t xml:space="preserve">The</w:t>
+      </w:r>
+      <w:r>
+        <w:t xml:space="preserve"> </w:t>
+      </w:r>
+      <w:r>
+        <w:rPr>
+          <w:b/>
+          <w:bCs/>
+        </w:rPr>
+        <w:t xml:space="preserve">reasoning effort</w:t>
+      </w:r>
+      <w:r>
+        <w:t xml:space="preserve"> </w:t>
+      </w:r>
+      <w:r>
+        <w:t xml:space="preserve">setting controls how Cowork balances</w:t>
+      </w:r>
+      <w:r>
+        <w:t xml:space="preserve"> </w:t>
+      </w:r>
+      <w:r>
+        <w:rPr>
+          <w:b/>
+          <w:bCs/>
+        </w:rPr>
+        <w:t xml:space="preserve">quality, speed, and cost</w:t>
+      </w:r>
+      <w:r>
+        <w:t xml:space="preserve">.</w:t>
       </w:r>
     </w:p>
     <w:p>
@@ -204,7 +282,7 @@
         <w:pStyle w:val="Compact"/>
         <w:numPr>
           <w:ilvl w:val="0"/>
-          <w:numId w:val="3"/>
+          <w:numId w:val="1002"/>
         </w:numPr>
       </w:pPr>
       <w:r>
@@ -212,10 +290,13 @@
           <w:b/>
           <w:bCs/>
         </w:rPr>
-        <w:t>Lower effort</w:t>
-      </w:r>
-      <w:r>
-        <w:t xml:space="preserve"> — faster and cheaper; good for simple, routine tasks.</w:t>
+        <w:t xml:space="preserve">Lower effort</w:t>
+      </w:r>
+      <w:r>
+        <w:t xml:space="preserve"> </w:t>
+      </w:r>
+      <w:r>
+        <w:t xml:space="preserve">— faster and cheaper; good for simple, routine tasks.</w:t>
       </w:r>
     </w:p>
     <w:p>
@@ -223,7 +304,7 @@
         <w:pStyle w:val="Compact"/>
         <w:numPr>
           <w:ilvl w:val="0"/>
-          <w:numId w:val="3"/>
+          <w:numId w:val="1002"/>
         </w:numPr>
       </w:pPr>
       <w:r>
@@ -231,10 +312,19 @@
           <w:b/>
           <w:bCs/>
         </w:rPr>
-        <w:t>Higher effort</w:t>
-      </w:r>
-      <w:r>
-        <w:t xml:space="preserve"> — slower and more thorough; good for multi-step research, analysis, or careful drafting.</w:t>
+        <w:t xml:space="preserve">Higher effort</w:t>
+      </w:r>
+      <w:r>
+        <w:t xml:space="preserve"> </w:t>
+      </w:r>
+      <w:r>
+        <w:t xml:space="preserve">— slower and more thorough; good for multi-step research, analysis, or careful</w:t>
+      </w:r>
+      <w:r>
+        <w:t xml:space="preserve"> </w:t>
+      </w:r>
+      <w:r>
+        <w:t xml:space="preserve">drafting.</w:t>
       </w:r>
     </w:p>
     <w:p>
@@ -242,17 +332,26 @@
         <w:pStyle w:val="FirstParagraph"/>
       </w:pPr>
       <w:r>
-        <w:t xml:space="preserve">Because Cowork runs on </w:t>
-      </w:r>
-      <w:r>
-        <w:rPr>
-          <w:b/>
-          <w:bCs/>
-        </w:rPr>
-        <w:t>usage-based billing</w:t>
-      </w:r>
-      <w:r>
-        <w:t>, higher effort and heavier models generally consume more. Match the effort to the task.</w:t>
+        <w:t xml:space="preserve">Because Cowork runs on</w:t>
+      </w:r>
+      <w:r>
+        <w:t xml:space="preserve"> </w:t>
+      </w:r>
+      <w:r>
+        <w:rPr>
+          <w:b/>
+          <w:bCs/>
+        </w:rPr>
+        <w:t xml:space="preserve">usage-based billing</w:t>
+      </w:r>
+      <w:r>
+        <w:t xml:space="preserve">, higher effort and heavier models generally consume</w:t>
+      </w:r>
+      <w:r>
+        <w:t xml:space="preserve"> </w:t>
+      </w:r>
+      <w:r>
+        <w:t xml:space="preserve">more. Match the effort to the task.</w:t>
       </w:r>
     </w:p>
     <w:p>
@@ -264,10 +363,16 @@
           <w:b/>
           <w:bCs/>
         </w:rPr>
-        <w:t>See what a task cost:</w:t>
-      </w:r>
-      <w:r>
-        <w:t xml:space="preserve"> type </w:t>
+        <w:t xml:space="preserve">See what a task cost:</w:t>
+      </w:r>
+      <w:r>
+        <w:t xml:space="preserve"> </w:t>
+      </w:r>
+      <w:r>
+        <w:t xml:space="preserve">type</w:t>
+      </w:r>
+      <w:r>
+        <w:t xml:space="preserve"> </w:t>
       </w:r>
       <w:r>
         <w:rPr>
@@ -275,40 +380,70 @@
           <w:b/>
           <w:bCs/>
         </w:rPr>
-        <w:t>/cost</w:t>
-      </w:r>
-      <w:r>
-        <w:t xml:space="preserve"> in any task. Cowork shows the approximate Copilot Credits the task has used so far, how many you've used this month, and how many remain. </w:t>
+        <w:t xml:space="preserve">/cost</w:t>
+      </w:r>
+      <w:r>
+        <w:t xml:space="preserve"> </w:t>
+      </w:r>
+      <w:r>
+        <w:t xml:space="preserve">in any task. Cowork shows the approximate Copilot Credits</w:t>
+      </w:r>
+      <w:r>
+        <w:t xml:space="preserve"> </w:t>
+      </w:r>
+      <w:r>
+        <w:t xml:space="preserve">the task has used so far, how many you've used this month, and how many remain.</w:t>
+      </w:r>
+      <w:r>
+        <w:t xml:space="preserve"> </w:t>
       </w:r>
       <w:r>
         <w:rPr>
           <w:rStyle w:val="VerbatimChar"/>
         </w:rPr>
-        <w:t>/cost</w:t>
-      </w:r>
-      <w:r>
-        <w:t xml:space="preserve"> itself is free. It's an estimate, not a bill, and it only works after a task has run. You can try it as an optional last step of Exercise 1. Details: </w:t>
-      </w:r>
-      <w:hyperlink r:id="rId7">
+        <w:t xml:space="preserve">/cost</w:t>
+      </w:r>
+      <w:r>
+        <w:t xml:space="preserve"> </w:t>
+      </w:r>
+      <w:r>
+        <w:t xml:space="preserve">itself is</w:t>
+      </w:r>
+      <w:r>
+        <w:t xml:space="preserve"> </w:t>
+      </w:r>
+      <w:r>
+        <w:t xml:space="preserve">free. It's an estimate, not a bill, and it only works after a task has run. You can try it as an</w:t>
+      </w:r>
+      <w:r>
+        <w:t xml:space="preserve"> </w:t>
+      </w:r>
+      <w:r>
+        <w:t xml:space="preserve">optional last step of Exercise 1. Details:</w:t>
+      </w:r>
+      <w:r>
+        <w:t xml:space="preserve"> </w:t>
+      </w:r>
+      <w:hyperlink r:id="rId10">
         <w:r>
           <w:rPr>
             <w:rStyle w:val="Hyperlink"/>
           </w:rPr>
-          <w:t>Credit usage for Copilot Cowork tasks</w:t>
+          <w:t xml:space="preserve">Credit usage for Copilot Cowork tasks</w:t>
         </w:r>
       </w:hyperlink>
       <w:r>
-        <w:t>.</w:t>
-      </w:r>
-    </w:p>
+        <w:t xml:space="preserve">.</w:t>
+      </w:r>
+    </w:p>
+    <w:bookmarkEnd w:id="11"/>
+    <w:bookmarkStart w:id="17" w:name="custom-instructions"/>
     <w:p>
       <w:pPr>
         <w:pStyle w:val="Heading2"/>
       </w:pPr>
-      <w:bookmarkStart w:id="3" w:name="custom-instructions"/>
-      <w:bookmarkEnd w:id="2"/>
-      <w:r>
-        <w:t>Custom instructions</w:t>
+      <w:r>
+        <w:t xml:space="preserve">Custom instructions</w:t>
       </w:r>
     </w:p>
     <w:p>
@@ -320,30 +455,54 @@
           <w:b/>
           <w:bCs/>
         </w:rPr>
-        <w:t>Custom instructions</w:t>
-      </w:r>
-      <w:r>
-        <w:t xml:space="preserve"> are guidance Cowork </w:t>
-      </w:r>
-      <w:r>
-        <w:rPr>
-          <w:b/>
-          <w:bCs/>
-        </w:rPr>
-        <w:t>automatically adds to the start of every task</w:t>
-      </w:r>
-      <w:r>
-        <w:t xml:space="preserve">. Set them once on </w:t>
-      </w:r>
-      <w:r>
-        <w:rPr>
-          <w:b/>
-          <w:bCs/>
-        </w:rPr>
-        <w:t>Customize → Preferences → Customize instructions for Cowork</w:t>
-      </w:r>
-      <w:r>
-        <w:t xml:space="preserve"> (you do this in Setup step D). Great for encoding how your HR team likes to work.</w:t>
+        <w:t xml:space="preserve">Custom instructions</w:t>
+      </w:r>
+      <w:r>
+        <w:t xml:space="preserve"> </w:t>
+      </w:r>
+      <w:r>
+        <w:t xml:space="preserve">are guidance Cowork</w:t>
+      </w:r>
+      <w:r>
+        <w:t xml:space="preserve"> </w:t>
+      </w:r>
+      <w:r>
+        <w:rPr>
+          <w:b/>
+          <w:bCs/>
+        </w:rPr>
+        <w:t xml:space="preserve">automatically adds to the start of every task</w:t>
+      </w:r>
+      <w:r>
+        <w:t xml:space="preserve">. Set them</w:t>
+      </w:r>
+      <w:r>
+        <w:t xml:space="preserve"> </w:t>
+      </w:r>
+      <w:r>
+        <w:t xml:space="preserve">once on</w:t>
+      </w:r>
+      <w:r>
+        <w:t xml:space="preserve"> </w:t>
+      </w:r>
+      <w:r>
+        <w:rPr>
+          <w:b/>
+          <w:bCs/>
+        </w:rPr>
+        <w:t xml:space="preserve">Customize → Preferences → Customize instructions for Cowork</w:t>
+      </w:r>
+      <w:r>
+        <w:t xml:space="preserve"> </w:t>
+      </w:r>
+      <w:r>
+        <w:t xml:space="preserve">(you do this in Setup step D).</w:t>
+      </w:r>
+      <w:r>
+        <w:t xml:space="preserve"> </w:t>
+      </w:r>
+      <w:r>
+        <w:t xml:space="preserve">Great for encoding how your HR team likes to work.</w:t>
       </w:r>
     </w:p>
     <w:p>
@@ -351,26 +510,22 @@
         <w:pStyle w:val="BodyText"/>
       </w:pPr>
       <w:r>
-        <w:rPr>
-          <w:noProof/>
-        </w:rPr>
         <w:drawing>
-          <wp:inline distT="0" distB="0" distL="0" distR="0" wp14:anchorId="0FB4AE20" wp14:editId="2188BD1F">
+          <wp:inline>
             <wp:extent cx="6210300" cy="886384"/>
-            <wp:effectExtent l="0" t="0" r="0" b="0"/>
-            <wp:docPr id="13" name="Picture" descr="The &quot;Customize instructions for Cowork&quot; card."/>
-            <wp:cNvGraphicFramePr/>
-            <a:graphic xmlns:a="http://schemas.openxmlformats.org/drawingml/2006/main">
+            <wp:effectExtent b="0" l="0" r="0" t="0"/>
+            <wp:docPr descr="The &quot;Customize instructions for Cowork&quot; card." title="" id="13" name="Picture"/>
+            <a:graphic>
               <a:graphicData uri="http://schemas.openxmlformats.org/drawingml/2006/picture">
-                <pic:pic xmlns:pic="http://schemas.openxmlformats.org/drawingml/2006/picture">
+                <pic:pic>
                   <pic:nvPicPr>
-                    <pic:cNvPr id="14" name="Picture" descr="media/customize-instructions.png"/>
+                    <pic:cNvPr descr="media/customize-instructions.png" id="14" name="Picture"/>
                     <pic:cNvPicPr>
-                      <a:picLocks noChangeAspect="1" noChangeArrowheads="1"/>
+                      <a:picLocks noChangeArrowheads="1" noChangeAspect="1"/>
                     </pic:cNvPicPr>
                   </pic:nvPicPr>
                   <pic:blipFill>
-                    <a:blip r:embed="rId8"/>
+                    <a:blip r:embed="rId12"/>
                     <a:stretch>
                       <a:fillRect/>
                     </a:stretch>
@@ -402,48 +557,80 @@
         <w:pStyle w:val="BodyText"/>
       </w:pPr>
       <w:r>
-        <w:lastRenderedPageBreak/>
-        <w:t xml:space="preserve">Set them once and they carry across sessions — no need to repeat yourself in every prompt. They're personal to you, support rich text (type </w:t>
-      </w:r>
-      <w:r>
-        <w:rPr>
-          <w:b/>
-          <w:bCs/>
-        </w:rPr>
-        <w:t>/</w:t>
-      </w:r>
-      <w:r>
-        <w:t xml:space="preserve"> to reference a skill, file, person, or meeting), and can be up to about </w:t>
-      </w:r>
-      <w:r>
-        <w:rPr>
-          <w:b/>
-          <w:bCs/>
-        </w:rPr>
-        <w:t>20 KB</w:t>
-      </w:r>
-      <w:r>
-        <w:t>. Keep them short and consistent: Cowork includes them in every task, so long or conflicting instructions leave less room for the task itself. (</w:t>
-      </w:r>
-      <w:hyperlink r:id="rId9" w:anchor="custom-instructions-in-cowork">
+        <w:t xml:space="preserve">Set them once and they carry across sessions — no need to repeat yourself in every prompt. They're</w:t>
+      </w:r>
+      <w:r>
+        <w:t xml:space="preserve"> </w:t>
+      </w:r>
+      <w:r>
+        <w:t xml:space="preserve">personal to you, support rich text (type</w:t>
+      </w:r>
+      <w:r>
+        <w:t xml:space="preserve"> </w:t>
+      </w:r>
+      <w:r>
+        <w:rPr>
+          <w:b/>
+          <w:bCs/>
+        </w:rPr>
+        <w:t xml:space="preserve">/</w:t>
+      </w:r>
+      <w:r>
+        <w:t xml:space="preserve"> </w:t>
+      </w:r>
+      <w:r>
+        <w:t xml:space="preserve">to reference a skill, file, person, or meeting), and can</w:t>
+      </w:r>
+      <w:r>
+        <w:t xml:space="preserve"> </w:t>
+      </w:r>
+      <w:r>
+        <w:t xml:space="preserve">be up to about</w:t>
+      </w:r>
+      <w:r>
+        <w:t xml:space="preserve"> </w:t>
+      </w:r>
+      <w:r>
+        <w:rPr>
+          <w:b/>
+          <w:bCs/>
+        </w:rPr>
+        <w:t xml:space="preserve">20 KB</w:t>
+      </w:r>
+      <w:r>
+        <w:t xml:space="preserve">. Keep them short and consistent: Cowork includes them in every task, so long</w:t>
+      </w:r>
+      <w:r>
+        <w:t xml:space="preserve"> </w:t>
+      </w:r>
+      <w:r>
+        <w:t xml:space="preserve">or conflicting instructions leave less room for the task itself.</w:t>
+      </w:r>
+      <w:r>
+        <w:t xml:space="preserve"> </w:t>
+      </w:r>
+      <w:r>
+        <w:t xml:space="preserve">(</w:t>
+      </w:r>
+      <w:hyperlink r:id="rId15">
         <w:r>
           <w:rPr>
             <w:rStyle w:val="Hyperlink"/>
           </w:rPr>
-          <w:t>Microsoft Learn</w:t>
+          <w:t xml:space="preserve">Microsoft Learn</w:t>
         </w:r>
       </w:hyperlink>
       <w:r>
-        <w:t>)</w:t>
-      </w:r>
-    </w:p>
+        <w:t xml:space="preserve">)</w:t>
+      </w:r>
+    </w:p>
+    <w:bookmarkStart w:id="16" w:name="sample-custom-instructions-to-paste"/>
     <w:p>
       <w:pPr>
         <w:pStyle w:val="Heading3"/>
       </w:pPr>
-      <w:bookmarkStart w:id="4" w:name="sample-custom-instructions-to-paste"/>
-      <w:r>
-        <w:t>Sample custom instructions to paste</w:t>
+      <w:r>
+        <w:t xml:space="preserve">Sample custom instructions to paste</w:t>
       </w:r>
     </w:p>
     <w:p>
@@ -451,36 +638,68 @@
         <w:pStyle w:val="FirstParagraph"/>
       </w:pPr>
       <w:r>
-        <w:t xml:space="preserve">Pick </w:t>
-      </w:r>
-      <w:r>
-        <w:rPr>
-          <w:b/>
-          <w:bCs/>
-        </w:rPr>
-        <w:t>one</w:t>
-      </w:r>
-      <w:r>
-        <w:t xml:space="preserve"> that fits your role, replace the </w:t>
+        <w:t xml:space="preserve">Pick</w:t>
+      </w:r>
+      <w:r>
+        <w:t xml:space="preserve"> </w:t>
+      </w:r>
+      <w:r>
+        <w:rPr>
+          <w:b/>
+          <w:bCs/>
+        </w:rPr>
+        <w:t xml:space="preserve">one</w:t>
+      </w:r>
+      <w:r>
+        <w:t xml:space="preserve"> </w:t>
+      </w:r>
+      <w:r>
+        <w:t xml:space="preserve">that fits your role, replace the</w:t>
+      </w:r>
+      <w:r>
+        <w:t xml:space="preserve"> </w:t>
       </w:r>
       <w:r>
         <w:rPr>
           <w:rStyle w:val="VerbatimChar"/>
         </w:rPr>
-        <w:t>{placeholders}</w:t>
-      </w:r>
-      <w:r>
-        <w:t xml:space="preserve">, and paste it into </w:t>
-      </w:r>
-      <w:r>
-        <w:rPr>
-          <w:b/>
-          <w:bCs/>
-        </w:rPr>
-        <w:t>Customize → Preferences → Customize instructions for Cowork</w:t>
-      </w:r>
-      <w:r>
-        <w:t>. Don't stack several: overlapping rules can conflict. Use sample 1 during the workshop.</w:t>
+        <w:t xml:space="preserve">{placeholders}</w:t>
+      </w:r>
+      <w:r>
+        <w:t xml:space="preserve">, and paste it into</w:t>
+      </w:r>
+      <w:r>
+        <w:t xml:space="preserve"> </w:t>
+      </w:r>
+      <w:r>
+        <w:rPr>
+          <w:b/>
+          <w:bCs/>
+        </w:rPr>
+        <w:t xml:space="preserve">Customize →</w:t>
+      </w:r>
+      <w:r>
+        <w:rPr>
+          <w:b/>
+          <w:bCs/>
+        </w:rPr>
+        <w:t xml:space="preserve"> </w:t>
+      </w:r>
+      <w:r>
+        <w:rPr>
+          <w:b/>
+          <w:bCs/>
+        </w:rPr>
+        <w:t xml:space="preserve">Preferences → Customize instructions for Cowork</w:t>
+      </w:r>
+      <w:r>
+        <w:t xml:space="preserve">. Don't stack several: overlapping rules can</w:t>
+      </w:r>
+      <w:r>
+        <w:t xml:space="preserve"> </w:t>
+      </w:r>
+      <w:r>
+        <w:t xml:space="preserve">conflict. Use sample 1 during the workshop.</w:t>
       </w:r>
     </w:p>
     <w:p>
@@ -492,7 +711,7 @@
           <w:b/>
           <w:bCs/>
         </w:rPr>
-        <w:t>1. Workshop default (use this today)</w:t>
+        <w:t xml:space="preserve">1. Workshop default (use this today)</w:t>
       </w:r>
     </w:p>
     <w:p>
@@ -506,7 +725,37 @@
         <w:ind w:left="288" w:right="144"/>
       </w:pPr>
       <w:r>
-        <w:t>I work in HR at Zava. Write in a warm, professional, inclusive tone suitable for employee communications. When you answer a policy or benefits question, cite the source document and add "Policies can change — please confirm with HR." Save emails and messages as drafts for me to review; during this workshop, never send anything to anyone but me. Unless I ask you to use my mail, calendar, or Teams, use only the Zava sample files in my OneDrive folder Documents/ai_hr_cowork_workshop, and never copy real employee personal data into files or drafts.</w:t>
+        <w:t xml:space="preserve">I work in HR at Zava. Write in a warm, professional, inclusive tone suitable for employee</w:t>
+      </w:r>
+      <w:r>
+        <w:t xml:space="preserve"> </w:t>
+      </w:r>
+      <w:r>
+        <w:t xml:space="preserve">communications. When you answer a policy or benefits question, cite the source document and add</w:t>
+      </w:r>
+      <w:r>
+        <w:t xml:space="preserve"> </w:t>
+      </w:r>
+      <w:r>
+        <w:t xml:space="preserve">"Policies can change — please confirm with HR." Save emails and messages as drafts for me to</w:t>
+      </w:r>
+      <w:r>
+        <w:t xml:space="preserve"> </w:t>
+      </w:r>
+      <w:r>
+        <w:t xml:space="preserve">review; during this workshop, never send anything to anyone but me. Unless I ask you to use my</w:t>
+      </w:r>
+      <w:r>
+        <w:t xml:space="preserve"> </w:t>
+      </w:r>
+      <w:r>
+        <w:t xml:space="preserve">mail, calendar, or Teams, use only the Zava sample files in my OneDrive folder</w:t>
+      </w:r>
+      <w:r>
+        <w:t xml:space="preserve"> </w:t>
+      </w:r>
+      <w:r>
+        <w:t xml:space="preserve">Documents/ai_hr_cowork_workshop, and never copy real employee personal data into files or drafts.</w:t>
       </w:r>
     </w:p>
     <w:p>
@@ -518,7 +767,7 @@
           <w:b/>
           <w:bCs/>
         </w:rPr>
-        <w:t>2. HR generalist / HR business partner</w:t>
+        <w:t xml:space="preserve">2. HR generalist / HR business partner</w:t>
       </w:r>
     </w:p>
     <w:p>
@@ -532,7 +781,31 @@
         <w:ind w:left="288" w:right="144"/>
       </w:pPr>
       <w:r>
-        <w:t>I'm an HR business partner supporting {teams or business units}. Lead with the answer, then up to five bullets, in plain language a manager could forward without editing. Flag anything that touches pay, performance, discipline, leave, or legal risk, and suggest I check with Employee Relations or Legal. Never make or recommend a decision about an individual employee; give me options and the policy that applies. Save every email and Teams message as a draft for me to review.</w:t>
+        <w:t xml:space="preserve">I'm an HR business partner supporting {teams or business units}. Lead with the answer, then up to</w:t>
+      </w:r>
+      <w:r>
+        <w:t xml:space="preserve"> </w:t>
+      </w:r>
+      <w:r>
+        <w:t xml:space="preserve">five bullets, in plain language a manager could forward without editing. Flag anything that touches</w:t>
+      </w:r>
+      <w:r>
+        <w:t xml:space="preserve"> </w:t>
+      </w:r>
+      <w:r>
+        <w:t xml:space="preserve">pay, performance, discipline, leave, or legal risk, and suggest I check with Employee Relations or</w:t>
+      </w:r>
+      <w:r>
+        <w:t xml:space="preserve"> </w:t>
+      </w:r>
+      <w:r>
+        <w:t xml:space="preserve">Legal. Never make or recommend a decision about an individual employee; give me options and the</w:t>
+      </w:r>
+      <w:r>
+        <w:t xml:space="preserve"> </w:t>
+      </w:r>
+      <w:r>
+        <w:t xml:space="preserve">policy that applies. Save every email and Teams message as a draft for me to review.</w:t>
       </w:r>
     </w:p>
     <w:p>
@@ -544,7 +817,7 @@
           <w:b/>
           <w:bCs/>
         </w:rPr>
-        <w:t>3. Recruiter / talent acquisition</w:t>
+        <w:t xml:space="preserve">3. Recruiter / talent acquisition</w:t>
       </w:r>
     </w:p>
     <w:p>
@@ -558,7 +831,31 @@
         <w:ind w:left="288" w:right="144"/>
       </w:pPr>
       <w:r>
-        <w:t>I'm a recruiter hiring for {roles}. Use inclusive, bias-free language in job posts and candidate emails: no gendered terms, and no degree or years-of-experience requirements unless I say they're essential. Keep candidate emails under 150 words, warm, and specific, with one clear next step. When scheduling interviews, offer times between 9:00 and 16:00 {my time zone} and always add a Teams link. Never share one candidate's details with another. Save candidate messages as drafts.</w:t>
+        <w:t xml:space="preserve">I'm a recruiter hiring for {roles}. Use inclusive, bias-free language in job posts and candidate</w:t>
+      </w:r>
+      <w:r>
+        <w:t xml:space="preserve"> </w:t>
+      </w:r>
+      <w:r>
+        <w:t xml:space="preserve">emails: no gendered terms, and no degree or years-of-experience requirements unless I say they're</w:t>
+      </w:r>
+      <w:r>
+        <w:t xml:space="preserve"> </w:t>
+      </w:r>
+      <w:r>
+        <w:t xml:space="preserve">essential. Keep candidate emails under 150 words, warm, and specific, with one clear next step.</w:t>
+      </w:r>
+      <w:r>
+        <w:t xml:space="preserve"> </w:t>
+      </w:r>
+      <w:r>
+        <w:t xml:space="preserve">When scheduling interviews, offer times between 9:00 and 16:00 {my time zone} and always add a</w:t>
+      </w:r>
+      <w:r>
+        <w:t xml:space="preserve"> </w:t>
+      </w:r>
+      <w:r>
+        <w:t xml:space="preserve">Teams link. Never share one candidate's details with another. Save candidate messages as drafts.</w:t>
       </w:r>
     </w:p>
     <w:p>
@@ -570,7 +867,7 @@
           <w:b/>
           <w:bCs/>
         </w:rPr>
-        <w:t>4. HR operations and reporting</w:t>
+        <w:t xml:space="preserve">4. HR operations and reporting</w:t>
       </w:r>
     </w:p>
     <w:p>
@@ -584,7 +881,31 @@
         <w:ind w:left="288" w:right="144"/>
       </w:pPr>
       <w:r>
-        <w:t>When you analyze HR data, show the numbers in a table first, then three takeaways. Name the source file and date range, and call out any rows you excluded or couldn't read. Round percentages to one decimal place. Put anything with formulas in Excel. Never overwrite my source files; save new versions with today's date in the file name. Don't include employee names in summaries unless I ask for them.</w:t>
+        <w:t xml:space="preserve">When you analyze HR data, show the numbers in a table first, then three takeaways. Name the source</w:t>
+      </w:r>
+      <w:r>
+        <w:t xml:space="preserve"> </w:t>
+      </w:r>
+      <w:r>
+        <w:t xml:space="preserve">file and date range, and call out any rows you excluded or couldn't read. Round percentages to one</w:t>
+      </w:r>
+      <w:r>
+        <w:t xml:space="preserve"> </w:t>
+      </w:r>
+      <w:r>
+        <w:t xml:space="preserve">decimal place. Put anything with formulas in Excel. Never overwrite my source files; save new</w:t>
+      </w:r>
+      <w:r>
+        <w:t xml:space="preserve"> </w:t>
+      </w:r>
+      <w:r>
+        <w:t xml:space="preserve">versions with today's date in the file name. Don't include employee names in summaries unless I</w:t>
+      </w:r>
+      <w:r>
+        <w:t xml:space="preserve"> </w:t>
+      </w:r>
+      <w:r>
+        <w:t xml:space="preserve">ask for them.</w:t>
       </w:r>
     </w:p>
     <w:p>
@@ -596,7 +917,7 @@
           <w:b/>
           <w:bCs/>
         </w:rPr>
-        <w:t>5. Employee communications</w:t>
+        <w:t xml:space="preserve">5. Employee communications</w:t>
       </w:r>
     </w:p>
     <w:p>
@@ -610,7 +931,25 @@
         <w:ind w:left="288" w:right="144"/>
       </w:pPr>
       <w:r>
-        <w:t>For messages to all employees: aim for an 8th-grade reading level, open with what's changing and when, then what employees need to do, then where to get help ({HR help mailbox or portal}). Keep email subject lines under eight words. Offer a shorter Teams version as well. Use our brand voice: clear, warm, and inclusive, with sentence-case headings and no exclamation marks.</w:t>
+        <w:t xml:space="preserve">For messages to all employees: aim for an 8th-grade reading level, open with what's changing and</w:t>
+      </w:r>
+      <w:r>
+        <w:t xml:space="preserve"> </w:t>
+      </w:r>
+      <w:r>
+        <w:t xml:space="preserve">when, then what employees need to do, then where to get help ({HR help mailbox or portal}). Keep</w:t>
+      </w:r>
+      <w:r>
+        <w:t xml:space="preserve"> </w:t>
+      </w:r>
+      <w:r>
+        <w:t xml:space="preserve">email subject lines under eight words. Offer a shorter Teams version as well. Use our brand voice:</w:t>
+      </w:r>
+      <w:r>
+        <w:t xml:space="preserve"> </w:t>
+      </w:r>
+      <w:r>
+        <w:t xml:space="preserve">clear, warm, and inclusive, with sentence-case headings and no exclamation marks.</w:t>
       </w:r>
     </w:p>
     <w:p>
@@ -622,7 +961,7 @@
           <w:b/>
           <w:bCs/>
         </w:rPr>
-        <w:t>6. Formatting preferences (add to any of the above)</w:t>
+        <w:t xml:space="preserve">6. Formatting preferences (add to any of the above)</w:t>
       </w:r>
     </w:p>
     <w:p>
@@ -636,15 +975,29 @@
         <w:ind w:left="288" w:right="144"/>
       </w:pPr>
       <w:r>
-        <w:lastRenderedPageBreak/>
-        <w:t>Use {US or UK} English spelling. In Word documents, start with a title and a one-paragraph summary, then sections with headings. In PowerPoint, use no more than five bullets per slide and put details in the speaker notes. Use tables for comparisons. Date format: {e.g., 1 Oct 2026}.</w:t>
+        <w:t xml:space="preserve">Use {US or UK} English spelling. In Word documents, start with a title and a one-paragraph summary,</w:t>
+      </w:r>
+      <w:r>
+        <w:t xml:space="preserve"> </w:t>
+      </w:r>
+      <w:r>
+        <w:t xml:space="preserve">then sections with headings. In PowerPoint, use no more than five bullets per slide and put details</w:t>
+      </w:r>
+      <w:r>
+        <w:t xml:space="preserve"> </w:t>
+      </w:r>
+      <w:r>
+        <w:t xml:space="preserve">in the speaker notes. Use tables for comparisons. Date format: {e.g., 1 Oct 2026}.</w:t>
       </w:r>
     </w:p>
     <w:p>
       <w:pPr>
         <w:pStyle w:val="CalloutMarker"/>
-        <w:spacing w:line="80" w:lineRule="exact"/>
-      </w:pPr>
+        <w:spacing w:before="0" w:after="0" w:line="80" w:lineRule="exact"/>
+      </w:pPr>
+      <w:r>
+        <w:t xml:space="preserve"/>
+      </w:r>
     </w:p>
     <w:p>
       <w:pPr>
@@ -661,41 +1014,68 @@
           <w:b/>
           <w:bCs/>
         </w:rPr>
-        <w:t>Tips:</w:t>
-      </w:r>
-      <w:r>
-        <w:t xml:space="preserve"> reference a standing source with </w:t>
-      </w:r>
-      <w:r>
-        <w:rPr>
-          <w:b/>
-          <w:bCs/>
-        </w:rPr>
-        <w:t>/</w:t>
-      </w:r>
-      <w:r>
-        <w:t xml:space="preserve"> (for example, type </w:t>
-      </w:r>
-      <w:r>
-        <w:rPr>
-          <w:b/>
-          <w:bCs/>
-        </w:rPr>
-        <w:t>/</w:t>
-      </w:r>
-      <w:r>
-        <w:t xml:space="preserve"> and pick your benefits guide) so Cowork always grounds on it. Review your instructions every few weeks, and remove rules you no longer need.</w:t>
-      </w:r>
-    </w:p>
+        <w:t xml:space="preserve">Tips:</w:t>
+      </w:r>
+      <w:r>
+        <w:t xml:space="preserve"> </w:t>
+      </w:r>
+      <w:r>
+        <w:t xml:space="preserve">reference a standing source with</w:t>
+      </w:r>
+      <w:r>
+        <w:t xml:space="preserve"> </w:t>
+      </w:r>
+      <w:r>
+        <w:rPr>
+          <w:b/>
+          <w:bCs/>
+        </w:rPr>
+        <w:t xml:space="preserve">/</w:t>
+      </w:r>
+      <w:r>
+        <w:t xml:space="preserve"> </w:t>
+      </w:r>
+      <w:r>
+        <w:t xml:space="preserve">(for example, type</w:t>
+      </w:r>
+      <w:r>
+        <w:t xml:space="preserve"> </w:t>
+      </w:r>
+      <w:r>
+        <w:rPr>
+          <w:b/>
+          <w:bCs/>
+        </w:rPr>
+        <w:t xml:space="preserve">/</w:t>
+      </w:r>
+      <w:r>
+        <w:t xml:space="preserve"> </w:t>
+      </w:r>
+      <w:r>
+        <w:t xml:space="preserve">and pick your benefits</w:t>
+      </w:r>
+      <w:r>
+        <w:t xml:space="preserve"> </w:t>
+      </w:r>
+      <w:r>
+        <w:t xml:space="preserve">guide) so Cowork always grounds on it. Review your instructions every few weeks, and remove rules</w:t>
+      </w:r>
+      <w:r>
+        <w:t xml:space="preserve"> </w:t>
+      </w:r>
+      <w:r>
+        <w:t xml:space="preserve">you no longer need.</w:t>
+      </w:r>
+    </w:p>
+    <w:bookmarkEnd w:id="16"/>
+    <w:bookmarkEnd w:id="17"/>
+    <w:bookmarkStart w:id="19" w:name="personal-skills"/>
     <w:p>
       <w:pPr>
         <w:pStyle w:val="Heading2"/>
       </w:pPr>
-      <w:bookmarkStart w:id="5" w:name="personal-skills"/>
-      <w:bookmarkEnd w:id="3"/>
-      <w:bookmarkEnd w:id="4"/>
-      <w:r>
-        <w:t>Personal skills</w:t>
+      <w:r>
+        <w:t xml:space="preserve">Personal skills</w:t>
       </w:r>
     </w:p>
     <w:p>
@@ -703,48 +1083,75 @@
         <w:pStyle w:val="FirstParagraph"/>
       </w:pPr>
       <w:r>
-        <w:t xml:space="preserve">Also on the </w:t>
-      </w:r>
-      <w:r>
-        <w:rPr>
-          <w:b/>
-          <w:bCs/>
-        </w:rPr>
-        <w:t>Customize</w:t>
-      </w:r>
-      <w:r>
-        <w:t xml:space="preserve"> page, you can add your own </w:t>
-      </w:r>
-      <w:r>
-        <w:rPr>
-          <w:b/>
-          <w:bCs/>
-        </w:rPr>
-        <w:t>personal (custom) skills</w:t>
-      </w:r>
-      <w:r>
-        <w:t xml:space="preserve"> — reusable instructions that teach Cowork to handle a recurring task consistently. This workshop builds one in Exercise 4. See </w:t>
-      </w:r>
-      <w:hyperlink r:id="rId10">
+        <w:t xml:space="preserve">Also on the</w:t>
+      </w:r>
+      <w:r>
+        <w:t xml:space="preserve"> </w:t>
+      </w:r>
+      <w:r>
+        <w:rPr>
+          <w:b/>
+          <w:bCs/>
+        </w:rPr>
+        <w:t xml:space="preserve">Customize</w:t>
+      </w:r>
+      <w:r>
+        <w:t xml:space="preserve"> </w:t>
+      </w:r>
+      <w:r>
+        <w:t xml:space="preserve">page, you can add your own</w:t>
+      </w:r>
+      <w:r>
+        <w:t xml:space="preserve"> </w:t>
+      </w:r>
+      <w:r>
+        <w:rPr>
+          <w:b/>
+          <w:bCs/>
+        </w:rPr>
+        <w:t xml:space="preserve">personal (custom) skills</w:t>
+      </w:r>
+      <w:r>
+        <w:t xml:space="preserve"> </w:t>
+      </w:r>
+      <w:r>
+        <w:t xml:space="preserve">— reusable</w:t>
+      </w:r>
+      <w:r>
+        <w:t xml:space="preserve"> </w:t>
+      </w:r>
+      <w:r>
+        <w:t xml:space="preserve">instructions that teach Cowork to handle a recurring task consistently. This workshop builds one in</w:t>
+      </w:r>
+      <w:r>
+        <w:t xml:space="preserve"> </w:t>
+      </w:r>
+      <w:r>
+        <w:t xml:space="preserve">Exercise 3. See</w:t>
+      </w:r>
+      <w:r>
+        <w:t xml:space="preserve"> </w:t>
+      </w:r>
+      <w:hyperlink r:id="rId18">
         <w:r>
           <w:rPr>
             <w:rStyle w:val="Hyperlink"/>
           </w:rPr>
-          <w:t>05-custom-skill-guide.docx</w:t>
+          <w:t xml:space="preserve">05-custom-skill-guide.docx</w:t>
         </w:r>
       </w:hyperlink>
       <w:r>
-        <w:t>.</w:t>
-      </w:r>
-    </w:p>
+        <w:t xml:space="preserve">.</w:t>
+      </w:r>
+    </w:p>
+    <w:bookmarkEnd w:id="19"/>
+    <w:bookmarkStart w:id="21" w:name="plugins"/>
     <w:p>
       <w:pPr>
         <w:pStyle w:val="Heading2"/>
       </w:pPr>
-      <w:bookmarkStart w:id="6" w:name="plugins"/>
-      <w:bookmarkEnd w:id="5"/>
-      <w:r>
-        <w:t>Plugins</w:t>
+      <w:r>
+        <w:t xml:space="preserve">Plugins</w:t>
       </w:r>
     </w:p>
     <w:p>
@@ -756,91 +1163,157 @@
           <w:b/>
           <w:bCs/>
         </w:rPr>
-        <w:t>Plugins</w:t>
-      </w:r>
-      <w:r>
-        <w:t xml:space="preserve"> add </w:t>
-      </w:r>
-      <w:r>
-        <w:rPr>
-          <w:b/>
-          <w:bCs/>
-        </w:rPr>
-        <w:t>skills</w:t>
-      </w:r>
-      <w:r>
-        <w:t xml:space="preserve"> and </w:t>
-      </w:r>
-      <w:r>
-        <w:rPr>
-          <w:b/>
-          <w:bCs/>
-        </w:rPr>
-        <w:t>connectors</w:t>
-      </w:r>
-      <w:r>
-        <w:t xml:space="preserve"> to Cowork. Connectors link Cowork to systems outside Microsoft 365 and can be MCP servers. Manage plugins in </w:t>
-      </w:r>
-      <w:r>
-        <w:rPr>
-          <w:b/>
-          <w:bCs/>
-        </w:rPr>
-        <w:t>Customize → Plugins</w:t>
-      </w:r>
-      <w:r>
-        <w:t xml:space="preserve">: installed plugins have on/off toggles, and </w:t>
-      </w:r>
-      <w:r>
-        <w:rPr>
-          <w:b/>
-          <w:bCs/>
-        </w:rPr>
-        <w:t>Discover</w:t>
-      </w:r>
-      <w:r>
-        <w:t xml:space="preserve"> lists plugins from the Microsoft 365 App Store. Plugin skills appear alongside the built-in skills and activate automatically. HR examples include </w:t>
-      </w:r>
-      <w:r>
-        <w:rPr>
-          <w:b/>
-          <w:bCs/>
-        </w:rPr>
-        <w:t>Gusto</w:t>
-      </w:r>
-      <w:r>
-        <w:t xml:space="preserve"> (payroll and benefits) and </w:t>
-      </w:r>
-      <w:r>
-        <w:rPr>
-          <w:b/>
-          <w:bCs/>
-        </w:rPr>
-        <w:t>ZipRecruiter</w:t>
-      </w:r>
-      <w:r>
-        <w:t xml:space="preserve"> (job listings). Availability depends on what your admin approves. See </w:t>
-      </w:r>
-      <w:hyperlink r:id="rId11">
+        <w:t xml:space="preserve">Plugins</w:t>
+      </w:r>
+      <w:r>
+        <w:t xml:space="preserve"> </w:t>
+      </w:r>
+      <w:r>
+        <w:t xml:space="preserve">add</w:t>
+      </w:r>
+      <w:r>
+        <w:t xml:space="preserve"> </w:t>
+      </w:r>
+      <w:r>
+        <w:rPr>
+          <w:b/>
+          <w:bCs/>
+        </w:rPr>
+        <w:t xml:space="preserve">skills</w:t>
+      </w:r>
+      <w:r>
+        <w:t xml:space="preserve"> </w:t>
+      </w:r>
+      <w:r>
+        <w:t xml:space="preserve">and</w:t>
+      </w:r>
+      <w:r>
+        <w:t xml:space="preserve"> </w:t>
+      </w:r>
+      <w:r>
+        <w:rPr>
+          <w:b/>
+          <w:bCs/>
+        </w:rPr>
+        <w:t xml:space="preserve">connectors</w:t>
+      </w:r>
+      <w:r>
+        <w:t xml:space="preserve"> </w:t>
+      </w:r>
+      <w:r>
+        <w:t xml:space="preserve">to Cowork. Connectors link Cowork to systems outside</w:t>
+      </w:r>
+      <w:r>
+        <w:t xml:space="preserve"> </w:t>
+      </w:r>
+      <w:r>
+        <w:t xml:space="preserve">Microsoft 365 and can be MCP servers. Manage plugins in</w:t>
+      </w:r>
+      <w:r>
+        <w:t xml:space="preserve"> </w:t>
+      </w:r>
+      <w:r>
+        <w:rPr>
+          <w:b/>
+          <w:bCs/>
+        </w:rPr>
+        <w:t xml:space="preserve">Customize → Plugins</w:t>
+      </w:r>
+      <w:r>
+        <w:t xml:space="preserve">: installed plugins</w:t>
+      </w:r>
+      <w:r>
+        <w:t xml:space="preserve"> </w:t>
+      </w:r>
+      <w:r>
+        <w:t xml:space="preserve">have on/off toggles, and</w:t>
+      </w:r>
+      <w:r>
+        <w:t xml:space="preserve"> </w:t>
+      </w:r>
+      <w:r>
+        <w:rPr>
+          <w:b/>
+          <w:bCs/>
+        </w:rPr>
+        <w:t xml:space="preserve">Discover</w:t>
+      </w:r>
+      <w:r>
+        <w:t xml:space="preserve"> </w:t>
+      </w:r>
+      <w:r>
+        <w:t xml:space="preserve">lists plugins from the Microsoft 365 App Store. Plugin skills</w:t>
+      </w:r>
+      <w:r>
+        <w:t xml:space="preserve"> </w:t>
+      </w:r>
+      <w:r>
+        <w:t xml:space="preserve">appear alongside the built-in skills and activate automatically. HR examples include</w:t>
+      </w:r>
+      <w:r>
+        <w:t xml:space="preserve"> </w:t>
+      </w:r>
+      <w:r>
+        <w:rPr>
+          <w:b/>
+          <w:bCs/>
+        </w:rPr>
+        <w:t xml:space="preserve">Gusto</w:t>
+      </w:r>
+      <w:r>
+        <w:t xml:space="preserve"> </w:t>
+      </w:r>
+      <w:r>
+        <w:t xml:space="preserve">(payroll and benefits) and</w:t>
+      </w:r>
+      <w:r>
+        <w:t xml:space="preserve"> </w:t>
+      </w:r>
+      <w:r>
+        <w:rPr>
+          <w:b/>
+          <w:bCs/>
+        </w:rPr>
+        <w:t xml:space="preserve">ZipRecruiter</w:t>
+      </w:r>
+      <w:r>
+        <w:t xml:space="preserve"> </w:t>
+      </w:r>
+      <w:r>
+        <w:t xml:space="preserve">(job listings). Availability depends on what your admin</w:t>
+      </w:r>
+      <w:r>
+        <w:t xml:space="preserve"> </w:t>
+      </w:r>
+      <w:r>
+        <w:t xml:space="preserve">approves. See</w:t>
+      </w:r>
+      <w:r>
+        <w:t xml:space="preserve"> </w:t>
+      </w:r>
+      <w:hyperlink r:id="rId20">
         <w:r>
           <w:rPr>
             <w:rStyle w:val="Hyperlink"/>
           </w:rPr>
-          <w:t>09-plugins.docx</w:t>
+          <w:t xml:space="preserve">09-plugins.docx</w:t>
         </w:r>
       </w:hyperlink>
       <w:r>
-        <w:t xml:space="preserve"> for more on HR plugins.</w:t>
-      </w:r>
-    </w:p>
+        <w:t xml:space="preserve"> </w:t>
+      </w:r>
+      <w:r>
+        <w:t xml:space="preserve">for more on HR plugins.</w:t>
+      </w:r>
+    </w:p>
+    <w:bookmarkEnd w:id="21"/>
+    <w:bookmarkStart w:id="22" w:name="automations"/>
     <w:p>
       <w:pPr>
         <w:pStyle w:val="Heading2"/>
       </w:pPr>
-      <w:bookmarkStart w:id="7" w:name="automations"/>
-      <w:bookmarkEnd w:id="6"/>
-      <w:r>
-        <w:t>Automations</w:t>
+      <w:r>
+        <w:t xml:space="preserve">Automations</w:t>
       </w:r>
     </w:p>
     <w:p>
@@ -852,10 +1325,13 @@
           <w:b/>
           <w:bCs/>
         </w:rPr>
-        <w:t>Automations</w:t>
-      </w:r>
-      <w:r>
-        <w:t xml:space="preserve"> let Cowork run tasks on a schedule or in response to events:</w:t>
+        <w:t xml:space="preserve">Automations</w:t>
+      </w:r>
+      <w:r>
+        <w:t xml:space="preserve"> </w:t>
+      </w:r>
+      <w:r>
+        <w:t xml:space="preserve">let Cowork run tasks on a schedule or in response to events:</w:t>
       </w:r>
     </w:p>
     <w:p>
@@ -863,7 +1339,7 @@
         <w:pStyle w:val="Compact"/>
         <w:numPr>
           <w:ilvl w:val="0"/>
-          <w:numId w:val="4"/>
+          <w:numId w:val="1003"/>
         </w:numPr>
       </w:pPr>
       <w:r>
@@ -871,10 +1347,19 @@
           <w:b/>
           <w:bCs/>
         </w:rPr>
-        <w:t>Scheduled prompts</w:t>
-      </w:r>
-      <w:r>
-        <w:t xml:space="preserve"> — run at a set time (e.g., "Every Monday at 8 AM, prepare a summary of open HR tickets").</w:t>
+        <w:t xml:space="preserve">Scheduled prompts</w:t>
+      </w:r>
+      <w:r>
+        <w:t xml:space="preserve"> </w:t>
+      </w:r>
+      <w:r>
+        <w:t xml:space="preserve">— run at a set time (e.g., "Every Monday at 8 AM, prepare a summary of open</w:t>
+      </w:r>
+      <w:r>
+        <w:t xml:space="preserve"> </w:t>
+      </w:r>
+      <w:r>
+        <w:t xml:space="preserve">HR tickets").</w:t>
       </w:r>
     </w:p>
     <w:p>
@@ -882,7 +1367,7 @@
         <w:pStyle w:val="Compact"/>
         <w:numPr>
           <w:ilvl w:val="0"/>
-          <w:numId w:val="4"/>
+          <w:numId w:val="1003"/>
         </w:numPr>
       </w:pPr>
       <w:r>
@@ -890,10 +1375,13 @@
           <w:b/>
           <w:bCs/>
         </w:rPr>
-        <w:t>Event-driven tasks</w:t>
-      </w:r>
-      <w:r>
-        <w:t xml:space="preserve"> — run when something happens.</w:t>
+        <w:t xml:space="preserve">Event-driven tasks</w:t>
+      </w:r>
+      <w:r>
+        <w:t xml:space="preserve"> </w:t>
+      </w:r>
+      <w:r>
+        <w:t xml:space="preserve">— run when something happens.</w:t>
       </w:r>
     </w:p>
     <w:p>
@@ -901,17 +1389,23 @@
         <w:pStyle w:val="FirstParagraph"/>
       </w:pPr>
       <w:r>
-        <w:t xml:space="preserve">Manage them from the </w:t>
-      </w:r>
-      <w:r>
-        <w:rPr>
-          <w:b/>
-          <w:bCs/>
-        </w:rPr>
-        <w:t>Automations</w:t>
-      </w:r>
-      <w:r>
-        <w:t xml:space="preserve"> page, which has two tabs:</w:t>
+        <w:t xml:space="preserve">Manage them from the</w:t>
+      </w:r>
+      <w:r>
+        <w:t xml:space="preserve"> </w:t>
+      </w:r>
+      <w:r>
+        <w:rPr>
+          <w:b/>
+          <w:bCs/>
+        </w:rPr>
+        <w:t xml:space="preserve">Automations</w:t>
+      </w:r>
+      <w:r>
+        <w:t xml:space="preserve"> </w:t>
+      </w:r>
+      <w:r>
+        <w:t xml:space="preserve">page, which has two tabs:</w:t>
       </w:r>
     </w:p>
     <w:p>
@@ -919,7 +1413,7 @@
         <w:pStyle w:val="Compact"/>
         <w:numPr>
           <w:ilvl w:val="0"/>
-          <w:numId w:val="5"/>
+          <w:numId w:val="1004"/>
         </w:numPr>
       </w:pPr>
       <w:r>
@@ -927,10 +1421,13 @@
           <w:b/>
           <w:bCs/>
         </w:rPr>
-        <w:t>Runs</w:t>
-      </w:r>
-      <w:r>
-        <w:t xml:space="preserve"> — each past or upcoming run.</w:t>
+        <w:t xml:space="preserve">Runs</w:t>
+      </w:r>
+      <w:r>
+        <w:t xml:space="preserve"> </w:t>
+      </w:r>
+      <w:r>
+        <w:t xml:space="preserve">— each past or upcoming run.</w:t>
       </w:r>
     </w:p>
     <w:p>
@@ -938,7 +1435,7 @@
         <w:pStyle w:val="Compact"/>
         <w:numPr>
           <w:ilvl w:val="0"/>
-          <w:numId w:val="5"/>
+          <w:numId w:val="1004"/>
         </w:numPr>
       </w:pPr>
       <w:r>
@@ -946,10 +1443,13 @@
           <w:b/>
           <w:bCs/>
         </w:rPr>
-        <w:t>Manage schedules</w:t>
-      </w:r>
-      <w:r>
-        <w:t xml:space="preserve"> — the schedule definitions (edit, pause, resume, delete).</w:t>
+        <w:t xml:space="preserve">Manage schedules</w:t>
+      </w:r>
+      <w:r>
+        <w:t xml:space="preserve"> </w:t>
+      </w:r>
+      <w:r>
+        <w:t xml:space="preserve">— the schedule definitions (edit, pause, resume, delete).</w:t>
       </w:r>
     </w:p>
     <w:p>
@@ -957,27 +1457,33 @@
         <w:pStyle w:val="FirstParagraph"/>
       </w:pPr>
       <w:r>
-        <w:t xml:space="preserve">You can also create a new schedule directly with </w:t>
-      </w:r>
-      <w:r>
-        <w:rPr>
-          <w:b/>
-          <w:bCs/>
-        </w:rPr>
-        <w:t>Create</w:t>
-      </w:r>
-      <w:r>
-        <w:t xml:space="preserve"> on the Automations page.</w:t>
-      </w:r>
-    </w:p>
+        <w:t xml:space="preserve">You can also create a new schedule directly with</w:t>
+      </w:r>
+      <w:r>
+        <w:t xml:space="preserve"> </w:t>
+      </w:r>
+      <w:r>
+        <w:rPr>
+          <w:b/>
+          <w:bCs/>
+        </w:rPr>
+        <w:t xml:space="preserve">Create</w:t>
+      </w:r>
+      <w:r>
+        <w:t xml:space="preserve"> </w:t>
+      </w:r>
+      <w:r>
+        <w:t xml:space="preserve">on the Automations page.</w:t>
+      </w:r>
+    </w:p>
+    <w:bookmarkEnd w:id="22"/>
+    <w:bookmarkStart w:id="23" w:name="image-generation"/>
     <w:p>
       <w:pPr>
         <w:pStyle w:val="Heading2"/>
       </w:pPr>
-      <w:bookmarkStart w:id="8" w:name="image-generation"/>
-      <w:bookmarkEnd w:id="7"/>
-      <w:r>
-        <w:t>Image generation</w:t>
+      <w:r>
+        <w:t xml:space="preserve">Image generation</w:t>
       </w:r>
     </w:p>
     <w:p>
@@ -985,33 +1491,46 @@
         <w:pStyle w:val="FirstParagraph"/>
       </w:pPr>
       <w:r>
-        <w:t xml:space="preserve">Cowork can generate images on request (it uses the </w:t>
-      </w:r>
-      <w:r>
-        <w:rPr>
-          <w:b/>
-          <w:bCs/>
-        </w:rPr>
-        <w:t>ChatGPT Images 2.0</w:t>
-      </w:r>
-      <w:r>
-        <w:t xml:space="preserve"> model), saving results to your session and OneDrive output folder. Useful for simple visuals in HR comms or slides.</w:t>
-      </w:r>
-    </w:p>
+        <w:t xml:space="preserve">Cowork can generate images on request (it uses the</w:t>
+      </w:r>
+      <w:r>
+        <w:t xml:space="preserve"> </w:t>
+      </w:r>
+      <w:r>
+        <w:rPr>
+          <w:b/>
+          <w:bCs/>
+        </w:rPr>
+        <w:t xml:space="preserve">ChatGPT Images 2.0</w:t>
+      </w:r>
+      <w:r>
+        <w:t xml:space="preserve"> </w:t>
+      </w:r>
+      <w:r>
+        <w:t xml:space="preserve">model), saving results to</w:t>
+      </w:r>
+      <w:r>
+        <w:t xml:space="preserve"> </w:t>
+      </w:r>
+      <w:r>
+        <w:t xml:space="preserve">your session and OneDrive output folder. Useful for simple visuals in HR comms or slides.</w:t>
+      </w:r>
+    </w:p>
+    <w:bookmarkEnd w:id="23"/>
+    <w:bookmarkStart w:id="24" w:name="quick-what-to-adjust-when-guide"/>
     <w:p>
       <w:pPr>
         <w:pStyle w:val="Heading2"/>
       </w:pPr>
-      <w:bookmarkStart w:id="9" w:name="quick-what-to-adjust-when-guide"/>
-      <w:bookmarkEnd w:id="8"/>
-      <w:r>
-        <w:t>Quick "what to adjust when" guide</w:t>
+      <w:r>
+        <w:t xml:space="preserve">Quick "what to adjust when" guide</w:t>
       </w:r>
     </w:p>
     <w:tbl>
       <w:tblPr>
         <w:tblStyle w:val="Table"/>
-        <w:tblW w:w="0" w:type="auto"/>
+        <w:tblW w:type="auto" w:w="0"/>
+        <w:tblLook w:firstRow="1" w:lastRow="0" w:firstColumn="0" w:lastColumn="0" w:noHBand="0" w:noVBand="0" w:val="0020"/>
         <w:tblBorders>
           <w:top w:val="single" w:sz="4" w:space="0" w:color="D1D1D1"/>
           <w:left w:val="single" w:sz="4" w:space="0" w:color="D1D1D1"/>
@@ -1026,197 +1545,182 @@
           <w:bottom w:w="40" w:type="dxa"/>
           <w:right w:w="90" w:type="dxa"/>
         </w:tblCellMar>
-        <w:tblLook w:val="0020" w:firstRow="1" w:lastRow="0" w:firstColumn="0" w:lastColumn="0" w:noHBand="0" w:noVBand="0"/>
       </w:tblPr>
       <w:tblGrid>
-        <w:gridCol w:w="2575"/>
-        <w:gridCol w:w="4228"/>
+        <w:gridCol w:w="3960"/>
+        <w:gridCol w:w="3960"/>
       </w:tblGrid>
       <w:tr>
         <w:trPr>
-          <w:cnfStyle w:val="100000000000" w:firstRow="1" w:lastRow="0" w:firstColumn="0" w:lastColumn="0" w:oddVBand="0" w:evenVBand="0" w:oddHBand="0" w:evenHBand="0" w:firstRowFirstColumn="0" w:firstRowLastColumn="0" w:lastRowFirstColumn="0" w:lastRowLastColumn="0"/>
-          <w:tblHeader/>
+          <w:tblHeader w:val="on"/>
         </w:trPr>
         <w:tc>
           <w:tcPr>
-            <w:tcW w:w="0" w:type="auto"/>
             <w:shd w:val="clear" w:color="auto" w:fill="F3E5FD"/>
           </w:tcPr>
           <w:p>
             <w:pPr>
               <w:pStyle w:val="Compact"/>
-              <w:spacing w:before="20" w:after="20"/>
+              <w:spacing w:after="20" w:before="20"/>
             </w:pPr>
             <w:r>
               <w:rPr>
                 <w:b/>
                 <w:sz w:val="19"/>
               </w:rPr>
-              <w:t>Situation</w:t>
+              <w:t xml:space="preserve">Situation</w:t>
             </w:r>
           </w:p>
         </w:tc>
         <w:tc>
           <w:tcPr>
-            <w:tcW w:w="0" w:type="auto"/>
             <w:shd w:val="clear" w:color="auto" w:fill="F3E5FD"/>
           </w:tcPr>
           <w:p>
             <w:pPr>
               <w:pStyle w:val="Compact"/>
-              <w:spacing w:before="20" w:after="20"/>
+              <w:spacing w:after="20" w:before="20"/>
             </w:pPr>
             <w:r>
               <w:rPr>
                 <w:b/>
                 <w:sz w:val="19"/>
               </w:rPr>
-              <w:t>Suggested setting</w:t>
+              <w:t xml:space="preserve">Suggested setting</w:t>
             </w:r>
           </w:p>
         </w:tc>
       </w:tr>
       <w:tr>
         <w:tc>
-          <w:tcPr>
-            <w:tcW w:w="0" w:type="auto"/>
-          </w:tcPr>
+          <w:tcPr/>
           <w:p>
             <w:pPr>
               <w:pStyle w:val="Compact"/>
-              <w:spacing w:before="20" w:after="20"/>
+              <w:spacing w:after="20" w:before="20"/>
             </w:pPr>
             <w:r>
               <w:rPr>
                 <w:sz w:val="19"/>
               </w:rPr>
-              <w:t>Routine draft, quick reply</w:t>
+              <w:t xml:space="preserve">Routine draft, quick reply</w:t>
             </w:r>
           </w:p>
         </w:tc>
         <w:tc>
-          <w:tcPr>
-            <w:tcW w:w="0" w:type="auto"/>
-          </w:tcPr>
+          <w:tcPr/>
           <w:p>
             <w:pPr>
               <w:pStyle w:val="Compact"/>
-              <w:spacing w:before="20" w:after="20"/>
+              <w:spacing w:after="20" w:before="20"/>
             </w:pPr>
             <w:r>
               <w:rPr>
                 <w:sz w:val="19"/>
               </w:rPr>
-              <w:t>Default model, lower reasoning effort</w:t>
+              <w:t xml:space="preserve">Default model, lower reasoning effort</w:t>
             </w:r>
           </w:p>
         </w:tc>
       </w:tr>
       <w:tr>
         <w:tc>
-          <w:tcPr>
-            <w:tcW w:w="0" w:type="auto"/>
-          </w:tcPr>
+          <w:tcPr/>
           <w:p>
             <w:pPr>
               <w:pStyle w:val="Compact"/>
-              <w:spacing w:before="20" w:after="20"/>
+              <w:spacing w:after="20" w:before="20"/>
             </w:pPr>
             <w:r>
               <w:rPr>
                 <w:sz w:val="19"/>
               </w:rPr>
-              <w:t>Sensitive employee message</w:t>
+              <w:t xml:space="preserve">Sensitive employee message</w:t>
             </w:r>
           </w:p>
         </w:tc>
         <w:tc>
-          <w:tcPr>
-            <w:tcW w:w="0" w:type="auto"/>
-          </w:tcPr>
+          <w:tcPr/>
           <w:p>
             <w:pPr>
               <w:pStyle w:val="Compact"/>
-              <w:spacing w:before="20" w:after="20"/>
+              <w:spacing w:after="20" w:before="20"/>
             </w:pPr>
             <w:r>
               <w:rPr>
                 <w:sz w:val="19"/>
               </w:rPr>
-              <w:t>Higher-capability model, higher reasoning effort</w:t>
+              <w:t xml:space="preserve">Higher-capability model, higher reasoning effort</w:t>
             </w:r>
           </w:p>
         </w:tc>
       </w:tr>
       <w:tr>
         <w:tc>
-          <w:tcPr>
-            <w:tcW w:w="0" w:type="auto"/>
-          </w:tcPr>
+          <w:tcPr/>
           <w:p>
             <w:pPr>
               <w:pStyle w:val="Compact"/>
-              <w:spacing w:before="20" w:after="20"/>
+              <w:spacing w:after="20" w:before="20"/>
             </w:pPr>
             <w:r>
               <w:rPr>
                 <w:sz w:val="19"/>
               </w:rPr>
-              <w:t>Multi-source research</w:t>
+              <w:t xml:space="preserve">Multi-source research</w:t>
             </w:r>
           </w:p>
         </w:tc>
         <w:tc>
-          <w:tcPr>
-            <w:tcW w:w="0" w:type="auto"/>
-          </w:tcPr>
+          <w:tcPr/>
           <w:p>
             <w:pPr>
               <w:pStyle w:val="Compact"/>
-              <w:spacing w:before="20" w:after="20"/>
+              <w:spacing w:after="20" w:before="20"/>
             </w:pPr>
             <w:r>
               <w:rPr>
                 <w:sz w:val="19"/>
               </w:rPr>
-              <w:t>Higher reasoning effort (Deep Research skill)</w:t>
+              <w:t xml:space="preserve">Higher reasoning effort (Deep Research skill)</w:t>
             </w:r>
           </w:p>
         </w:tc>
       </w:tr>
       <w:tr>
         <w:tc>
-          <w:tcPr>
-            <w:tcW w:w="0" w:type="auto"/>
-          </w:tcPr>
+          <w:tcPr/>
           <w:p>
             <w:pPr>
               <w:pStyle w:val="Compact"/>
-              <w:spacing w:before="20" w:after="20"/>
+              <w:spacing w:after="20" w:before="20"/>
             </w:pPr>
             <w:r>
               <w:rPr>
                 <w:sz w:val="19"/>
               </w:rPr>
-              <w:lastRenderedPageBreak/>
-              <w:t>Same preference every time</w:t>
+              <w:t xml:space="preserve">Same preference every time</w:t>
             </w:r>
           </w:p>
         </w:tc>
         <w:tc>
-          <w:tcPr>
-            <w:tcW w:w="0" w:type="auto"/>
-          </w:tcPr>
+          <w:tcPr/>
           <w:p>
             <w:pPr>
               <w:pStyle w:val="Compact"/>
-              <w:spacing w:before="20" w:after="20"/>
+              <w:spacing w:after="20" w:before="20"/>
             </w:pPr>
             <w:r>
               <w:rPr>
                 <w:sz w:val="19"/>
               </w:rPr>
-              <w:t xml:space="preserve">Encode it in </w:t>
+              <w:t xml:space="preserve">Encode it in</w:t>
+            </w:r>
+            <w:r>
+              <w:rPr>
+                <w:sz w:val="19"/>
+              </w:rPr>
+              <w:t xml:space="preserve"> </w:t>
             </w:r>
             <w:r>
               <w:rPr>
@@ -1224,43 +1728,45 @@
                 <w:bCs/>
                 <w:sz w:val="19"/>
               </w:rPr>
-              <w:t>custom instructions</w:t>
+              <w:t xml:space="preserve">custom instructions</w:t>
             </w:r>
           </w:p>
         </w:tc>
       </w:tr>
       <w:tr>
         <w:tc>
-          <w:tcPr>
-            <w:tcW w:w="0" w:type="auto"/>
-          </w:tcPr>
+          <w:tcPr/>
           <w:p>
             <w:pPr>
               <w:pStyle w:val="Compact"/>
-              <w:spacing w:before="20" w:after="20"/>
+              <w:spacing w:after="20" w:before="20"/>
             </w:pPr>
             <w:r>
               <w:rPr>
                 <w:sz w:val="19"/>
               </w:rPr>
-              <w:t>Recurring weekly task</w:t>
+              <w:t xml:space="preserve">Recurring weekly task</w:t>
             </w:r>
           </w:p>
         </w:tc>
         <w:tc>
-          <w:tcPr>
-            <w:tcW w:w="0" w:type="auto"/>
-          </w:tcPr>
+          <w:tcPr/>
           <w:p>
             <w:pPr>
               <w:pStyle w:val="Compact"/>
-              <w:spacing w:before="20" w:after="20"/>
+              <w:spacing w:after="20" w:before="20"/>
             </w:pPr>
             <w:r>
               <w:rPr>
                 <w:sz w:val="19"/>
               </w:rPr>
-              <w:t xml:space="preserve">Set up an </w:t>
+              <w:t xml:space="preserve">Set up an</w:t>
+            </w:r>
+            <w:r>
+              <w:rPr>
+                <w:sz w:val="19"/>
+              </w:rPr>
+              <w:t xml:space="preserve"> </w:t>
             </w:r>
             <w:r>
               <w:rPr>
@@ -1268,61 +1774,41 @@
                 <w:bCs/>
                 <w:sz w:val="19"/>
               </w:rPr>
-              <w:t>Automation</w:t>
+              <w:t xml:space="preserve">Automation</w:t>
             </w:r>
           </w:p>
         </w:tc>
       </w:tr>
-      <w:bookmarkEnd w:id="0"/>
-      <w:bookmarkEnd w:id="9"/>
     </w:tbl>
-    <w:p/>
+    <w:bookmarkEnd w:id="24"/>
+    <w:bookmarkEnd w:id="25"/>
     <w:sectPr>
-      <w:footerReference w:type="default" r:id="rId12"/>
+      <w:footerReference w:type="default" r:id="rId9"/>
       <w:footnotePr>
         <w:numRestart w:val="eachSect"/>
       </w:footnotePr>
-      <w:pgSz w:w="12240" w:h="15840"/>
-      <w:pgMar w:top="1152" w:right="1224" w:bottom="1152" w:left="1224" w:header="720" w:footer="720" w:gutter="0"/>
-      <w:cols w:space="720"/>
+      <w:pgSz w:h="15840" w:w="12240"/>
+      <w:pgMar w:bottom="1152" w:left="1224" w:right="1224" w:top="1152"/>
     </w:sectPr>
   </w:body>
 </w:document>
 </file>
 
-<file path=word/endnotes.xml><?xml version="1.0" encoding="utf-8"?>
-<w:endnotes xmlns:wpc="http://schemas.microsoft.com/office/word/2010/wordprocessingCanvas" xmlns:cx="http://schemas.microsoft.com/office/drawing/2014/chartex" xmlns:cx1="http://schemas.microsoft.com/office/drawing/2015/9/8/chartex" xmlns:cx2="http://schemas.microsoft.com/office/drawing/2015/10/21/chartex" xmlns:cx3="http://schemas.microsoft.com/office/drawing/2016/5/9/chartex" xmlns:cx4="http://schemas.microsoft.com/office/drawing/2016/5/10/chartex" xmlns:cx5="http://schemas.microsoft.com/office/drawing/2016/5/11/chartex" xmlns:cx6="http://schemas.microsoft.com/office/drawing/2016/5/12/chartex" xmlns:cx7="http://schemas.microsoft.com/office/drawing/2016/5/13/chartex" xmlns:cx8="http://schemas.microsoft.com/office/drawing/2016/5/14/chartex" xmlns:mc="http://schemas.openxmlformats.org/markup-compatibility/2006" xmlns:aink="http://schemas.microsoft.com/office/drawing/2016/ink" xmlns:am3d="http://schemas.microsoft.com/office/drawing/2017/model3d" xmlns:o="urn:schemas-microsoft-com:office:office" xmlns:oel="http://schemas.microsoft.com/office/2019/extlst" xmlns:r="http://schemas.openxmlformats.org/officeDocument/2006/relationships" xmlns:m="http://schemas.openxmlformats.org/officeDocument/2006/math" xmlns:v="urn:schemas-microsoft-com:vml" xmlns:wp14="http://schemas.microsoft.com/office/word/2010/wordprocessingDrawing" xmlns:wp="http://schemas.openxmlformats.org/drawingml/2006/wordprocessingDrawing" xmlns:w10="urn:schemas-microsoft-com:office:word" xmlns:w="http://schemas.openxmlformats.org/wordprocessingml/2006/main" xmlns:w14="http://schemas.microsoft.com/office/word/2010/wordml" xmlns:w15="http://schemas.microsoft.com/office/word/2012/wordml" xmlns:w16cex="http://schemas.microsoft.com/office/word/2018/wordml/cex" xmlns:w16cid="http://schemas.microsoft.com/office/word/2016/wordml/cid" xmlns:w16="http://schemas.microsoft.com/office/word/2018/wordml" xmlns:w16du="http://schemas.microsoft.com/office/word/2023/wordml/word16du" xmlns:w16sdtdh="http://schemas.microsoft.com/office/word/2020/wordml/sdtdatahash" xmlns:w16sdtfl="http://schemas.microsoft.com/office/word/2024/wordml/sdtformatlock" xmlns:w16se="http://schemas.microsoft.com/office/word/2015/wordml/symex" xmlns:wpg="http://schemas.microsoft.com/office/word/2010/wordprocessingGroup" xmlns:wpi="http://schemas.microsoft.com/office/word/2010/wordprocessingInk" xmlns:wne="http://schemas.microsoft.com/office/word/2006/wordml" xmlns:wps="http://schemas.microsoft.com/office/word/2010/wordprocessingShape" mc:Ignorable="w14 w15 w16se w16cid w16 w16cex w16sdtdh w16sdtfl w16du wp14">
-  <w:endnote w:type="separator" w:id="-1">
-    <w:p>
-      <w:pPr>
-        <w:spacing w:after="0"/>
-      </w:pPr>
-      <w:r>
-        <w:separator/>
-      </w:r>
-    </w:p>
-  </w:endnote>
-  <w:endnote w:type="continuationSeparator" w:id="0">
-    <w:p>
-      <w:pPr>
-        <w:spacing w:after="0"/>
-      </w:pPr>
-      <w:r>
-        <w:continuationSeparator/>
-      </w:r>
-    </w:p>
-  </w:endnote>
-</w:endnotes>
+<file path=word/comments.xml><?xml version="1.0" encoding="utf-8"?>
+<w:comments xmlns:w="http://schemas.openxmlformats.org/wordprocessingml/2006/main" xmlns:m="http://schemas.openxmlformats.org/officeDocument/2006/math" xmlns:r="http://schemas.openxmlformats.org/officeDocument/2006/relationships" xmlns:o="urn:schemas-microsoft-com:office:office" xmlns:v="urn:schemas-microsoft-com:vml" xmlns:w10="urn:schemas-microsoft-com:office:word" xmlns:a="http://schemas.openxmlformats.org/drawingml/2006/main" xmlns:pic="http://schemas.openxmlformats.org/drawingml/2006/picture" xmlns:wp="http://schemas.openxmlformats.org/drawingml/2006/wordprocessingDrawing"/>
 </file>
 
 <file path=word/footer1.xml><?xml version="1.0" encoding="utf-8"?>
-<w:ftr xmlns:wpc="http://schemas.microsoft.com/office/word/2010/wordprocessingCanvas" xmlns:cx="http://schemas.microsoft.com/office/drawing/2014/chartex" xmlns:cx1="http://schemas.microsoft.com/office/drawing/2015/9/8/chartex" xmlns:cx2="http://schemas.microsoft.com/office/drawing/2015/10/21/chartex" xmlns:cx3="http://schemas.microsoft.com/office/drawing/2016/5/9/chartex" xmlns:cx4="http://schemas.microsoft.com/office/drawing/2016/5/10/chartex" xmlns:cx5="http://schemas.microsoft.com/office/drawing/2016/5/11/chartex" xmlns:cx6="http://schemas.microsoft.com/office/drawing/2016/5/12/chartex" xmlns:cx7="http://schemas.microsoft.com/office/drawing/2016/5/13/chartex" xmlns:cx8="http://schemas.microsoft.com/office/drawing/2016/5/14/chartex" xmlns:mc="http://schemas.openxmlformats.org/markup-compatibility/2006" xmlns:aink="http://schemas.microsoft.com/office/drawing/2016/ink" xmlns:am3d="http://schemas.microsoft.com/office/drawing/2017/model3d" xmlns:o="urn:schemas-microsoft-com:office:office" xmlns:oel="http://schemas.microsoft.com/office/2019/extlst" xmlns:r="http://schemas.openxmlformats.org/officeDocument/2006/relationships" xmlns:m="http://schemas.openxmlformats.org/officeDocument/2006/math" xmlns:v="urn:schemas-microsoft-com:vml" xmlns:wp14="http://schemas.microsoft.com/office/word/2010/wordprocessingDrawing" xmlns:wp="http://schemas.openxmlformats.org/drawingml/2006/wordprocessingDrawing" xmlns:w10="urn:schemas-microsoft-com:office:word" xmlns:w="http://schemas.openxmlformats.org/wordprocessingml/2006/main" xmlns:w14="http://schemas.microsoft.com/office/word/2010/wordml" xmlns:w15="http://schemas.microsoft.com/office/word/2012/wordml" xmlns:w16cex="http://schemas.microsoft.com/office/word/2018/wordml/cex" xmlns:w16cid="http://schemas.microsoft.com/office/word/2016/wordml/cid" xmlns:w16="http://schemas.microsoft.com/office/word/2018/wordml" xmlns:w16du="http://schemas.microsoft.com/office/word/2023/wordml/word16du" xmlns:w16sdtdh="http://schemas.microsoft.com/office/word/2020/wordml/sdtdatahash" xmlns:w16sdtfl="http://schemas.microsoft.com/office/word/2024/wordml/sdtformatlock" xmlns:w16se="http://schemas.microsoft.com/office/word/2015/wordml/symex" xmlns:wpg="http://schemas.microsoft.com/office/word/2010/wordprocessingGroup" xmlns:wpi="http://schemas.microsoft.com/office/word/2010/wordprocessingInk" xmlns:wne="http://schemas.microsoft.com/office/word/2006/wordml" xmlns:wps="http://schemas.microsoft.com/office/word/2010/wordprocessingShape" mc:Ignorable="w14 w15 w16se w16cid w16 w16cex w16sdtdh w16sdtfl w16du wp14">
+<w:ftr xmlns:m="http://schemas.openxmlformats.org/officeDocument/2006/math" xmlns:mc="http://schemas.openxmlformats.org/markup-compatibility/2006" xmlns:mo="http://schemas.microsoft.com/office/mac/office/2008/main" xmlns:mv="urn:schemas-microsoft-com:mac:vml" xmlns:o="urn:schemas-microsoft-com:office:office" xmlns:r="http://schemas.openxmlformats.org/officeDocument/2006/relationships" xmlns:v="urn:schemas-microsoft-com:vml" xmlns:w10="urn:schemas-microsoft-com:office:word" xmlns:w14="http://schemas.microsoft.com/office/word/2010/wordml" xmlns:w="http://schemas.openxmlformats.org/wordprocessingml/2006/main" xmlns:wne="http://schemas.microsoft.com/office/word/2006/wordml" xmlns:wp14="http://schemas.microsoft.com/office/word/2010/wordprocessingDrawing" xmlns:wp="http://schemas.openxmlformats.org/drawingml/2006/wordprocessingDrawing" xmlns:wpc="http://schemas.microsoft.com/office/word/2010/wordprocessingCanvas" xmlns:wpg="http://schemas.microsoft.com/office/word/2010/wordprocessingGroup" xmlns:wpi="http://schemas.microsoft.com/office/word/2010/wordprocessingInk" xmlns:wps="http://schemas.microsoft.com/office/word/2010/wordprocessingShape" mc:Ignorable="w14 wp14">
   <w:p>
     <w:pPr>
+      <w:pStyle w:val="Footer"/>
       <w:jc w:val="right"/>
     </w:pPr>
+    <w:r/>
     <w:r>
       <w:rPr>
+        <w:rFonts w:ascii="Segoe UI" w:hAnsi="Segoe UI"/>
         <w:color w:val="616161"/>
         <w:sz w:val="16"/>
       </w:rPr>
@@ -1334,34 +1820,7 @@
         <w:sz w:val="16"/>
       </w:rPr>
       <w:fldChar w:fldCharType="begin"/>
-    </w:r>
-    <w:r>
-      <w:rPr>
-        <w:color w:val="616161"/>
-        <w:sz w:val="16"/>
-      </w:rPr>
-      <w:instrText>PAGE</w:instrText>
-    </w:r>
-    <w:r>
-      <w:rPr>
-        <w:color w:val="616161"/>
-        <w:sz w:val="16"/>
-      </w:rPr>
-      <w:fldChar w:fldCharType="separate"/>
-    </w:r>
-    <w:r>
-      <w:rPr>
-        <w:noProof/>
-        <w:color w:val="616161"/>
-        <w:sz w:val="16"/>
-      </w:rPr>
-      <w:t>1</w:t>
-    </w:r>
-    <w:r>
-      <w:rPr>
-        <w:color w:val="616161"/>
-        <w:sz w:val="16"/>
-      </w:rPr>
+      <w:instrText xml:space="preserve">PAGE</w:instrText>
       <w:fldChar w:fldCharType="end"/>
     </w:r>
   </w:p>
@@ -1369,24 +1828,18 @@
 </file>
 
 <file path=word/footnotes.xml><?xml version="1.0" encoding="utf-8"?>
-<w:footnotes xmlns:wpc="http://schemas.microsoft.com/office/word/2010/wordprocessingCanvas" xmlns:cx="http://schemas.microsoft.com/office/drawing/2014/chartex" xmlns:cx1="http://schemas.microsoft.com/office/drawing/2015/9/8/chartex" xmlns:cx2="http://schemas.microsoft.com/office/drawing/2015/10/21/chartex" xmlns:cx3="http://schemas.microsoft.com/office/drawing/2016/5/9/chartex" xmlns:cx4="http://schemas.microsoft.com/office/drawing/2016/5/10/chartex" xmlns:cx5="http://schemas.microsoft.com/office/drawing/2016/5/11/chartex" xmlns:cx6="http://schemas.microsoft.com/office/drawing/2016/5/12/chartex" xmlns:cx7="http://schemas.microsoft.com/office/drawing/2016/5/13/chartex" xmlns:cx8="http://schemas.microsoft.com/office/drawing/2016/5/14/chartex" xmlns:mc="http://schemas.openxmlformats.org/markup-compatibility/2006" xmlns:aink="http://schemas.microsoft.com/office/drawing/2016/ink" xmlns:am3d="http://schemas.microsoft.com/office/drawing/2017/model3d" xmlns:o="urn:schemas-microsoft-com:office:office" xmlns:oel="http://schemas.microsoft.com/office/2019/extlst" xmlns:r="http://schemas.openxmlformats.org/officeDocument/2006/relationships" xmlns:m="http://schemas.openxmlformats.org/officeDocument/2006/math" xmlns:v="urn:schemas-microsoft-com:vml" xmlns:wp14="http://schemas.microsoft.com/office/word/2010/wordprocessingDrawing" xmlns:wp="http://schemas.openxmlformats.org/drawingml/2006/wordprocessingDrawing" xmlns:w10="urn:schemas-microsoft-com:office:word" xmlns:w="http://schemas.openxmlformats.org/wordprocessingml/2006/main" xmlns:w14="http://schemas.microsoft.com/office/word/2010/wordml" xmlns:w15="http://schemas.microsoft.com/office/word/2012/wordml" xmlns:w16cex="http://schemas.microsoft.com/office/word/2018/wordml/cex" xmlns:w16cid="http://schemas.microsoft.com/office/word/2016/wordml/cid" xmlns:w16="http://schemas.microsoft.com/office/word/2018/wordml" xmlns:w16du="http://schemas.microsoft.com/office/word/2023/wordml/word16du" xmlns:w16sdtdh="http://schemas.microsoft.com/office/word/2020/wordml/sdtdatahash" xmlns:w16sdtfl="http://schemas.microsoft.com/office/word/2024/wordml/sdtformatlock" xmlns:w16se="http://schemas.microsoft.com/office/word/2015/wordml/symex" xmlns:wpg="http://schemas.microsoft.com/office/word/2010/wordprocessingGroup" xmlns:wpi="http://schemas.microsoft.com/office/word/2010/wordprocessingInk" xmlns:wne="http://schemas.microsoft.com/office/word/2006/wordml" xmlns:wps="http://schemas.microsoft.com/office/word/2010/wordprocessingShape" mc:Ignorable="w14 w15 w16se w16cid w16 w16cex w16sdtdh w16sdtfl w16du wp14">
+<w:footnotes xmlns:w="http://schemas.openxmlformats.org/wordprocessingml/2006/main" xmlns:m="http://schemas.openxmlformats.org/officeDocument/2006/math" xmlns:r="http://schemas.openxmlformats.org/officeDocument/2006/relationships" xmlns:o="urn:schemas-microsoft-com:office:office" xmlns:v="urn:schemas-microsoft-com:vml" xmlns:w10="urn:schemas-microsoft-com:office:word" xmlns:a="http://schemas.openxmlformats.org/drawingml/2006/main" xmlns:pic="http://schemas.openxmlformats.org/drawingml/2006/picture" xmlns:wp="http://schemas.openxmlformats.org/drawingml/2006/wordprocessingDrawing">
+  <w:footnote w:type="continuationSeparator" w:id="0">
+    <w:p>
+      <w:r>
+        <w:continuationSeparator/>
+      </w:r>
+    </w:p>
+  </w:footnote>
   <w:footnote w:type="separator" w:id="-1">
     <w:p>
-      <w:pPr>
-        <w:spacing w:after="0"/>
-      </w:pPr>
       <w:r>
         <w:separator/>
-      </w:r>
-    </w:p>
-  </w:footnote>
-  <w:footnote w:type="continuationSeparator" w:id="0">
-    <w:p>
-      <w:pPr>
-        <w:spacing w:after="0"/>
-      </w:pPr>
-      <w:r>
-        <w:continuationSeparator/>
       </w:r>
     </w:p>
   </w:footnote>
@@ -1394,11 +1847,10 @@
 </file>
 
 <file path=word/numbering.xml><?xml version="1.0" encoding="utf-8"?>
-<w:numbering xmlns:wpc="http://schemas.microsoft.com/office/word/2010/wordprocessingCanvas" xmlns:cx="http://schemas.microsoft.com/office/drawing/2014/chartex" xmlns:cx1="http://schemas.microsoft.com/office/drawing/2015/9/8/chartex" xmlns:cx2="http://schemas.microsoft.com/office/drawing/2015/10/21/chartex" xmlns:cx3="http://schemas.microsoft.com/office/drawing/2016/5/9/chartex" xmlns:cx4="http://schemas.microsoft.com/office/drawing/2016/5/10/chartex" xmlns:cx5="http://schemas.microsoft.com/office/drawing/2016/5/11/chartex" xmlns:cx6="http://schemas.microsoft.com/office/drawing/2016/5/12/chartex" xmlns:cx7="http://schemas.microsoft.com/office/drawing/2016/5/13/chartex" xmlns:cx8="http://schemas.microsoft.com/office/drawing/2016/5/14/chartex" xmlns:mc="http://schemas.openxmlformats.org/markup-compatibility/2006" xmlns:aink="http://schemas.microsoft.com/office/drawing/2016/ink" xmlns:am3d="http://schemas.microsoft.com/office/drawing/2017/model3d" xmlns:o="urn:schemas-microsoft-com:office:office" xmlns:oel="http://schemas.microsoft.com/office/2019/extlst" xmlns:r="http://schemas.openxmlformats.org/officeDocument/2006/relationships" xmlns:m="http://schemas.openxmlformats.org/officeDocument/2006/math" xmlns:v="urn:schemas-microsoft-com:vml" xmlns:wp14="http://schemas.microsoft.com/office/word/2010/wordprocessingDrawing" xmlns:wp="http://schemas.openxmlformats.org/drawingml/2006/wordprocessingDrawing" xmlns:w10="urn:schemas-microsoft-com:office:word" xmlns:w="http://schemas.openxmlformats.org/wordprocessingml/2006/main" xmlns:w14="http://schemas.microsoft.com/office/word/2010/wordml" xmlns:w15="http://schemas.microsoft.com/office/word/2012/wordml" xmlns:w16cex="http://schemas.microsoft.com/office/word/2018/wordml/cex" xmlns:w16cid="http://schemas.microsoft.com/office/word/2016/wordml/cid" xmlns:w16="http://schemas.microsoft.com/office/word/2018/wordml" xmlns:w16du="http://schemas.microsoft.com/office/word/2023/wordml/word16du" xmlns:w16sdtdh="http://schemas.microsoft.com/office/word/2020/wordml/sdtdatahash" xmlns:w16sdtfl="http://schemas.microsoft.com/office/word/2024/wordml/sdtformatlock" xmlns:w16se="http://schemas.microsoft.com/office/word/2015/wordml/symex" xmlns:wpg="http://schemas.microsoft.com/office/word/2010/wordprocessingGroup" xmlns:wpi="http://schemas.microsoft.com/office/word/2010/wordprocessingInk" xmlns:wne="http://schemas.microsoft.com/office/word/2006/wordml" xmlns:wps="http://schemas.microsoft.com/office/word/2010/wordprocessingShape" mc:Ignorable="w14 w15 w16se w16cid w16 w16cex w16sdtdh w16sdtfl w16du wp14">
-  <w:abstractNum w:abstractNumId="0" w15:restartNumberingAfterBreak="0">
+<w:numbering xmlns:w="http://schemas.openxmlformats.org/wordprocessingml/2006/main">
+  <w:abstractNum w:abstractNumId="990">
     <w:nsid w:val="0000A990"/>
     <w:multiLevelType w:val="multilevel"/>
-    <w:tmpl w:val="8C4A7C54"/>
     <w:lvl w:ilvl="0">
       <w:numFmt w:val="bullet"/>
       <w:lvlText w:val=" "/>
@@ -1472,10 +1924,9 @@
       </w:pPr>
     </w:lvl>
   </w:abstractNum>
-  <w:abstractNum w:abstractNumId="1" w15:restartNumberingAfterBreak="0">
+  <w:abstractNum w:abstractNumId="991">
     <w:nsid w:val="0000A991"/>
     <w:multiLevelType w:val="multilevel"/>
-    <w:tmpl w:val="F6B4FD9C"/>
     <w:lvl w:ilvl="0">
       <w:numFmt w:val="bullet"/>
       <w:lvlText w:val=""/>
@@ -1576,33 +2027,33 @@
       </w:rPr>
     </w:lvl>
   </w:abstractNum>
-  <w:num w:numId="1" w16cid:durableId="1655261590">
-    <w:abstractNumId w:val="0"/>
+  <w:num w:numId="1000">
+    <w:abstractNumId w:val="990"/>
   </w:num>
-  <w:num w:numId="2" w16cid:durableId="1683700958">
-    <w:abstractNumId w:val="1"/>
+  <w:num w:numId="1001">
+    <w:abstractNumId w:val="991"/>
   </w:num>
-  <w:num w:numId="3" w16cid:durableId="249658015">
-    <w:abstractNumId w:val="1"/>
+  <w:num w:numId="1002">
+    <w:abstractNumId w:val="991"/>
   </w:num>
-  <w:num w:numId="4" w16cid:durableId="815992536">
-    <w:abstractNumId w:val="1"/>
+  <w:num w:numId="1003">
+    <w:abstractNumId w:val="991"/>
   </w:num>
-  <w:num w:numId="5" w16cid:durableId="1725441739">
-    <w:abstractNumId w:val="1"/>
+  <w:num w:numId="1004">
+    <w:abstractNumId w:val="991"/>
   </w:num>
 </w:numbering>
 </file>
 
 <file path=word/styles.xml><?xml version="1.0" encoding="utf-8"?>
-<w:styles xmlns:mc="http://schemas.openxmlformats.org/markup-compatibility/2006" xmlns:r="http://schemas.openxmlformats.org/officeDocument/2006/relationships" xmlns:w="http://schemas.openxmlformats.org/wordprocessingml/2006/main" xmlns:w14="http://schemas.microsoft.com/office/word/2010/wordml" xmlns:w15="http://schemas.microsoft.com/office/word/2012/wordml" xmlns:w16cex="http://schemas.microsoft.com/office/word/2018/wordml/cex" xmlns:w16cid="http://schemas.microsoft.com/office/word/2016/wordml/cid" xmlns:w16="http://schemas.microsoft.com/office/word/2018/wordml" xmlns:w16du="http://schemas.microsoft.com/office/word/2023/wordml/word16du" xmlns:w16sdtdh="http://schemas.microsoft.com/office/word/2020/wordml/sdtdatahash" xmlns:w16sdtfl="http://schemas.microsoft.com/office/word/2024/wordml/sdtformatlock" xmlns:w16se="http://schemas.microsoft.com/office/word/2015/wordml/symex" mc:Ignorable="w14 w15 w16se w16cid w16 w16cex w16sdtdh w16sdtfl w16du">
+<w:styles xmlns:r="http://schemas.openxmlformats.org/officeDocument/2006/relationships" xmlns:w="http://schemas.openxmlformats.org/wordprocessingml/2006/main">
   <w:docDefaults>
     <w:rPrDefault>
       <w:rPr>
-        <w:rFonts w:asciiTheme="minorHAnsi" w:eastAsiaTheme="minorEastAsia" w:hAnsiTheme="minorHAnsi" w:cstheme="minorBidi"/>
+        <w:rFonts w:asciiTheme="minorHAnsi" w:cstheme="minorBidi" w:eastAsiaTheme="minorEastAsia" w:hAnsiTheme="minorHAnsi"/>
         <w:sz w:val="24"/>
         <w:szCs w:val="24"/>
-        <w:lang w:val="en-US" w:eastAsia="zh-CN" w:bidi="ar-SA"/>
+        <w:lang w:bidi="ar-SA" w:eastAsia="zh-CN" w:val="en-US"/>
       </w:rPr>
     </w:rPrDefault>
     <w:pPrDefault>
@@ -1611,260 +2062,189 @@
       </w:pPr>
     </w:pPrDefault>
   </w:docDefaults>
-  <w:latentStyles w:defLockedState="0" w:defUIPriority="0" w:defSemiHidden="0" w:defUnhideWhenUsed="0" w:defQFormat="0" w:count="376">
-    <w:lsdException w:name="Normal Table" w:semiHidden="1" w:unhideWhenUsed="1"/>
-    <w:lsdException w:name="Table Simple 1" w:semiHidden="1" w:unhideWhenUsed="1"/>
-    <w:lsdException w:name="Table Simple 2" w:semiHidden="1" w:unhideWhenUsed="1"/>
-    <w:lsdException w:name="Table Simple 3" w:semiHidden="1" w:unhideWhenUsed="1"/>
-    <w:lsdException w:name="Table Classic 1" w:semiHidden="1" w:unhideWhenUsed="1"/>
-    <w:lsdException w:name="Table Classic 2" w:semiHidden="1" w:unhideWhenUsed="1"/>
-    <w:lsdException w:name="Table Classic 3" w:semiHidden="1" w:unhideWhenUsed="1"/>
-    <w:lsdException w:name="Table Classic 4" w:semiHidden="1" w:unhideWhenUsed="1"/>
-    <w:lsdException w:name="Table Colorful 1" w:semiHidden="1" w:unhideWhenUsed="1"/>
-    <w:lsdException w:name="Table Colorful 2" w:semiHidden="1" w:unhideWhenUsed="1"/>
-    <w:lsdException w:name="Table Colorful 3" w:semiHidden="1" w:unhideWhenUsed="1"/>
-    <w:lsdException w:name="Table Columns 1" w:semiHidden="1" w:unhideWhenUsed="1"/>
-    <w:lsdException w:name="Table Columns 2" w:semiHidden="1" w:unhideWhenUsed="1"/>
-    <w:lsdException w:name="Table Columns 3" w:semiHidden="1" w:unhideWhenUsed="1"/>
-    <w:lsdException w:name="Table Columns 4" w:semiHidden="1" w:unhideWhenUsed="1"/>
-    <w:lsdException w:name="Table Columns 5" w:semiHidden="1" w:unhideWhenUsed="1"/>
-    <w:lsdException w:name="Table Grid 1" w:semiHidden="1" w:unhideWhenUsed="1"/>
-    <w:lsdException w:name="Table Grid 2" w:semiHidden="1" w:unhideWhenUsed="1"/>
-    <w:lsdException w:name="Table Grid 3" w:semiHidden="1" w:unhideWhenUsed="1"/>
-    <w:lsdException w:name="Table Grid 4" w:semiHidden="1" w:unhideWhenUsed="1"/>
-    <w:lsdException w:name="Table Grid 5" w:semiHidden="1" w:unhideWhenUsed="1"/>
-    <w:lsdException w:name="Table Grid 6" w:semiHidden="1" w:unhideWhenUsed="1"/>
-    <w:lsdException w:name="Table Grid 7" w:semiHidden="1" w:unhideWhenUsed="1"/>
-    <w:lsdException w:name="Table Grid 8" w:semiHidden="1" w:unhideWhenUsed="1"/>
-    <w:lsdException w:name="Table List 1" w:semiHidden="1" w:unhideWhenUsed="1"/>
-    <w:lsdException w:name="Table List 2" w:semiHidden="1" w:unhideWhenUsed="1"/>
-    <w:lsdException w:name="Table List 3" w:semiHidden="1" w:unhideWhenUsed="1"/>
-    <w:lsdException w:name="Table List 4" w:semiHidden="1" w:unhideWhenUsed="1"/>
-    <w:lsdException w:name="Table List 5" w:semiHidden="1" w:unhideWhenUsed="1"/>
-    <w:lsdException w:name="Table List 6" w:semiHidden="1" w:unhideWhenUsed="1"/>
-    <w:lsdException w:name="Table List 7" w:semiHidden="1" w:unhideWhenUsed="1"/>
-    <w:lsdException w:name="Table List 8" w:semiHidden="1" w:unhideWhenUsed="1"/>
-    <w:lsdException w:name="Table 3D effects 1" w:semiHidden="1" w:unhideWhenUsed="1"/>
-    <w:lsdException w:name="Table 3D effects 2" w:semiHidden="1" w:unhideWhenUsed="1"/>
-    <w:lsdException w:name="Table 3D effects 3" w:semiHidden="1" w:unhideWhenUsed="1"/>
-    <w:lsdException w:name="Table Contemporary" w:semiHidden="1" w:unhideWhenUsed="1"/>
-    <w:lsdException w:name="Table Elegant" w:semiHidden="1" w:unhideWhenUsed="1"/>
-    <w:lsdException w:name="Table Professional" w:semiHidden="1" w:unhideWhenUsed="1"/>
-    <w:lsdException w:name="Table Subtle 1" w:semiHidden="1" w:unhideWhenUsed="1"/>
-    <w:lsdException w:name="Table Subtle 2" w:semiHidden="1" w:unhideWhenUsed="1"/>
-    <w:lsdException w:name="Table Web 1" w:semiHidden="1" w:unhideWhenUsed="1"/>
-    <w:lsdException w:name="Table Web 2" w:semiHidden="1" w:unhideWhenUsed="1"/>
-    <w:lsdException w:name="Table Web 3" w:semiHidden="1" w:unhideWhenUsed="1"/>
-    <w:lsdException w:name="Table Theme" w:semiHidden="1" w:unhideWhenUsed="1"/>
-    <w:lsdException w:name="Light Shading"/>
-    <w:lsdException w:name="Light List"/>
-    <w:lsdException w:name="Light Grid"/>
-    <w:lsdException w:name="Medium Shading 1"/>
-    <w:lsdException w:name="Medium Shading 2"/>
-    <w:lsdException w:name="Medium List 1"/>
-    <w:lsdException w:name="Medium List 2"/>
-    <w:lsdException w:name="Medium Grid 1"/>
-    <w:lsdException w:name="Medium Grid 2"/>
-    <w:lsdException w:name="Medium Grid 3"/>
-    <w:lsdException w:name="Dark List"/>
-    <w:lsdException w:name="Colorful Shading"/>
-    <w:lsdException w:name="Colorful List"/>
-    <w:lsdException w:name="Colorful Grid"/>
-    <w:lsdException w:name="Light Shading Accent 1"/>
-    <w:lsdException w:name="Light List Accent 1"/>
-    <w:lsdException w:name="Light Grid Accent 1"/>
-    <w:lsdException w:name="Medium Shading 1 Accent 1"/>
-    <w:lsdException w:name="Medium Shading 2 Accent 1"/>
-    <w:lsdException w:name="Medium List 1 Accent 1"/>
-    <w:lsdException w:name="Medium List 2 Accent 1"/>
-    <w:lsdException w:name="Medium Grid 1 Accent 1"/>
-    <w:lsdException w:name="Medium Grid 2 Accent 1"/>
-    <w:lsdException w:name="Medium Grid 3 Accent 1"/>
-    <w:lsdException w:name="Dark List Accent 1"/>
-    <w:lsdException w:name="Colorful Shading Accent 1"/>
-    <w:lsdException w:name="Colorful List Accent 1"/>
-    <w:lsdException w:name="Colorful Grid Accent 1"/>
-    <w:lsdException w:name="Light Shading Accent 2"/>
-    <w:lsdException w:name="Light List Accent 2"/>
-    <w:lsdException w:name="Light Grid Accent 2"/>
-    <w:lsdException w:name="Medium Shading 1 Accent 2"/>
-    <w:lsdException w:name="Medium Shading 2 Accent 2"/>
-    <w:lsdException w:name="Medium List 1 Accent 2"/>
-    <w:lsdException w:name="Medium List 2 Accent 2"/>
-    <w:lsdException w:name="Medium Grid 1 Accent 2"/>
-    <w:lsdException w:name="Medium Grid 2 Accent 2"/>
-    <w:lsdException w:name="Medium Grid 3 Accent 2"/>
-    <w:lsdException w:name="Dark List Accent 2"/>
-    <w:lsdException w:name="Colorful Shading Accent 2"/>
-    <w:lsdException w:name="Colorful List Accent 2"/>
-    <w:lsdException w:name="Colorful Grid Accent 2"/>
-    <w:lsdException w:name="Light Shading Accent 3"/>
-    <w:lsdException w:name="Light List Accent 3"/>
-    <w:lsdException w:name="Light Grid Accent 3"/>
-    <w:lsdException w:name="Medium Shading 1 Accent 3"/>
-    <w:lsdException w:name="Medium Shading 2 Accent 3"/>
-    <w:lsdException w:name="Medium List 1 Accent 3"/>
-    <w:lsdException w:name="Medium List 2 Accent 3"/>
-    <w:lsdException w:name="Medium Grid 1 Accent 3"/>
-    <w:lsdException w:name="Medium Grid 2 Accent 3"/>
-    <w:lsdException w:name="Medium Grid 3 Accent 3"/>
-    <w:lsdException w:name="Dark List Accent 3"/>
-    <w:lsdException w:name="Colorful Shading Accent 3"/>
-    <w:lsdException w:name="Colorful List Accent 3"/>
-    <w:lsdException w:name="Colorful Grid Accent 3"/>
-    <w:lsdException w:name="Light Shading Accent 4"/>
-    <w:lsdException w:name="Light List Accent 4"/>
-    <w:lsdException w:name="Light Grid Accent 4"/>
-    <w:lsdException w:name="Medium Shading 1 Accent 4"/>
-    <w:lsdException w:name="Medium Shading 2 Accent 4"/>
-    <w:lsdException w:name="Medium List 1 Accent 4"/>
-    <w:lsdException w:name="Medium List 2 Accent 4"/>
-    <w:lsdException w:name="Medium Grid 1 Accent 4"/>
-    <w:lsdException w:name="Medium Grid 2 Accent 4"/>
-    <w:lsdException w:name="Medium Grid 3 Accent 4"/>
-    <w:lsdException w:name="Dark List Accent 4"/>
-    <w:lsdException w:name="Colorful Shading Accent 4"/>
-    <w:lsdException w:name="Colorful List Accent 4"/>
-    <w:lsdException w:name="Colorful Grid Accent 4"/>
-    <w:lsdException w:name="Light Shading Accent 5"/>
-    <w:lsdException w:name="Light List Accent 5"/>
-    <w:lsdException w:name="Light Grid Accent 5"/>
-    <w:lsdException w:name="Medium Shading 1 Accent 5"/>
-    <w:lsdException w:name="Medium Shading 2 Accent 5"/>
-    <w:lsdException w:name="Medium List 1 Accent 5"/>
-    <w:lsdException w:name="Medium List 2 Accent 5"/>
-    <w:lsdException w:name="Medium Grid 1 Accent 5"/>
-    <w:lsdException w:name="Medium Grid 2 Accent 5"/>
-    <w:lsdException w:name="Medium Grid 3 Accent 5"/>
-    <w:lsdException w:name="Dark List Accent 5"/>
-    <w:lsdException w:name="Colorful Shading Accent 5"/>
-    <w:lsdException w:name="Colorful List Accent 5"/>
-    <w:lsdException w:name="Colorful Grid Accent 5"/>
-    <w:lsdException w:name="Light Shading Accent 6"/>
-    <w:lsdException w:name="Light List Accent 6"/>
-    <w:lsdException w:name="Light Grid Accent 6"/>
-    <w:lsdException w:name="Medium Shading 1 Accent 6"/>
-    <w:lsdException w:name="Medium Shading 2 Accent 6"/>
-    <w:lsdException w:name="Medium List 1 Accent 6"/>
-    <w:lsdException w:name="Medium List 2 Accent 6"/>
-    <w:lsdException w:name="Medium Grid 1 Accent 6"/>
-    <w:lsdException w:name="Medium Grid 2 Accent 6"/>
-    <w:lsdException w:name="Medium Grid 3 Accent 6"/>
-    <w:lsdException w:name="Dark List Accent 6"/>
-    <w:lsdException w:name="Colorful Shading Accent 6"/>
-    <w:lsdException w:name="Colorful List Accent 6"/>
-    <w:lsdException w:name="Colorful Grid Accent 6"/>
-    <w:lsdException w:name="Grid Table 4" w:uiPriority="49"/>
-    <w:lsdException w:name="Grid Table 5 Dark" w:uiPriority="50"/>
-    <w:lsdException w:name="Grid Table 6 Colorful" w:uiPriority="51"/>
-    <w:lsdException w:name="Grid Table 7 Colorful" w:uiPriority="52"/>
-    <w:lsdException w:name="Grid Table 1 Light Accent 1" w:uiPriority="46"/>
-    <w:lsdException w:name="Grid Table 2 Accent 1" w:uiPriority="47"/>
-    <w:lsdException w:name="Grid Table 3 Accent 1" w:uiPriority="48"/>
-    <w:lsdException w:name="Grid Table 4 Accent 1" w:uiPriority="49"/>
-    <w:lsdException w:name="Grid Table 5 Dark Accent 1" w:uiPriority="50"/>
-    <w:lsdException w:name="Grid Table 6 Colorful Accent 1" w:uiPriority="51"/>
-    <w:lsdException w:name="Grid Table 7 Colorful Accent 1" w:uiPriority="52"/>
-    <w:lsdException w:name="Grid Table 1 Light Accent 2" w:uiPriority="46"/>
-    <w:lsdException w:name="Grid Table 2 Accent 2" w:uiPriority="47"/>
-    <w:lsdException w:name="Grid Table 3 Accent 2" w:uiPriority="48"/>
-    <w:lsdException w:name="Grid Table 4 Accent 2" w:uiPriority="49"/>
-    <w:lsdException w:name="Grid Table 5 Dark Accent 2" w:uiPriority="50"/>
-    <w:lsdException w:name="Grid Table 6 Colorful Accent 2" w:uiPriority="51"/>
-    <w:lsdException w:name="Grid Table 7 Colorful Accent 2" w:uiPriority="52"/>
-    <w:lsdException w:name="Grid Table 1 Light Accent 3" w:uiPriority="46"/>
-    <w:lsdException w:name="Grid Table 2 Accent 3" w:uiPriority="47"/>
-    <w:lsdException w:name="Grid Table 3 Accent 3" w:uiPriority="48"/>
-    <w:lsdException w:name="Grid Table 4 Accent 3" w:uiPriority="49"/>
-    <w:lsdException w:name="Grid Table 5 Dark Accent 3" w:uiPriority="50"/>
-    <w:lsdException w:name="Grid Table 6 Colorful Accent 3" w:uiPriority="51"/>
-    <w:lsdException w:name="Grid Table 7 Colorful Accent 3" w:uiPriority="52"/>
-    <w:lsdException w:name="Grid Table 1 Light Accent 4" w:uiPriority="46"/>
-    <w:lsdException w:name="Grid Table 2 Accent 4" w:uiPriority="47"/>
-    <w:lsdException w:name="Grid Table 3 Accent 4" w:uiPriority="48"/>
-    <w:lsdException w:name="Grid Table 4 Accent 4" w:uiPriority="49"/>
-    <w:lsdException w:name="Grid Table 5 Dark Accent 4" w:uiPriority="50"/>
-    <w:lsdException w:name="Grid Table 6 Colorful Accent 4" w:uiPriority="51"/>
-    <w:lsdException w:name="Grid Table 7 Colorful Accent 4" w:uiPriority="52"/>
-    <w:lsdException w:name="Grid Table 1 Light Accent 5" w:uiPriority="46"/>
-    <w:lsdException w:name="Grid Table 2 Accent 5" w:uiPriority="47"/>
-    <w:lsdException w:name="Grid Table 3 Accent 5" w:uiPriority="48"/>
-    <w:lsdException w:name="Grid Table 4 Accent 5" w:uiPriority="49"/>
-    <w:lsdException w:name="Grid Table 5 Dark Accent 5" w:uiPriority="50"/>
-    <w:lsdException w:name="Grid Table 6 Colorful Accent 5" w:uiPriority="51"/>
-    <w:lsdException w:name="Grid Table 7 Colorful Accent 5" w:uiPriority="52"/>
-    <w:lsdException w:name="Grid Table 1 Light Accent 6" w:uiPriority="46"/>
-    <w:lsdException w:name="Grid Table 2 Accent 6" w:uiPriority="47"/>
-    <w:lsdException w:name="Grid Table 3 Accent 6" w:uiPriority="48"/>
-    <w:lsdException w:name="Grid Table 4 Accent 6" w:uiPriority="49"/>
-    <w:lsdException w:name="Grid Table 5 Dark Accent 6" w:uiPriority="50"/>
-    <w:lsdException w:name="Grid Table 6 Colorful Accent 6" w:uiPriority="51"/>
-    <w:lsdException w:name="Grid Table 7 Colorful Accent 6" w:uiPriority="52"/>
-    <w:lsdException w:name="List Table 1 Light" w:uiPriority="46"/>
-    <w:lsdException w:name="List Table 2" w:uiPriority="47"/>
-    <w:lsdException w:name="List Table 3" w:uiPriority="48"/>
-    <w:lsdException w:name="List Table 4" w:uiPriority="49"/>
-    <w:lsdException w:name="List Table 5 Dark" w:uiPriority="50"/>
-    <w:lsdException w:name="List Table 6 Colorful" w:uiPriority="51"/>
-    <w:lsdException w:name="List Table 7 Colorful" w:uiPriority="52"/>
-    <w:lsdException w:name="List Table 1 Light Accent 1" w:uiPriority="46"/>
-    <w:lsdException w:name="List Table 2 Accent 1" w:uiPriority="47"/>
-    <w:lsdException w:name="List Table 3 Accent 1" w:uiPriority="48"/>
-    <w:lsdException w:name="List Table 4 Accent 1" w:uiPriority="49"/>
-    <w:lsdException w:name="List Table 5 Dark Accent 1" w:uiPriority="50"/>
-    <w:lsdException w:name="List Table 6 Colorful Accent 1" w:uiPriority="51"/>
-    <w:lsdException w:name="List Table 7 Colorful Accent 1" w:uiPriority="52"/>
-    <w:lsdException w:name="List Table 1 Light Accent 2" w:uiPriority="46"/>
-    <w:lsdException w:name="List Table 2 Accent 2" w:uiPriority="47"/>
-    <w:lsdException w:name="List Table 3 Accent 2" w:uiPriority="48"/>
-    <w:lsdException w:name="List Table 4 Accent 2" w:uiPriority="49"/>
-    <w:lsdException w:name="List Table 5 Dark Accent 2" w:uiPriority="50"/>
-    <w:lsdException w:name="List Table 6 Colorful Accent 2" w:uiPriority="51"/>
-    <w:lsdException w:name="List Table 7 Colorful Accent 2" w:uiPriority="52"/>
-    <w:lsdException w:name="List Table 1 Light Accent 3" w:uiPriority="46"/>
-    <w:lsdException w:name="List Table 2 Accent 3" w:uiPriority="47"/>
-    <w:lsdException w:name="List Table 3 Accent 3" w:uiPriority="48"/>
-    <w:lsdException w:name="List Table 4 Accent 3" w:uiPriority="49"/>
-    <w:lsdException w:name="List Table 5 Dark Accent 3" w:uiPriority="50"/>
-    <w:lsdException w:name="List Table 6 Colorful Accent 3" w:uiPriority="51"/>
-    <w:lsdException w:name="List Table 7 Colorful Accent 3" w:uiPriority="52"/>
-    <w:lsdException w:name="List Table 1 Light Accent 4" w:uiPriority="46"/>
-    <w:lsdException w:name="List Table 2 Accent 4" w:uiPriority="47"/>
-    <w:lsdException w:name="List Table 3 Accent 4" w:uiPriority="48"/>
-    <w:lsdException w:name="List Table 4 Accent 4" w:uiPriority="49"/>
-    <w:lsdException w:name="List Table 5 Dark Accent 4" w:uiPriority="50"/>
-    <w:lsdException w:name="List Table 6 Colorful Accent 4" w:uiPriority="51"/>
-    <w:lsdException w:name="List Table 7 Colorful Accent 4" w:uiPriority="52"/>
-    <w:lsdException w:name="List Table 1 Light Accent 5" w:uiPriority="46"/>
-    <w:lsdException w:name="List Table 2 Accent 5" w:uiPriority="47"/>
-    <w:lsdException w:name="List Table 3 Accent 5" w:uiPriority="48"/>
-    <w:lsdException w:name="List Table 4 Accent 5" w:uiPriority="49"/>
-    <w:lsdException w:name="List Table 5 Dark Accent 5" w:uiPriority="50"/>
-    <w:lsdException w:name="List Table 6 Colorful Accent 5" w:uiPriority="51"/>
-    <w:lsdException w:name="List Table 7 Colorful Accent 5" w:uiPriority="52"/>
-    <w:lsdException w:name="List Table 1 Light Accent 6" w:uiPriority="46"/>
-    <w:lsdException w:name="List Table 2 Accent 6" w:uiPriority="47"/>
-    <w:lsdException w:name="List Table 3 Accent 6" w:uiPriority="48"/>
-    <w:lsdException w:name="List Table 4 Accent 6" w:uiPriority="49"/>
-    <w:lsdException w:name="List Table 5 Dark Accent 6" w:uiPriority="50"/>
-    <w:lsdException w:name="List Table 6 Colorful Accent 6" w:uiPriority="51"/>
-    <w:lsdException w:name="List Table 7 Colorful Accent 6" w:uiPriority="52"/>
-    <w:lsdException w:name="Mention" w:semiHidden="1" w:uiPriority="99" w:unhideWhenUsed="1"/>
-    <w:lsdException w:name="Smart Hyperlink" w:semiHidden="1" w:uiPriority="99" w:unhideWhenUsed="1"/>
-    <w:lsdException w:name="Hashtag" w:semiHidden="1" w:uiPriority="99" w:unhideWhenUsed="1"/>
-    <w:lsdException w:name="Unresolved Mention" w:semiHidden="1" w:uiPriority="99" w:unhideWhenUsed="1"/>
-    <w:lsdException w:name="Smart Link" w:semiHidden="1" w:uiPriority="99" w:unhideWhenUsed="1"/>
-  </w:latentStyles>
-  <w:style w:type="paragraph" w:default="1" w:styleId="Normal">
+  <w:latentStyles w:count="276" w:defLockedState="0" w:defQFormat="0" w:defSemiHidden="0" w:defUIPriority="0" w:defUnhideWhenUsed="0"/>
+  <w:style w:default="1" w:styleId="Normal" w:type="paragraph">
     <w:name w:val="Normal"/>
     <w:qFormat/>
     <w:rPr>
-      <w:rFonts w:ascii="Segoe UI" w:eastAsia="Segoe UI" w:hAnsi="Segoe UI" w:cs="Segoe UI"/>
+      <w:rFonts w:ascii="Segoe UI" w:cs="Segoe UI" w:eastAsia="Segoe UI" w:hAnsi="Segoe UI"/>
       <w:color w:val="242424"/>
       <w:sz w:val="21"/>
     </w:rPr>
   </w:style>
-  <w:style w:type="paragraph" w:styleId="Heading1">
+  <w:style w:styleId="BodyText" w:type="paragraph">
+    <w:name w:val="Body Text"/>
+    <w:basedOn w:val="Normal"/>
+    <w:link w:val="BodyTextChar"/>
+    <w:qFormat/>
+    <w:pPr>
+      <w:spacing w:after="120" w:before="180"/>
+    </w:pPr>
+    <w:rPr>
+      <w:rFonts w:ascii="Segoe UI" w:cs="Segoe UI" w:eastAsia="Segoe UI" w:hAnsi="Segoe UI"/>
+      <w:color w:val="242424"/>
+      <w:sz w:val="21"/>
+    </w:rPr>
+  </w:style>
+  <w:style w:customStyle="1" w:styleId="FirstParagraph" w:type="paragraph">
+    <w:name w:val="First Paragraph"/>
+    <w:basedOn w:val="BodyText"/>
+    <w:next w:val="BodyText"/>
+    <w:qFormat/>
+    <w:rPr>
+      <w:rFonts w:ascii="Segoe UI" w:cs="Segoe UI" w:eastAsia="Segoe UI" w:hAnsi="Segoe UI"/>
+      <w:color w:val="242424"/>
+      <w:sz w:val="21"/>
+    </w:rPr>
+  </w:style>
+  <w:style w:customStyle="1" w:styleId="Compact" w:type="paragraph">
+    <w:name w:val="Compact"/>
+    <w:basedOn w:val="BodyText"/>
+    <w:qFormat/>
+    <w:pPr>
+      <w:spacing w:after="36" w:before="36"/>
+    </w:pPr>
+    <w:rPr>
+      <w:rFonts w:ascii="Segoe UI" w:cs="Segoe UI" w:eastAsia="Segoe UI" w:hAnsi="Segoe UI"/>
+      <w:color w:val="242424"/>
+      <w:sz w:val="21"/>
+    </w:rPr>
+  </w:style>
+  <w:style w:styleId="Title" w:type="paragraph">
+    <w:name w:val="Title"/>
+    <w:basedOn w:val="Normal"/>
+    <w:next w:val="BodyText"/>
+    <w:link w:val="TitleChar"/>
+    <w:uiPriority w:val="10"/>
+    <w:qFormat/>
+    <w:rsid w:val="00A10FD9"/>
+    <w:pPr>
+      <w:spacing w:after="80" w:line="240" w:lineRule="auto"/>
+      <w:contextualSpacing/>
+      <w:jc w:val="center"/>
+    </w:pPr>
+    <w:rPr>
+      <w:rFonts w:ascii="Segoe UI Semibold" w:cs="Segoe UI Semibold" w:eastAsia="Segoe UI Semibold" w:hAnsi="Segoe UI Semibold"/>
+      <w:color w:val="3B1041"/>
+      <w:sz w:val="48"/>
+      <w:szCs w:val="56"/>
+    </w:rPr>
+  </w:style>
+  <w:style w:customStyle="1" w:styleId="TitleChar" w:type="character">
+    <w:name w:val="Title Char"/>
+    <w:basedOn w:val="DefaultParagraphFont"/>
+    <w:link w:val="Title"/>
+    <w:uiPriority w:val="10"/>
+    <w:rsid w:val="00A10FD9"/>
+    <w:rPr>
+      <w:rFonts w:asciiTheme="majorHAnsi" w:cstheme="majorBidi" w:eastAsiaTheme="majorEastAsia" w:hAnsiTheme="majorHAnsi"/>
+      <w:sz w:val="56"/>
+      <w:szCs w:val="56"/>
+    </w:rPr>
+  </w:style>
+  <w:style w:styleId="Subtitle" w:type="paragraph">
+    <w:name w:val="Subtitle"/>
+    <w:basedOn w:val="Title"/>
+    <w:next w:val="BodyText"/>
+    <w:link w:val="SubtitleChar"/>
+    <w:uiPriority w:val="11"/>
+    <w:qFormat/>
+    <w:rsid w:val="00A10FD9"/>
+    <w:pPr>
+      <w:numPr>
+        <w:ilvl w:val="1"/>
+      </w:numPr>
+    </w:pPr>
+    <w:rPr>
+      <w:rFonts w:cstheme="majorBidi" w:eastAsiaTheme="majorEastAsia"/>
+      <w:spacing w:val="15"/>
+      <w:sz w:val="28"/>
+      <w:szCs w:val="28"/>
+    </w:rPr>
+  </w:style>
+  <w:style w:customStyle="1" w:styleId="SubtitleChar" w:type="character">
+    <w:name w:val="Subtitle Char"/>
+    <w:basedOn w:val="DefaultParagraphFont"/>
+    <w:link w:val="Subtitle"/>
+    <w:uiPriority w:val="11"/>
+    <w:rsid w:val="00A10FD9"/>
+    <w:rPr>
+      <w:rFonts w:cstheme="majorBidi" w:eastAsiaTheme="majorEastAsia"/>
+      <w:color w:themeColor="text1" w:themeTint="A6" w:val="595959"/>
+      <w:spacing w:val="15"/>
+      <w:sz w:val="28"/>
+      <w:szCs w:val="28"/>
+    </w:rPr>
+  </w:style>
+  <w:style w:customStyle="1" w:styleId="Author" w:type="paragraph">
+    <w:name w:val="Author"/>
+    <w:basedOn w:val="Title"/>
+    <w:next w:val="BodyText"/>
+    <w:qFormat/>
+    <w:pPr>
+      <w:keepNext/>
+      <w:keepLines/>
+    </w:pPr>
+    <w:rPr>
+      <w:sz w:val="24"/>
+      <w:szCs w:val="24"/>
+    </w:rPr>
+  </w:style>
+  <w:style w:styleId="Date" w:type="paragraph">
+    <w:name w:val="Date"/>
+    <w:basedOn w:val="Title"/>
+    <w:next w:val="BodyText"/>
+    <w:qFormat/>
+    <w:pPr>
+      <w:keepNext/>
+      <w:keepLines/>
+    </w:pPr>
+    <w:rPr>
+      <w:sz w:val="24"/>
+      <w:szCs w:val="24"/>
+    </w:rPr>
+  </w:style>
+  <w:style w:customStyle="1" w:styleId="AbstractTitle" w:type="paragraph">
+    <w:name w:val="Abstract Title"/>
+    <w:basedOn w:val="Normal"/>
+    <w:next w:val="Abstract"/>
+    <w:qFormat/>
+    <w:pPr>
+      <w:keepNext/>
+      <w:keepLines/>
+      <w:spacing w:after="0" w:before="300"/>
+      <w:jc w:val="center"/>
+    </w:pPr>
+    <w:rPr>
+      <w:b/>
+      <w:sz w:val="20"/>
+      <w:szCs w:val="20"/>
+    </w:rPr>
+  </w:style>
+  <w:style w:customStyle="1" w:styleId="Abstract" w:type="paragraph">
+    <w:name w:val="Abstract"/>
+    <w:basedOn w:val="Normal"/>
+    <w:next w:val="BodyText"/>
+    <w:qFormat/>
+    <w:pPr>
+      <w:keepNext/>
+      <w:keepLines/>
+      <w:spacing w:after="300" w:before="100"/>
+    </w:pPr>
+    <w:rPr>
+      <w:sz w:val="20"/>
+      <w:szCs w:val="20"/>
+    </w:rPr>
+  </w:style>
+  <w:style w:styleId="Bibliography" w:type="paragraph">
+    <w:name w:val="Bibliography"/>
+    <w:basedOn w:val="Normal"/>
+    <w:next w:val="Bibliography"/>
+    <w:qFormat/>
+    <w:pPr/>
+    <w:rPr/>
+  </w:style>
+  <w:style w:styleId="Heading1" w:type="paragraph">
     <w:name w:val="heading 1"/>
     <w:basedOn w:val="Normal"/>
     <w:next w:val="BodyText"/>
@@ -1875,17 +2255,19 @@
     <w:pPr>
       <w:keepNext/>
       <w:keepLines/>
-      <w:spacing w:before="240" w:after="80"/>
+      <w:spacing w:after="80" w:before="240"/>
       <w:outlineLvl w:val="0"/>
     </w:pPr>
     <w:rPr>
-      <w:rFonts w:ascii="Segoe UI Semibold" w:eastAsia="Segoe UI Semibold" w:hAnsi="Segoe UI Semibold" w:cs="Segoe UI Semibold"/>
+      <w:rFonts w:ascii="Segoe UI Semibold" w:cs="Segoe UI Semibold" w:eastAsia="Segoe UI Semibold" w:hAnsi="Segoe UI Semibold"/>
+      <w:b w:val="0"/>
+      <w:i w:val="0"/>
       <w:color w:val="3B1041"/>
       <w:sz w:val="40"/>
       <w:szCs w:val="40"/>
     </w:rPr>
   </w:style>
-  <w:style w:type="paragraph" w:styleId="Heading2">
+  <w:style w:styleId="Heading2" w:type="paragraph">
     <w:name w:val="heading 2"/>
     <w:basedOn w:val="Normal"/>
     <w:next w:val="BodyText"/>
@@ -1898,17 +2280,19 @@
     <w:pPr>
       <w:keepNext/>
       <w:keepLines/>
-      <w:spacing w:before="280" w:after="80"/>
+      <w:spacing w:after="80" w:before="280"/>
       <w:outlineLvl w:val="1"/>
     </w:pPr>
     <w:rPr>
-      <w:rFonts w:ascii="Segoe UI Semibold" w:eastAsia="Segoe UI Semibold" w:hAnsi="Segoe UI Semibold" w:cs="Segoe UI Semibold"/>
+      <w:rFonts w:ascii="Segoe UI Semibold" w:cs="Segoe UI Semibold" w:eastAsia="Segoe UI Semibold" w:hAnsi="Segoe UI Semibold"/>
+      <w:b w:val="0"/>
+      <w:i w:val="0"/>
       <w:color w:val="3B1041"/>
       <w:sz w:val="30"/>
       <w:szCs w:val="32"/>
     </w:rPr>
   </w:style>
-  <w:style w:type="paragraph" w:styleId="Heading3">
+  <w:style w:styleId="Heading3" w:type="paragraph">
     <w:name w:val="heading 3"/>
     <w:basedOn w:val="Normal"/>
     <w:next w:val="BodyText"/>
@@ -1921,17 +2305,19 @@
     <w:pPr>
       <w:keepNext/>
       <w:keepLines/>
-      <w:spacing w:before="200" w:after="80"/>
+      <w:spacing w:after="80" w:before="200"/>
       <w:outlineLvl w:val="2"/>
     </w:pPr>
     <w:rPr>
-      <w:rFonts w:ascii="Segoe UI Semibold" w:eastAsia="Segoe UI Semibold" w:hAnsi="Segoe UI Semibold" w:cs="Segoe UI Semibold"/>
+      <w:rFonts w:ascii="Segoe UI Semibold" w:cs="Segoe UI Semibold" w:eastAsia="Segoe UI Semibold" w:hAnsi="Segoe UI Semibold"/>
+      <w:b w:val="0"/>
+      <w:i w:val="0"/>
       <w:color w:val="3B1041"/>
       <w:sz w:val="25"/>
       <w:szCs w:val="28"/>
     </w:rPr>
   </w:style>
-  <w:style w:type="paragraph" w:styleId="Heading4">
+  <w:style w:styleId="Heading4" w:type="paragraph">
     <w:name w:val="heading 4"/>
     <w:basedOn w:val="Normal"/>
     <w:next w:val="BodyText"/>
@@ -1944,16 +2330,19 @@
     <w:pPr>
       <w:keepNext/>
       <w:keepLines/>
-      <w:spacing w:before="160" w:after="80"/>
+      <w:spacing w:after="80" w:before="160"/>
       <w:outlineLvl w:val="3"/>
     </w:pPr>
     <w:rPr>
-      <w:rFonts w:ascii="Segoe UI Semibold" w:eastAsia="Segoe UI Semibold" w:hAnsi="Segoe UI Semibold" w:cs="Segoe UI Semibold"/>
+      <w:rFonts w:ascii="Segoe UI Semibold" w:cs="Segoe UI Semibold" w:eastAsia="Segoe UI Semibold" w:hAnsi="Segoe UI Semibold"/>
+      <w:b w:val="0"/>
+      <w:i w:val="0"/>
       <w:iCs/>
+      <w:color w:val="242424"/>
       <w:sz w:val="22"/>
     </w:rPr>
   </w:style>
-  <w:style w:type="paragraph" w:styleId="Heading5">
+  <w:style w:styleId="Heading5" w:type="paragraph">
     <w:name w:val="heading 5"/>
     <w:basedOn w:val="Normal"/>
     <w:next w:val="BodyText"/>
@@ -1966,14 +2355,18 @@
     <w:pPr>
       <w:keepNext/>
       <w:keepLines/>
-      <w:spacing w:before="120" w:after="80"/>
+      <w:spacing w:after="80" w:before="120"/>
       <w:outlineLvl w:val="4"/>
     </w:pPr>
     <w:rPr>
-      <w:rFonts w:ascii="Segoe UI Semibold" w:eastAsia="Segoe UI Semibold" w:hAnsi="Segoe UI Semibold" w:cs="Segoe UI Semibold"/>
-    </w:rPr>
-  </w:style>
-  <w:style w:type="paragraph" w:styleId="Heading6">
+      <w:rFonts w:ascii="Segoe UI Semibold" w:cs="Segoe UI Semibold" w:eastAsia="Segoe UI Semibold" w:hAnsi="Segoe UI Semibold"/>
+      <w:b w:val="0"/>
+      <w:i w:val="0"/>
+      <w:color w:val="242424"/>
+      <w:sz w:val="21"/>
+    </w:rPr>
+  </w:style>
+  <w:style w:styleId="Heading6" w:type="paragraph">
     <w:name w:val="heading 6"/>
     <w:basedOn w:val="Normal"/>
     <w:next w:val="BodyText"/>
@@ -1986,17 +2379,17 @@
     <w:pPr>
       <w:keepNext/>
       <w:keepLines/>
-      <w:spacing w:before="40" w:after="0"/>
+      <w:spacing w:after="0" w:before="40"/>
       <w:outlineLvl w:val="5"/>
     </w:pPr>
     <w:rPr>
-      <w:rFonts w:eastAsiaTheme="majorEastAsia" w:cstheme="majorBidi"/>
+      <w:rFonts w:cstheme="majorBidi" w:eastAsiaTheme="majorEastAsia"/>
       <w:i/>
       <w:iCs/>
-      <w:color w:val="595959" w:themeColor="text1" w:themeTint="A6"/>
-    </w:rPr>
-  </w:style>
-  <w:style w:type="paragraph" w:styleId="Heading7">
+      <w:color w:themeColor="text1" w:themeTint="A6" w:val="595959"/>
+    </w:rPr>
+  </w:style>
+  <w:style w:styleId="Heading7" w:type="paragraph">
     <w:name w:val="heading 7"/>
     <w:basedOn w:val="Normal"/>
     <w:next w:val="BodyText"/>
@@ -2009,15 +2402,15 @@
     <w:pPr>
       <w:keepNext/>
       <w:keepLines/>
-      <w:spacing w:before="40" w:after="0"/>
+      <w:spacing w:after="0" w:before="40"/>
       <w:outlineLvl w:val="6"/>
     </w:pPr>
     <w:rPr>
-      <w:rFonts w:eastAsiaTheme="majorEastAsia" w:cstheme="majorBidi"/>
-      <w:color w:val="595959" w:themeColor="text1" w:themeTint="A6"/>
-    </w:rPr>
-  </w:style>
-  <w:style w:type="paragraph" w:styleId="Heading8">
+      <w:rFonts w:cstheme="majorBidi" w:eastAsiaTheme="majorEastAsia"/>
+      <w:color w:themeColor="text1" w:themeTint="A6" w:val="595959"/>
+    </w:rPr>
+  </w:style>
+  <w:style w:styleId="Heading8" w:type="paragraph">
     <w:name w:val="heading 8"/>
     <w:basedOn w:val="Normal"/>
     <w:next w:val="BodyText"/>
@@ -2034,13 +2427,13 @@
       <w:outlineLvl w:val="7"/>
     </w:pPr>
     <w:rPr>
-      <w:rFonts w:eastAsiaTheme="majorEastAsia" w:cstheme="majorBidi"/>
+      <w:rFonts w:cstheme="majorBidi" w:eastAsiaTheme="majorEastAsia"/>
       <w:i/>
       <w:iCs/>
-      <w:color w:val="272727" w:themeColor="text1" w:themeTint="D8"/>
-    </w:rPr>
-  </w:style>
-  <w:style w:type="paragraph" w:styleId="Heading9">
+      <w:color w:themeColor="text1" w:themeTint="D8" w:val="272727"/>
+    </w:rPr>
+  </w:style>
+  <w:style w:styleId="Heading9" w:type="paragraph">
     <w:name w:val="heading 9"/>
     <w:basedOn w:val="Normal"/>
     <w:next w:val="BodyText"/>
@@ -2057,204 +2450,24 @@
       <w:outlineLvl w:val="8"/>
     </w:pPr>
     <w:rPr>
-      <w:rFonts w:eastAsiaTheme="majorEastAsia" w:cstheme="majorBidi"/>
-      <w:color w:val="272727" w:themeColor="text1" w:themeTint="D8"/>
-    </w:rPr>
-  </w:style>
-  <w:style w:type="character" w:default="1" w:styleId="DefaultParagraphFont">
-    <w:name w:val="Default Paragraph Font"/>
-    <w:uiPriority w:val="1"/>
-    <w:semiHidden/>
-    <w:unhideWhenUsed/>
-  </w:style>
-  <w:style w:type="table" w:default="1" w:styleId="TableNormal">
-    <w:name w:val="Normal Table"/>
-    <w:uiPriority w:val="99"/>
-    <w:semiHidden/>
-    <w:unhideWhenUsed/>
-    <w:tblPr>
-      <w:tblInd w:w="0" w:type="dxa"/>
-      <w:tblCellMar>
-        <w:top w:w="0" w:type="dxa"/>
-        <w:left w:w="108" w:type="dxa"/>
-        <w:bottom w:w="0" w:type="dxa"/>
-        <w:right w:w="108" w:type="dxa"/>
-      </w:tblCellMar>
-    </w:tblPr>
-  </w:style>
-  <w:style w:type="numbering" w:default="1" w:styleId="NoList">
-    <w:name w:val="No List"/>
-    <w:uiPriority w:val="99"/>
-    <w:semiHidden/>
-    <w:unhideWhenUsed/>
-  </w:style>
-  <w:style w:type="paragraph" w:styleId="BodyText">
-    <w:name w:val="Body Text"/>
-    <w:basedOn w:val="Normal"/>
-    <w:qFormat/>
-    <w:pPr>
-      <w:spacing w:before="180" w:after="120"/>
-    </w:pPr>
-  </w:style>
-  <w:style w:type="paragraph" w:customStyle="1" w:styleId="FirstParagraph">
-    <w:name w:val="First Paragraph"/>
-    <w:basedOn w:val="BodyText"/>
-    <w:next w:val="BodyText"/>
-    <w:qFormat/>
-  </w:style>
-  <w:style w:type="paragraph" w:customStyle="1" w:styleId="Compact">
-    <w:name w:val="Compact"/>
-    <w:basedOn w:val="BodyText"/>
-    <w:qFormat/>
-    <w:pPr>
-      <w:spacing w:before="36" w:after="36"/>
-    </w:pPr>
-  </w:style>
-  <w:style w:type="paragraph" w:styleId="Title">
-    <w:name w:val="Title"/>
-    <w:basedOn w:val="Normal"/>
-    <w:next w:val="BodyText"/>
-    <w:link w:val="TitleChar"/>
-    <w:uiPriority w:val="10"/>
-    <w:qFormat/>
-    <w:rsid w:val="00A10FD9"/>
-    <w:pPr>
-      <w:spacing w:after="80"/>
-      <w:contextualSpacing/>
-      <w:jc w:val="center"/>
-    </w:pPr>
-    <w:rPr>
-      <w:rFonts w:ascii="Segoe UI Semibold" w:eastAsia="Segoe UI Semibold" w:hAnsi="Segoe UI Semibold" w:cs="Segoe UI Semibold"/>
-      <w:color w:val="3B1041"/>
-      <w:sz w:val="48"/>
-      <w:szCs w:val="56"/>
-    </w:rPr>
-  </w:style>
-  <w:style w:type="character" w:customStyle="1" w:styleId="TitleChar">
-    <w:name w:val="Title Char"/>
-    <w:basedOn w:val="DefaultParagraphFont"/>
-    <w:link w:val="Title"/>
-    <w:uiPriority w:val="10"/>
-    <w:rsid w:val="00A10FD9"/>
-    <w:rPr>
-      <w:rFonts w:asciiTheme="majorHAnsi" w:eastAsiaTheme="majorEastAsia" w:hAnsiTheme="majorHAnsi" w:cstheme="majorBidi"/>
-      <w:sz w:val="56"/>
-      <w:szCs w:val="56"/>
-    </w:rPr>
-  </w:style>
-  <w:style w:type="paragraph" w:styleId="Subtitle">
-    <w:name w:val="Subtitle"/>
-    <w:basedOn w:val="Title"/>
-    <w:next w:val="BodyText"/>
-    <w:link w:val="SubtitleChar"/>
-    <w:uiPriority w:val="11"/>
-    <w:qFormat/>
-    <w:rsid w:val="00A10FD9"/>
-    <w:pPr>
-      <w:numPr>
-        <w:ilvl w:val="1"/>
-      </w:numPr>
-    </w:pPr>
-    <w:rPr>
-      <w:rFonts w:eastAsiaTheme="majorEastAsia" w:cstheme="majorBidi"/>
-      <w:spacing w:val="15"/>
-      <w:sz w:val="28"/>
-      <w:szCs w:val="28"/>
-    </w:rPr>
-  </w:style>
-  <w:style w:type="character" w:customStyle="1" w:styleId="SubtitleChar">
-    <w:name w:val="Subtitle Char"/>
-    <w:basedOn w:val="DefaultParagraphFont"/>
-    <w:link w:val="Subtitle"/>
-    <w:uiPriority w:val="11"/>
-    <w:rsid w:val="00A10FD9"/>
-    <w:rPr>
-      <w:rFonts w:eastAsiaTheme="majorEastAsia" w:cstheme="majorBidi"/>
-      <w:color w:val="595959" w:themeColor="text1" w:themeTint="A6"/>
-      <w:spacing w:val="15"/>
-      <w:sz w:val="28"/>
-      <w:szCs w:val="28"/>
-    </w:rPr>
-  </w:style>
-  <w:style w:type="paragraph" w:customStyle="1" w:styleId="Author">
-    <w:name w:val="Author"/>
-    <w:basedOn w:val="Title"/>
-    <w:next w:val="BodyText"/>
-    <w:qFormat/>
-    <w:pPr>
-      <w:keepNext/>
-      <w:keepLines/>
-    </w:pPr>
-    <w:rPr>
-      <w:sz w:val="24"/>
-      <w:szCs w:val="24"/>
-    </w:rPr>
-  </w:style>
-  <w:style w:type="paragraph" w:styleId="Date">
-    <w:name w:val="Date"/>
-    <w:basedOn w:val="Title"/>
-    <w:next w:val="BodyText"/>
-    <w:qFormat/>
-    <w:pPr>
-      <w:keepNext/>
-      <w:keepLines/>
-    </w:pPr>
-    <w:rPr>
-      <w:sz w:val="24"/>
-      <w:szCs w:val="24"/>
-    </w:rPr>
-  </w:style>
-  <w:style w:type="paragraph" w:customStyle="1" w:styleId="AbstractTitle">
-    <w:name w:val="Abstract Title"/>
-    <w:basedOn w:val="Normal"/>
-    <w:next w:val="Abstract"/>
-    <w:qFormat/>
-    <w:pPr>
-      <w:keepNext/>
-      <w:keepLines/>
-      <w:spacing w:before="300" w:after="0"/>
-      <w:jc w:val="center"/>
-    </w:pPr>
-    <w:rPr>
-      <w:b/>
-      <w:sz w:val="20"/>
-      <w:szCs w:val="20"/>
-    </w:rPr>
-  </w:style>
-  <w:style w:type="paragraph" w:customStyle="1" w:styleId="Abstract">
-    <w:name w:val="Abstract"/>
-    <w:basedOn w:val="Normal"/>
-    <w:next w:val="BodyText"/>
-    <w:qFormat/>
-    <w:pPr>
-      <w:keepNext/>
-      <w:keepLines/>
-      <w:spacing w:before="100" w:after="300"/>
-    </w:pPr>
-    <w:rPr>
-      <w:sz w:val="20"/>
-      <w:szCs w:val="20"/>
-    </w:rPr>
-  </w:style>
-  <w:style w:type="paragraph" w:styleId="Bibliography">
-    <w:name w:val="Bibliography"/>
-    <w:basedOn w:val="Normal"/>
-    <w:qFormat/>
-  </w:style>
-  <w:style w:type="character" w:customStyle="1" w:styleId="Heading1Char">
+      <w:rFonts w:cstheme="majorBidi" w:eastAsiaTheme="majorEastAsia"/>
+      <w:color w:themeColor="text1" w:themeTint="D8" w:val="272727"/>
+    </w:rPr>
+  </w:style>
+  <w:style w:customStyle="1" w:styleId="Heading1Char" w:type="character">
     <w:name w:val="Heading 1 Char"/>
     <w:basedOn w:val="DefaultParagraphFont"/>
     <w:link w:val="Heading1"/>
     <w:uiPriority w:val="9"/>
     <w:rsid w:val="00A10FD9"/>
     <w:rPr>
-      <w:rFonts w:asciiTheme="majorHAnsi" w:eastAsiaTheme="majorEastAsia" w:hAnsiTheme="majorHAnsi" w:cstheme="majorBidi"/>
-      <w:color w:val="0F4761" w:themeColor="accent1" w:themeShade="BF"/>
+      <w:rFonts w:asciiTheme="majorHAnsi" w:cstheme="majorBidi" w:eastAsiaTheme="majorEastAsia" w:hAnsiTheme="majorHAnsi"/>
+      <w:color w:themeColor="accent1" w:themeShade="BF" w:val="0F4761"/>
       <w:sz w:val="40"/>
       <w:szCs w:val="40"/>
     </w:rPr>
   </w:style>
-  <w:style w:type="character" w:customStyle="1" w:styleId="Heading2Char">
+  <w:style w:customStyle="1" w:styleId="Heading2Char" w:type="character">
     <w:name w:val="Heading 2 Char"/>
     <w:basedOn w:val="DefaultParagraphFont"/>
     <w:link w:val="Heading2"/>
@@ -2262,13 +2475,13 @@
     <w:semiHidden/>
     <w:rsid w:val="00A10FD9"/>
     <w:rPr>
-      <w:rFonts w:asciiTheme="majorHAnsi" w:eastAsiaTheme="majorEastAsia" w:hAnsiTheme="majorHAnsi" w:cstheme="majorBidi"/>
-      <w:color w:val="0F4761" w:themeColor="accent1" w:themeShade="BF"/>
+      <w:rFonts w:asciiTheme="majorHAnsi" w:cstheme="majorBidi" w:eastAsiaTheme="majorEastAsia" w:hAnsiTheme="majorHAnsi"/>
+      <w:color w:themeColor="accent1" w:themeShade="BF" w:val="0F4761"/>
       <w:sz w:val="32"/>
       <w:szCs w:val="32"/>
     </w:rPr>
   </w:style>
-  <w:style w:type="character" w:customStyle="1" w:styleId="Heading3Char">
+  <w:style w:customStyle="1" w:styleId="Heading3Char" w:type="character">
     <w:name w:val="Heading 3 Char"/>
     <w:basedOn w:val="DefaultParagraphFont"/>
     <w:link w:val="Heading3"/>
@@ -2276,13 +2489,13 @@
     <w:semiHidden/>
     <w:rsid w:val="00A10FD9"/>
     <w:rPr>
-      <w:rFonts w:eastAsiaTheme="majorEastAsia" w:cstheme="majorBidi"/>
-      <w:color w:val="0F4761" w:themeColor="accent1" w:themeShade="BF"/>
+      <w:rFonts w:cstheme="majorBidi" w:eastAsiaTheme="majorEastAsia"/>
+      <w:color w:themeColor="accent1" w:themeShade="BF" w:val="0F4761"/>
       <w:sz w:val="28"/>
       <w:szCs w:val="28"/>
     </w:rPr>
   </w:style>
-  <w:style w:type="character" w:customStyle="1" w:styleId="Heading4Char">
+  <w:style w:customStyle="1" w:styleId="Heading4Char" w:type="character">
     <w:name w:val="Heading 4 Char"/>
     <w:basedOn w:val="DefaultParagraphFont"/>
     <w:link w:val="Heading4"/>
@@ -2290,13 +2503,13 @@
     <w:semiHidden/>
     <w:rsid w:val="00A10FD9"/>
     <w:rPr>
-      <w:rFonts w:eastAsiaTheme="majorEastAsia" w:cstheme="majorBidi"/>
+      <w:rFonts w:cstheme="majorBidi" w:eastAsiaTheme="majorEastAsia"/>
       <w:i/>
       <w:iCs/>
-      <w:color w:val="0F4761" w:themeColor="accent1" w:themeShade="BF"/>
-    </w:rPr>
-  </w:style>
-  <w:style w:type="character" w:customStyle="1" w:styleId="Heading5Char">
+      <w:color w:themeColor="accent1" w:themeShade="BF" w:val="0F4761"/>
+    </w:rPr>
+  </w:style>
+  <w:style w:customStyle="1" w:styleId="Heading5Char" w:type="character">
     <w:name w:val="Heading 5 Char"/>
     <w:basedOn w:val="DefaultParagraphFont"/>
     <w:link w:val="Heading5"/>
@@ -2304,11 +2517,11 @@
     <w:semiHidden/>
     <w:rsid w:val="00A10FD9"/>
     <w:rPr>
-      <w:rFonts w:eastAsiaTheme="majorEastAsia" w:cstheme="majorBidi"/>
-      <w:color w:val="0F4761" w:themeColor="accent1" w:themeShade="BF"/>
-    </w:rPr>
-  </w:style>
-  <w:style w:type="character" w:customStyle="1" w:styleId="Heading6Char">
+      <w:rFonts w:cstheme="majorBidi" w:eastAsiaTheme="majorEastAsia"/>
+      <w:color w:themeColor="accent1" w:themeShade="BF" w:val="0F4761"/>
+    </w:rPr>
+  </w:style>
+  <w:style w:customStyle="1" w:styleId="Heading6Char" w:type="character">
     <w:name w:val="Heading 6 Char"/>
     <w:basedOn w:val="DefaultParagraphFont"/>
     <w:link w:val="Heading6"/>
@@ -2316,13 +2529,13 @@
     <w:semiHidden/>
     <w:rsid w:val="00A10FD9"/>
     <w:rPr>
-      <w:rFonts w:eastAsiaTheme="majorEastAsia" w:cstheme="majorBidi"/>
+      <w:rFonts w:cstheme="majorBidi" w:eastAsiaTheme="majorEastAsia"/>
       <w:i/>
       <w:iCs/>
-      <w:color w:val="595959" w:themeColor="text1" w:themeTint="A6"/>
-    </w:rPr>
-  </w:style>
-  <w:style w:type="character" w:customStyle="1" w:styleId="Heading7Char">
+      <w:color w:themeColor="text1" w:themeTint="A6" w:val="595959"/>
+    </w:rPr>
+  </w:style>
+  <w:style w:customStyle="1" w:styleId="Heading7Char" w:type="character">
     <w:name w:val="Heading 7 Char"/>
     <w:basedOn w:val="DefaultParagraphFont"/>
     <w:link w:val="Heading7"/>
@@ -2330,11 +2543,11 @@
     <w:semiHidden/>
     <w:rsid w:val="00A10FD9"/>
     <w:rPr>
-      <w:rFonts w:eastAsiaTheme="majorEastAsia" w:cstheme="majorBidi"/>
-      <w:color w:val="595959" w:themeColor="text1" w:themeTint="A6"/>
-    </w:rPr>
-  </w:style>
-  <w:style w:type="character" w:customStyle="1" w:styleId="Heading8Char">
+      <w:rFonts w:cstheme="majorBidi" w:eastAsiaTheme="majorEastAsia"/>
+      <w:color w:themeColor="text1" w:themeTint="A6" w:val="595959"/>
+    </w:rPr>
+  </w:style>
+  <w:style w:customStyle="1" w:styleId="Heading8Char" w:type="character">
     <w:name w:val="Heading 8 Char"/>
     <w:basedOn w:val="DefaultParagraphFont"/>
     <w:link w:val="Heading8"/>
@@ -2342,13 +2555,13 @@
     <w:semiHidden/>
     <w:rsid w:val="00A10FD9"/>
     <w:rPr>
-      <w:rFonts w:eastAsiaTheme="majorEastAsia" w:cstheme="majorBidi"/>
+      <w:rFonts w:cstheme="majorBidi" w:eastAsiaTheme="majorEastAsia"/>
       <w:i/>
       <w:iCs/>
-      <w:color w:val="272727" w:themeColor="text1" w:themeTint="D8"/>
-    </w:rPr>
-  </w:style>
-  <w:style w:type="character" w:customStyle="1" w:styleId="Heading9Char">
+      <w:color w:themeColor="text1" w:themeTint="D8" w:val="272727"/>
+    </w:rPr>
+  </w:style>
+  <w:style w:customStyle="1" w:styleId="Heading9Char" w:type="character">
     <w:name w:val="Heading 9 Char"/>
     <w:basedOn w:val="DefaultParagraphFont"/>
     <w:link w:val="Heading9"/>
@@ -2356,11 +2569,11 @@
     <w:semiHidden/>
     <w:rsid w:val="00A10FD9"/>
     <w:rPr>
-      <w:rFonts w:eastAsiaTheme="majorEastAsia" w:cstheme="majorBidi"/>
-      <w:color w:val="272727" w:themeColor="text1" w:themeTint="D8"/>
-    </w:rPr>
-  </w:style>
-  <w:style w:type="paragraph" w:styleId="BlockText">
+      <w:rFonts w:cstheme="majorBidi" w:eastAsiaTheme="majorEastAsia"/>
+      <w:color w:themeColor="text1" w:themeTint="D8" w:val="272727"/>
+    </w:rPr>
+  </w:style>
+  <w:style w:styleId="BlockText" w:type="paragraph">
     <w:name w:val="Block Text"/>
     <w:basedOn w:val="BodyText"/>
     <w:next w:val="BodyText"/>
@@ -2368,22 +2581,29 @@
     <w:unhideWhenUsed/>
     <w:qFormat/>
     <w:pPr>
+      <w:spacing w:after="40" w:before="40"/>
+      <w:ind w:firstLine="0" w:left="288" w:right="144"/>
       <w:pBdr>
-        <w:left w:val="single" w:sz="18" w:space="8" w:color="3B1041"/>
+        <w:left w:color="3B1041" w:space="8" w:sz="18" w:val="single"/>
       </w:pBdr>
-      <w:shd w:val="clear" w:color="auto" w:fill="FBF6FD"/>
-      <w:spacing w:before="40" w:after="40"/>
-      <w:ind w:left="288" w:right="144"/>
+      <w:shd w:color="auto" w:fill="FBF6FD" w:val="clear"/>
     </w:pPr>
-  </w:style>
-  <w:style w:type="paragraph" w:styleId="FootnoteText">
-    <w:name w:val="footnote text"/>
+    <w:rPr>
+      <w:rFonts w:ascii="Segoe UI" w:cs="Segoe UI" w:eastAsia="Segoe UI" w:hAnsi="Segoe UI"/>
+      <w:i w:val="0"/>
+      <w:color w:val="242424"/>
+      <w:sz w:val="21"/>
+    </w:rPr>
+  </w:style>
+  <w:style w:styleId="FootnoteText" w:type="paragraph">
+    <w:name w:val="Footnote Text"/>
     <w:basedOn w:val="Normal"/>
+    <w:next w:val="FootnoteText"/>
     <w:uiPriority w:val="9"/>
     <w:unhideWhenUsed/>
     <w:qFormat/>
   </w:style>
-  <w:style w:type="paragraph" w:customStyle="1" w:styleId="FootnoteBlockText">
+  <w:style w:styleId="FootnoteBlockText" w:type="paragraph">
     <w:name w:val="Footnote Block Text"/>
     <w:basedOn w:val="FootnoteText"/>
     <w:next w:val="FootnoteText"/>
@@ -2391,35 +2611,40 @@
     <w:unhideWhenUsed/>
     <w:qFormat/>
     <w:pPr>
-      <w:spacing w:before="100" w:after="100"/>
-      <w:ind w:left="480" w:right="480"/>
+      <w:spacing w:after="100" w:before="100"/>
+      <w:ind w:firstLine="0" w:left="480" w:right="480"/>
     </w:pPr>
   </w:style>
-  <w:style w:type="table" w:customStyle="1" w:styleId="Table">
+  <w:style w:default="1" w:styleId="DefaultParagraphFont" w:type="character">
+    <w:name w:val="Default Paragraph Font"/>
+    <w:semiHidden/>
+    <w:unhideWhenUsed/>
+  </w:style>
+  <w:style w:default="1" w:styleId="Table" w:type="table">
     <w:name w:val="Table"/>
+    <w:basedOn w:val="TableNormal"/>
     <w:semiHidden/>
     <w:unhideWhenUsed/>
     <w:qFormat/>
     <w:tblPr>
-      <w:tblInd w:w="0" w:type="dxa"/>
+      <w:tblInd w:type="dxa" w:w="0"/>
       <w:tblCellMar>
-        <w:top w:w="0" w:type="dxa"/>
-        <w:left w:w="108" w:type="dxa"/>
-        <w:bottom w:w="0" w:type="dxa"/>
-        <w:right w:w="108" w:type="dxa"/>
+        <w:top w:type="dxa" w:w="0"/>
+        <w:left w:type="dxa" w:w="108"/>
+        <w:bottom w:type="dxa" w:w="0"/>
+        <w:right w:type="dxa" w:w="108"/>
       </w:tblCellMar>
     </w:tblPr>
     <w:tblStylePr w:type="firstRow">
-      <w:tblPr/>
       <w:tcPr>
         <w:tcBorders>
-          <w:bottom w:val="single" w:sz="0" w:space="0" w:color="auto"/>
+          <w:bottom w:val="single"/>
         </w:tcBorders>
         <w:vAlign w:val="bottom"/>
       </w:tcPr>
     </w:tblStylePr>
   </w:style>
-  <w:style w:type="paragraph" w:customStyle="1" w:styleId="DefinitionTerm">
+  <w:style w:customStyle="1" w:styleId="DefinitionTerm" w:type="paragraph">
     <w:name w:val="Definition Term"/>
     <w:basedOn w:val="Normal"/>
     <w:next w:val="Definition"/>
@@ -2432,77 +2657,76 @@
       <w:b/>
     </w:rPr>
   </w:style>
-  <w:style w:type="paragraph" w:customStyle="1" w:styleId="Definition">
+  <w:style w:customStyle="1" w:styleId="Definition" w:type="paragraph">
     <w:name w:val="Definition"/>
     <w:basedOn w:val="Normal"/>
   </w:style>
-  <w:style w:type="paragraph" w:styleId="Caption">
-    <w:name w:val="caption"/>
+  <w:style w:styleId="Caption" w:type="paragraph">
+    <w:name w:val="Caption"/>
     <w:basedOn w:val="Normal"/>
-    <w:link w:val="CaptionChar"/>
+    <w:link w:val="BodyTextChar"/>
     <w:pPr>
-      <w:spacing w:after="120"/>
+      <w:spacing w:after="120" w:before="0"/>
     </w:pPr>
     <w:rPr>
       <w:i/>
     </w:rPr>
   </w:style>
-  <w:style w:type="paragraph" w:customStyle="1" w:styleId="TableCaption">
+  <w:style w:customStyle="1" w:styleId="TableCaption" w:type="paragraph">
     <w:name w:val="Table Caption"/>
     <w:basedOn w:val="Caption"/>
     <w:pPr>
       <w:keepNext/>
     </w:pPr>
   </w:style>
-  <w:style w:type="paragraph" w:customStyle="1" w:styleId="ImageCaption">
+  <w:style w:customStyle="1" w:styleId="ImageCaption" w:type="paragraph">
     <w:name w:val="Image Caption"/>
     <w:basedOn w:val="Caption"/>
   </w:style>
-  <w:style w:type="paragraph" w:customStyle="1" w:styleId="Figure">
+  <w:style w:customStyle="1" w:styleId="Figure" w:type="paragraph">
     <w:name w:val="Figure"/>
     <w:basedOn w:val="Normal"/>
   </w:style>
-  <w:style w:type="paragraph" w:customStyle="1" w:styleId="CaptionedFigure">
+  <w:style w:customStyle="1" w:styleId="CaptionedFigure" w:type="paragraph">
     <w:name w:val="Captioned Figure"/>
     <w:basedOn w:val="Figure"/>
     <w:pPr>
       <w:keepNext/>
     </w:pPr>
   </w:style>
-  <w:style w:type="character" w:customStyle="1" w:styleId="CaptionChar">
-    <w:name w:val="Caption Char"/>
+  <w:style w:customStyle="1" w:styleId="BodyTextChar" w:type="character">
+    <w:name w:val="Body Text Char"/>
     <w:basedOn w:val="DefaultParagraphFont"/>
-    <w:link w:val="Caption"/>
-  </w:style>
-  <w:style w:type="character" w:customStyle="1" w:styleId="VerbatimChar">
+    <w:link w:val="BodyText"/>
+  </w:style>
+  <w:style w:customStyle="1" w:styleId="VerbatimChar" w:type="character">
     <w:name w:val="Verbatim Char"/>
-    <w:basedOn w:val="CaptionChar"/>
-    <w:link w:val="SourceCode"/>
-    <w:rPr>
-      <w:rFonts w:ascii="Consolas" w:eastAsia="Consolas" w:hAnsi="Consolas" w:cs="Consolas"/>
+    <w:basedOn w:val="BodyTextChar"/>
+    <w:rPr>
+      <w:rFonts w:ascii="Consolas" w:cs="Consolas" w:eastAsia="Consolas" w:hAnsi="Consolas"/>
       <w:color w:val="5B2A63"/>
       <w:sz w:val="19"/>
     </w:rPr>
   </w:style>
-  <w:style w:type="character" w:customStyle="1" w:styleId="SectionNumber">
+  <w:style w:customStyle="1" w:styleId="SectionNumber" w:type="character">
     <w:name w:val="Section Number"/>
-    <w:basedOn w:val="CaptionChar"/>
-  </w:style>
-  <w:style w:type="character" w:styleId="FootnoteReference">
-    <w:name w:val="footnote reference"/>
-    <w:basedOn w:val="CaptionChar"/>
+    <w:basedOn w:val="BodyTextChar"/>
+  </w:style>
+  <w:style w:styleId="FootnoteReference" w:type="character">
+    <w:name w:val="Footnote Reference"/>
+    <w:basedOn w:val="BodyTextChar"/>
     <w:rPr>
       <w:vertAlign w:val="superscript"/>
     </w:rPr>
   </w:style>
-  <w:style w:type="character" w:styleId="Hyperlink">
+  <w:style w:styleId="Hyperlink" w:type="character">
     <w:name w:val="Hyperlink"/>
-    <w:basedOn w:val="CaptionChar"/>
+    <w:basedOn w:val="BodyTextChar"/>
     <w:rPr>
       <w:color w:val="0F6CBD"/>
     </w:rPr>
   </w:style>
-  <w:style w:type="paragraph" w:styleId="TOCHeading">
+  <w:style w:styleId="TOCHeading" w:type="paragraph">
     <w:name w:val="TOC Heading"/>
     <w:basedOn w:val="Heading1"/>
     <w:next w:val="BodyText"/>
@@ -2510,49 +2734,53 @@
     <w:unhideWhenUsed/>
     <w:qFormat/>
     <w:pPr>
-      <w:spacing w:line="259" w:lineRule="auto"/>
+      <w:spacing w:before="240" w:line="259" w:lineRule="auto"/>
       <w:outlineLvl w:val="9"/>
     </w:pPr>
     <w:rPr>
+      <w:rFonts w:ascii="Segoe UI Semibold" w:cs="Segoe UI Semibold" w:eastAsia="Segoe UI Semibold" w:hAnsi="Segoe UI Semibold"/>
+      <w:b w:val="0"/>
+      <w:bCs w:val="0"/>
+      <w:color w:val="3B1041"/>
       <w:sz w:val="30"/>
     </w:rPr>
   </w:style>
-  <w:style w:type="paragraph" w:customStyle="1" w:styleId="CalloutMarker">
+  <w:style w:customStyle="1" w:styleId="CalloutMarker" w:type="paragraph">
     <w:name w:val="Callout Marker"/>
     <w:basedOn w:val="Normal"/>
     <w:pPr>
-      <w:spacing w:after="0"/>
+      <w:spacing w:after="0" w:before="0"/>
     </w:pPr>
     <w:rPr>
       <w:sz w:val="4"/>
     </w:rPr>
   </w:style>
-  <w:style w:type="character" w:customStyle="1" w:styleId="PromptGoal">
+  <w:style w:customStyle="1" w:styleId="PromptGoal" w:type="character">
     <w:name w:val="Prompt Goal"/>
     <w:rPr>
       <w:color w:val="1F4E99"/>
-      <w:shd w:val="clear" w:color="auto" w:fill="DCEBFF"/>
-    </w:rPr>
-  </w:style>
-  <w:style w:type="character" w:customStyle="1" w:styleId="PromptSource">
+      <w:shd w:color="auto" w:fill="DCEBFF" w:val="clear"/>
+    </w:rPr>
+  </w:style>
+  <w:style w:customStyle="1" w:styleId="PromptSource" w:type="character">
     <w:name w:val="Prompt Source"/>
     <w:rPr>
       <w:color w:val="1E6B32"/>
-      <w:shd w:val="clear" w:color="auto" w:fill="DFF5E1"/>
-    </w:rPr>
-  </w:style>
-  <w:style w:type="character" w:customStyle="1" w:styleId="PromptExpectations">
+      <w:shd w:color="auto" w:fill="DFF5E1" w:val="clear"/>
+    </w:rPr>
+  </w:style>
+  <w:style w:customStyle="1" w:styleId="PromptExpectations" w:type="character">
     <w:name w:val="Prompt Expectations"/>
     <w:rPr>
       <w:color w:val="8A4B00"/>
-      <w:shd w:val="clear" w:color="auto" w:fill="FFE9CC"/>
-    </w:rPr>
-  </w:style>
-  <w:style w:type="character" w:customStyle="1" w:styleId="PromptConstraints">
+      <w:shd w:color="auto" w:fill="FFE9CC" w:val="clear"/>
+    </w:rPr>
+  </w:style>
+  <w:style w:customStyle="1" w:styleId="PromptConstraints" w:type="character">
     <w:name w:val="Prompt Constraints"/>
     <w:rPr>
       <w:color w:val="5B2C91"/>
-      <w:shd w:val="clear" w:color="auto" w:fill="EDE3FA"/>
+      <w:shd w:color="auto" w:fill="EDE3FA" w:val="clear"/>
     </w:rPr>
   </w:style>
   <w:style w:type="paragraph" w:customStyle="1" w:styleId="SourceCode">
@@ -2560,350 +2788,234 @@
     <w:basedOn w:val="Normal"/>
     <w:link w:val="VerbatimChar"/>
     <w:pPr>
-      <w:wordWrap w:val="0"/>
+      <w:wordWrap w:val="off"/>
     </w:pPr>
   </w:style>
   <w:style w:type="character" w:customStyle="1" w:styleId="KeywordTok">
     <w:name w:val="KeywordTok"/>
     <w:basedOn w:val="VerbatimChar"/>
     <w:rPr>
-      <w:rFonts w:ascii="Consolas" w:eastAsia="Consolas" w:hAnsi="Consolas" w:cs="Consolas"/>
       <w:b/>
       <w:color w:val="007020"/>
-      <w:sz w:val="19"/>
     </w:rPr>
   </w:style>
   <w:style w:type="character" w:customStyle="1" w:styleId="DataTypeTok">
     <w:name w:val="DataTypeTok"/>
     <w:basedOn w:val="VerbatimChar"/>
     <w:rPr>
-      <w:rFonts w:ascii="Consolas" w:eastAsia="Consolas" w:hAnsi="Consolas" w:cs="Consolas"/>
       <w:color w:val="902000"/>
-      <w:sz w:val="19"/>
     </w:rPr>
   </w:style>
   <w:style w:type="character" w:customStyle="1" w:styleId="DecValTok">
     <w:name w:val="DecValTok"/>
     <w:basedOn w:val="VerbatimChar"/>
     <w:rPr>
-      <w:rFonts w:ascii="Consolas" w:eastAsia="Consolas" w:hAnsi="Consolas" w:cs="Consolas"/>
-      <w:color w:val="40A070"/>
-      <w:sz w:val="19"/>
+      <w:color w:val="40a070"/>
     </w:rPr>
   </w:style>
   <w:style w:type="character" w:customStyle="1" w:styleId="BaseNTok">
     <w:name w:val="BaseNTok"/>
     <w:basedOn w:val="VerbatimChar"/>
     <w:rPr>
-      <w:rFonts w:ascii="Consolas" w:eastAsia="Consolas" w:hAnsi="Consolas" w:cs="Consolas"/>
-      <w:color w:val="40A070"/>
-      <w:sz w:val="19"/>
+      <w:color w:val="40a070"/>
     </w:rPr>
   </w:style>
   <w:style w:type="character" w:customStyle="1" w:styleId="FloatTok">
     <w:name w:val="FloatTok"/>
     <w:basedOn w:val="VerbatimChar"/>
     <w:rPr>
-      <w:rFonts w:ascii="Consolas" w:eastAsia="Consolas" w:hAnsi="Consolas" w:cs="Consolas"/>
-      <w:color w:val="40A070"/>
-      <w:sz w:val="19"/>
+      <w:color w:val="40a070"/>
     </w:rPr>
   </w:style>
   <w:style w:type="character" w:customStyle="1" w:styleId="ConstantTok">
     <w:name w:val="ConstantTok"/>
     <w:basedOn w:val="VerbatimChar"/>
     <w:rPr>
-      <w:rFonts w:ascii="Consolas" w:eastAsia="Consolas" w:hAnsi="Consolas" w:cs="Consolas"/>
       <w:color w:val="880000"/>
-      <w:sz w:val="19"/>
     </w:rPr>
   </w:style>
   <w:style w:type="character" w:customStyle="1" w:styleId="CharTok">
     <w:name w:val="CharTok"/>
     <w:basedOn w:val="VerbatimChar"/>
     <w:rPr>
-      <w:rFonts w:ascii="Consolas" w:eastAsia="Consolas" w:hAnsi="Consolas" w:cs="Consolas"/>
-      <w:color w:val="4070A0"/>
-      <w:sz w:val="19"/>
+      <w:color w:val="4070a0"/>
     </w:rPr>
   </w:style>
   <w:style w:type="character" w:customStyle="1" w:styleId="SpecialCharTok">
     <w:name w:val="SpecialCharTok"/>
     <w:basedOn w:val="VerbatimChar"/>
     <w:rPr>
-      <w:rFonts w:ascii="Consolas" w:eastAsia="Consolas" w:hAnsi="Consolas" w:cs="Consolas"/>
-      <w:color w:val="4070A0"/>
-      <w:sz w:val="19"/>
+      <w:color w:val="4070a0"/>
     </w:rPr>
   </w:style>
   <w:style w:type="character" w:customStyle="1" w:styleId="StringTok">
     <w:name w:val="StringTok"/>
     <w:basedOn w:val="VerbatimChar"/>
     <w:rPr>
-      <w:rFonts w:ascii="Consolas" w:eastAsia="Consolas" w:hAnsi="Consolas" w:cs="Consolas"/>
-      <w:color w:val="4070A0"/>
-      <w:sz w:val="19"/>
+      <w:color w:val="4070a0"/>
     </w:rPr>
   </w:style>
   <w:style w:type="character" w:customStyle="1" w:styleId="VerbatimStringTok">
     <w:name w:val="VerbatimStringTok"/>
     <w:basedOn w:val="VerbatimChar"/>
     <w:rPr>
-      <w:rFonts w:ascii="Consolas" w:eastAsia="Consolas" w:hAnsi="Consolas" w:cs="Consolas"/>
-      <w:color w:val="4070A0"/>
-      <w:sz w:val="19"/>
+      <w:color w:val="4070a0"/>
     </w:rPr>
   </w:style>
   <w:style w:type="character" w:customStyle="1" w:styleId="SpecialStringTok">
     <w:name w:val="SpecialStringTok"/>
     <w:basedOn w:val="VerbatimChar"/>
     <w:rPr>
-      <w:rFonts w:ascii="Consolas" w:eastAsia="Consolas" w:hAnsi="Consolas" w:cs="Consolas"/>
-      <w:color w:val="BB6688"/>
-      <w:sz w:val="19"/>
+      <w:color w:val="bb6688"/>
     </w:rPr>
   </w:style>
   <w:style w:type="character" w:customStyle="1" w:styleId="ImportTok">
     <w:name w:val="ImportTok"/>
     <w:basedOn w:val="VerbatimChar"/>
     <w:rPr>
-      <w:rFonts w:ascii="Consolas" w:eastAsia="Consolas" w:hAnsi="Consolas" w:cs="Consolas"/>
       <w:b/>
       <w:color w:val="008000"/>
-      <w:sz w:val="19"/>
     </w:rPr>
   </w:style>
   <w:style w:type="character" w:customStyle="1" w:styleId="CommentTok">
     <w:name w:val="CommentTok"/>
     <w:basedOn w:val="VerbatimChar"/>
     <w:rPr>
-      <w:rFonts w:ascii="Consolas" w:eastAsia="Consolas" w:hAnsi="Consolas" w:cs="Consolas"/>
       <w:i/>
-      <w:color w:val="60A0B0"/>
-      <w:sz w:val="19"/>
+      <w:color w:val="60a0b0"/>
     </w:rPr>
   </w:style>
   <w:style w:type="character" w:customStyle="1" w:styleId="DocumentationTok">
     <w:name w:val="DocumentationTok"/>
     <w:basedOn w:val="VerbatimChar"/>
     <w:rPr>
-      <w:rFonts w:ascii="Consolas" w:eastAsia="Consolas" w:hAnsi="Consolas" w:cs="Consolas"/>
       <w:i/>
-      <w:color w:val="BA2121"/>
-      <w:sz w:val="19"/>
+      <w:color w:val="ba2121"/>
     </w:rPr>
   </w:style>
   <w:style w:type="character" w:customStyle="1" w:styleId="AnnotationTok">
     <w:name w:val="AnnotationTok"/>
     <w:basedOn w:val="VerbatimChar"/>
     <w:rPr>
-      <w:rFonts w:ascii="Consolas" w:eastAsia="Consolas" w:hAnsi="Consolas" w:cs="Consolas"/>
       <w:b/>
       <w:i/>
-      <w:color w:val="60A0B0"/>
-      <w:sz w:val="19"/>
+      <w:color w:val="60a0b0"/>
     </w:rPr>
   </w:style>
   <w:style w:type="character" w:customStyle="1" w:styleId="CommentVarTok">
     <w:name w:val="CommentVarTok"/>
     <w:basedOn w:val="VerbatimChar"/>
     <w:rPr>
-      <w:rFonts w:ascii="Consolas" w:eastAsia="Consolas" w:hAnsi="Consolas" w:cs="Consolas"/>
       <w:b/>
       <w:i/>
-      <w:color w:val="60A0B0"/>
-      <w:sz w:val="19"/>
+      <w:color w:val="60a0b0"/>
     </w:rPr>
   </w:style>
   <w:style w:type="character" w:customStyle="1" w:styleId="OtherTok">
     <w:name w:val="OtherTok"/>
     <w:basedOn w:val="VerbatimChar"/>
     <w:rPr>
-      <w:rFonts w:ascii="Consolas" w:eastAsia="Consolas" w:hAnsi="Consolas" w:cs="Consolas"/>
       <w:color w:val="007020"/>
-      <w:sz w:val="19"/>
     </w:rPr>
   </w:style>
   <w:style w:type="character" w:customStyle="1" w:styleId="FunctionTok">
     <w:name w:val="FunctionTok"/>
     <w:basedOn w:val="VerbatimChar"/>
     <w:rPr>
-      <w:rFonts w:ascii="Consolas" w:eastAsia="Consolas" w:hAnsi="Consolas" w:cs="Consolas"/>
-      <w:color w:val="06287E"/>
-      <w:sz w:val="19"/>
+      <w:color w:val="06287e"/>
     </w:rPr>
   </w:style>
   <w:style w:type="character" w:customStyle="1" w:styleId="VariableTok">
     <w:name w:val="VariableTok"/>
     <w:basedOn w:val="VerbatimChar"/>
     <w:rPr>
-      <w:rFonts w:ascii="Consolas" w:eastAsia="Consolas" w:hAnsi="Consolas" w:cs="Consolas"/>
-      <w:color w:val="19177C"/>
-      <w:sz w:val="19"/>
+      <w:color w:val="19177c"/>
     </w:rPr>
   </w:style>
   <w:style w:type="character" w:customStyle="1" w:styleId="ControlFlowTok">
     <w:name w:val="ControlFlowTok"/>
     <w:basedOn w:val="VerbatimChar"/>
     <w:rPr>
-      <w:rFonts w:ascii="Consolas" w:eastAsia="Consolas" w:hAnsi="Consolas" w:cs="Consolas"/>
       <w:b/>
       <w:color w:val="007020"/>
-      <w:sz w:val="19"/>
     </w:rPr>
   </w:style>
   <w:style w:type="character" w:customStyle="1" w:styleId="OperatorTok">
     <w:name w:val="OperatorTok"/>
     <w:basedOn w:val="VerbatimChar"/>
     <w:rPr>
-      <w:rFonts w:ascii="Consolas" w:eastAsia="Consolas" w:hAnsi="Consolas" w:cs="Consolas"/>
       <w:color w:val="666666"/>
-      <w:sz w:val="19"/>
     </w:rPr>
   </w:style>
   <w:style w:type="character" w:customStyle="1" w:styleId="BuiltInTok">
     <w:name w:val="BuiltInTok"/>
     <w:basedOn w:val="VerbatimChar"/>
     <w:rPr>
-      <w:rFonts w:ascii="Consolas" w:eastAsia="Consolas" w:hAnsi="Consolas" w:cs="Consolas"/>
       <w:color w:val="008000"/>
-      <w:sz w:val="19"/>
     </w:rPr>
   </w:style>
   <w:style w:type="character" w:customStyle="1" w:styleId="ExtensionTok">
     <w:name w:val="ExtensionTok"/>
     <w:basedOn w:val="VerbatimChar"/>
-    <w:rPr>
-      <w:rFonts w:ascii="Consolas" w:eastAsia="Consolas" w:hAnsi="Consolas" w:cs="Consolas"/>
-      <w:color w:val="5B2A63"/>
-      <w:sz w:val="19"/>
-    </w:rPr>
+    <w:rPr/>
   </w:style>
   <w:style w:type="character" w:customStyle="1" w:styleId="PreprocessorTok">
     <w:name w:val="PreprocessorTok"/>
     <w:basedOn w:val="VerbatimChar"/>
     <w:rPr>
-      <w:rFonts w:ascii="Consolas" w:eastAsia="Consolas" w:hAnsi="Consolas" w:cs="Consolas"/>
-      <w:color w:val="BC7A00"/>
-      <w:sz w:val="19"/>
+      <w:color w:val="bc7a00"/>
     </w:rPr>
   </w:style>
   <w:style w:type="character" w:customStyle="1" w:styleId="AttributeTok">
     <w:name w:val="AttributeTok"/>
     <w:basedOn w:val="VerbatimChar"/>
     <w:rPr>
-      <w:rFonts w:ascii="Consolas" w:eastAsia="Consolas" w:hAnsi="Consolas" w:cs="Consolas"/>
-      <w:color w:val="7D9029"/>
-      <w:sz w:val="19"/>
+      <w:color w:val="7d9029"/>
     </w:rPr>
   </w:style>
   <w:style w:type="character" w:customStyle="1" w:styleId="RegionMarkerTok">
     <w:name w:val="RegionMarkerTok"/>
     <w:basedOn w:val="VerbatimChar"/>
-    <w:rPr>
-      <w:rFonts w:ascii="Consolas" w:eastAsia="Consolas" w:hAnsi="Consolas" w:cs="Consolas"/>
-      <w:color w:val="5B2A63"/>
-      <w:sz w:val="19"/>
-    </w:rPr>
+    <w:rPr/>
   </w:style>
   <w:style w:type="character" w:customStyle="1" w:styleId="InformationTok">
     <w:name w:val="InformationTok"/>
     <w:basedOn w:val="VerbatimChar"/>
     <w:rPr>
-      <w:rFonts w:ascii="Consolas" w:eastAsia="Consolas" w:hAnsi="Consolas" w:cs="Consolas"/>
       <w:b/>
       <w:i/>
-      <w:color w:val="60A0B0"/>
-      <w:sz w:val="19"/>
+      <w:color w:val="60a0b0"/>
     </w:rPr>
   </w:style>
   <w:style w:type="character" w:customStyle="1" w:styleId="WarningTok">
     <w:name w:val="WarningTok"/>
     <w:basedOn w:val="VerbatimChar"/>
     <w:rPr>
-      <w:rFonts w:ascii="Consolas" w:eastAsia="Consolas" w:hAnsi="Consolas" w:cs="Consolas"/>
       <w:b/>
       <w:i/>
-      <w:color w:val="60A0B0"/>
-      <w:sz w:val="19"/>
+      <w:color w:val="60a0b0"/>
     </w:rPr>
   </w:style>
   <w:style w:type="character" w:customStyle="1" w:styleId="AlertTok">
     <w:name w:val="AlertTok"/>
     <w:basedOn w:val="VerbatimChar"/>
     <w:rPr>
-      <w:rFonts w:ascii="Consolas" w:eastAsia="Consolas" w:hAnsi="Consolas" w:cs="Consolas"/>
       <w:b/>
-      <w:color w:val="FF0000"/>
-      <w:sz w:val="19"/>
+      <w:color w:val="ff0000"/>
     </w:rPr>
   </w:style>
   <w:style w:type="character" w:customStyle="1" w:styleId="ErrorTok">
     <w:name w:val="ErrorTok"/>
     <w:basedOn w:val="VerbatimChar"/>
     <w:rPr>
-      <w:rFonts w:ascii="Consolas" w:eastAsia="Consolas" w:hAnsi="Consolas" w:cs="Consolas"/>
       <w:b/>
-      <w:color w:val="FF0000"/>
-      <w:sz w:val="19"/>
+      <w:color w:val="ff0000"/>
     </w:rPr>
   </w:style>
   <w:style w:type="character" w:customStyle="1" w:styleId="NormalTok">
     <w:name w:val="NormalTok"/>
     <w:basedOn w:val="VerbatimChar"/>
-    <w:rPr>
-      <w:rFonts w:ascii="Consolas" w:eastAsia="Consolas" w:hAnsi="Consolas" w:cs="Consolas"/>
-      <w:color w:val="5B2A63"/>
-      <w:sz w:val="19"/>
-    </w:rPr>
-  </w:style>
-  <w:style w:type="paragraph" w:styleId="Header">
-    <w:name w:val="header"/>
-    <w:basedOn w:val="Normal"/>
-    <w:link w:val="HeaderChar"/>
-    <w:rsid w:val="008111A9"/>
-    <w:pPr>
-      <w:tabs>
-        <w:tab w:val="center" w:pos="4513"/>
-        <w:tab w:val="right" w:pos="9026"/>
-      </w:tabs>
-      <w:spacing w:after="0"/>
-    </w:pPr>
-  </w:style>
-  <w:style w:type="character" w:customStyle="1" w:styleId="HeaderChar">
-    <w:name w:val="Header Char"/>
-    <w:basedOn w:val="DefaultParagraphFont"/>
-    <w:link w:val="Header"/>
-    <w:rsid w:val="008111A9"/>
-    <w:rPr>
-      <w:rFonts w:ascii="Segoe UI" w:eastAsia="Segoe UI" w:hAnsi="Segoe UI" w:cs="Segoe UI"/>
-      <w:color w:val="242424"/>
-      <w:sz w:val="21"/>
-    </w:rPr>
-  </w:style>
-  <w:style w:type="paragraph" w:styleId="Footer">
-    <w:name w:val="footer"/>
-    <w:basedOn w:val="Normal"/>
-    <w:link w:val="FooterChar"/>
-    <w:rsid w:val="008111A9"/>
-    <w:pPr>
-      <w:tabs>
-        <w:tab w:val="center" w:pos="4513"/>
-        <w:tab w:val="right" w:pos="9026"/>
-      </w:tabs>
-      <w:spacing w:after="0"/>
-    </w:pPr>
-  </w:style>
-  <w:style w:type="character" w:customStyle="1" w:styleId="FooterChar">
-    <w:name w:val="Footer Char"/>
-    <w:basedOn w:val="DefaultParagraphFont"/>
-    <w:link w:val="Footer"/>
-    <w:rsid w:val="008111A9"/>
-    <w:rPr>
-      <w:rFonts w:ascii="Segoe UI" w:eastAsia="Segoe UI" w:hAnsi="Segoe UI" w:cs="Segoe UI"/>
-      <w:color w:val="242424"/>
-      <w:sz w:val="21"/>
-    </w:rPr>
+    <w:rPr/>
   </w:style>
 </w:styles>
 </file>
@@ -3201,10 +3313,4 @@
     </a:ext>
   </a:extLst>
 </a:theme>
-</file>
-
-<file path=docMetadata/LabelInfo.xml><?xml version="1.0" encoding="utf-8"?>
-<clbl:labelList xmlns:clbl="http://schemas.microsoft.com/office/2020/mipLabelMetadata">
-  <clbl:label id="{f42aa342-8706-4288-bd11-ebb85995028c}" enabled="1" method="Standard" siteId="{72f988bf-86f1-41af-91ab-2d7cd011db47}" contentBits="0" removed="0"/>
-</clbl:labelList>
 </file>
--- a/reference/02-settings-and-models.docx
+++ b/reference/02-settings-and-models.docx
@@ -2,7 +2,7 @@
 <file path=word/document.xml><?xml version="1.0" encoding="utf-8"?>
 <w:document xmlns:w="http://schemas.openxmlformats.org/wordprocessingml/2006/main" xmlns:m="http://schemas.openxmlformats.org/officeDocument/2006/math" xmlns:r="http://schemas.openxmlformats.org/officeDocument/2006/relationships" xmlns:o="urn:schemas-microsoft-com:office:office" xmlns:v="urn:schemas-microsoft-com:vml" xmlns:w10="urn:schemas-microsoft-com:office:word" xmlns:a="http://schemas.openxmlformats.org/drawingml/2006/main" xmlns:pic="http://schemas.openxmlformats.org/drawingml/2006/picture" xmlns:wp="http://schemas.openxmlformats.org/drawingml/2006/wordprocessingDrawing">
   <w:body>
-    <w:bookmarkStart w:id="25" w:name="X2810962e0652294cb329c9527ef81b0f5e272d6"/>
+    <w:bookmarkStart w:id="26" w:name="X2810962e0652294cb329c9527ef81b0f5e272d6"/>
     <w:p>
       <w:pPr>
         <w:pStyle w:val="Heading1"/>
@@ -437,7 +437,7 @@
       </w:r>
     </w:p>
     <w:bookmarkEnd w:id="11"/>
-    <w:bookmarkStart w:id="17" w:name="custom-instructions"/>
+    <w:bookmarkStart w:id="18" w:name="custom-instructions"/>
     <w:p>
       <w:pPr>
         <w:pStyle w:val="Heading2"/>
@@ -493,10 +493,27 @@
         <w:t xml:space="preserve">Customize → Preferences → Customize instructions for Cowork</w:t>
       </w:r>
       <w:r>
-        <w:t xml:space="preserve"> </w:t>
-      </w:r>
-      <w:r>
-        <w:t xml:space="preserve">(you do this in Setup step D).</w:t>
+        <w:t xml:space="preserve">. This is optional, after</w:t>
+      </w:r>
+      <w:r>
+        <w:t xml:space="preserve"> </w:t>
+      </w:r>
+      <w:r>
+        <w:t xml:space="preserve">Exercise 8 in the workbook's</w:t>
+      </w:r>
+      <w:r>
+        <w:t xml:space="preserve"> </w:t>
+      </w:r>
+      <w:hyperlink r:id="rId12">
+        <w:r>
+          <w:rPr>
+            <w:rStyle w:val="Hyperlink"/>
+          </w:rPr>
+          <w:t xml:space="preserve">Optional Sections</w:t>
+        </w:r>
+      </w:hyperlink>
+      <w:r>
+        <w:t xml:space="preserve">.</w:t>
       </w:r>
       <w:r>
         <w:t xml:space="preserve"> </w:t>
@@ -514,18 +531,18 @@
           <wp:inline>
             <wp:extent cx="6210300" cy="886384"/>
             <wp:effectExtent b="0" l="0" r="0" t="0"/>
-            <wp:docPr descr="The &quot;Customize instructions for Cowork&quot; card." title="" id="13" name="Picture"/>
+            <wp:docPr descr="The &quot;Customize instructions for Cowork&quot; card." title="" id="14" name="Picture"/>
             <a:graphic>
               <a:graphicData uri="http://schemas.openxmlformats.org/drawingml/2006/picture">
                 <pic:pic>
                   <pic:nvPicPr>
-                    <pic:cNvPr descr="media/customize-instructions.png" id="14" name="Picture"/>
+                    <pic:cNvPr descr="media/customize-instructions.png" id="15" name="Picture"/>
                     <pic:cNvPicPr>
                       <a:picLocks noChangeArrowheads="1" noChangeAspect="1"/>
                     </pic:cNvPicPr>
                   </pic:nvPicPr>
                   <pic:blipFill>
-                    <a:blip r:embed="rId12"/>
+                    <a:blip r:embed="rId13"/>
                     <a:stretch>
                       <a:fillRect/>
                     </a:stretch>
@@ -612,7 +629,7 @@
       <w:r>
         <w:t xml:space="preserve">(</w:t>
       </w:r>
-      <w:hyperlink r:id="rId15">
+      <w:hyperlink r:id="rId16">
         <w:r>
           <w:rPr>
             <w:rStyle w:val="Hyperlink"/>
@@ -624,7 +641,7 @@
         <w:t xml:space="preserve">)</w:t>
       </w:r>
     </w:p>
-    <w:bookmarkStart w:id="16" w:name="sample-custom-instructions-to-paste"/>
+    <w:bookmarkStart w:id="17" w:name="sample-custom-instructions-to-paste"/>
     <w:p>
       <w:pPr>
         <w:pStyle w:val="Heading3"/>
@@ -1067,9 +1084,9 @@
         <w:t xml:space="preserve">you no longer need.</w:t>
       </w:r>
     </w:p>
-    <w:bookmarkEnd w:id="16"/>
     <w:bookmarkEnd w:id="17"/>
-    <w:bookmarkStart w:id="19" w:name="personal-skills"/>
+    <w:bookmarkEnd w:id="18"/>
+    <w:bookmarkStart w:id="20" w:name="personal-skills"/>
     <w:p>
       <w:pPr>
         <w:pStyle w:val="Heading2"/>
@@ -1132,7 +1149,7 @@
       <w:r>
         <w:t xml:space="preserve"> </w:t>
       </w:r>
-      <w:hyperlink r:id="rId18">
+      <w:hyperlink r:id="rId19">
         <w:r>
           <w:rPr>
             <w:rStyle w:val="Hyperlink"/>
@@ -1144,8 +1161,8 @@
         <w:t xml:space="preserve">.</w:t>
       </w:r>
     </w:p>
-    <w:bookmarkEnd w:id="19"/>
-    <w:bookmarkStart w:id="21" w:name="plugins"/>
+    <w:bookmarkEnd w:id="20"/>
+    <w:bookmarkStart w:id="22" w:name="plugins"/>
     <w:p>
       <w:pPr>
         <w:pStyle w:val="Heading2"/>
@@ -1291,7 +1308,7 @@
       <w:r>
         <w:t xml:space="preserve"> </w:t>
       </w:r>
-      <w:hyperlink r:id="rId20">
+      <w:hyperlink r:id="rId21">
         <w:r>
           <w:rPr>
             <w:rStyle w:val="Hyperlink"/>
@@ -1306,8 +1323,8 @@
         <w:t xml:space="preserve">for more on HR plugins.</w:t>
       </w:r>
     </w:p>
-    <w:bookmarkEnd w:id="21"/>
-    <w:bookmarkStart w:id="22" w:name="automations"/>
+    <w:bookmarkEnd w:id="22"/>
+    <w:bookmarkStart w:id="23" w:name="automations"/>
     <w:p>
       <w:pPr>
         <w:pStyle w:val="Heading2"/>
@@ -1476,8 +1493,8 @@
         <w:t xml:space="preserve">on the Automations page.</w:t>
       </w:r>
     </w:p>
-    <w:bookmarkEnd w:id="22"/>
-    <w:bookmarkStart w:id="23" w:name="image-generation"/>
+    <w:bookmarkEnd w:id="23"/>
+    <w:bookmarkStart w:id="24" w:name="image-generation"/>
     <w:p>
       <w:pPr>
         <w:pStyle w:val="Heading2"/>
@@ -1516,8 +1533,8 @@
         <w:t xml:space="preserve">your session and OneDrive output folder. Useful for simple visuals in HR comms or slides.</w:t>
       </w:r>
     </w:p>
-    <w:bookmarkEnd w:id="23"/>
-    <w:bookmarkStart w:id="24" w:name="quick-what-to-adjust-when-guide"/>
+    <w:bookmarkEnd w:id="24"/>
+    <w:bookmarkStart w:id="25" w:name="quick-what-to-adjust-when-guide"/>
     <w:p>
       <w:pPr>
         <w:pStyle w:val="Heading2"/>
@@ -1780,8 +1797,8 @@
         </w:tc>
       </w:tr>
     </w:tbl>
-    <w:bookmarkEnd w:id="24"/>
     <w:bookmarkEnd w:id="25"/>
+    <w:bookmarkEnd w:id="26"/>
     <w:sectPr>
       <w:footerReference w:type="default" r:id="rId9"/>
       <w:footnotePr>

--- a/reference/02-settings-and-models.docx
+++ b/reference/02-settings-and-models.docx
@@ -509,7 +509,7 @@
           <w:rPr>
             <w:rStyle w:val="Hyperlink"/>
           </w:rPr>
-          <w:t xml:space="preserve">Optional Sections</w:t>
+          <w:t xml:space="preserve">Appendix</w:t>
         </w:r>
       </w:hyperlink>
       <w:r>
